--- a/L_12/Звіт 12 В. Стахнюк.docx
+++ b/L_12/Звіт 12 В. Стахнюк.docx
@@ -443,21 +443,7 @@
           <w:sz w:val="28"/>
           <w:szCs w:val="28"/>
         </w:rPr>
-      </w:r>
-      <w:r>
-        <w:rPr>
-          <w:rFonts w:ascii="Times New Roman" w:hAnsi="Times New Roman" w:cs="Times New Roman"/>
-          <w:sz w:val="28"/>
-          <w:szCs w:val="28"/>
-        </w:rPr>
         <w:t xml:space="preserve">Конструювання класів з перевантаженням операторів</w:t>
-      </w:r>
-      <w:r>
-        <w:rPr>
-          <w:rFonts w:ascii="Times New Roman" w:hAnsi="Times New Roman" w:cs="Times New Roman"/>
-          <w:sz w:val="28"/>
-          <w:szCs w:val="28"/>
-        </w:rPr>
       </w:r>
       <w:r>
         <w:rPr>
@@ -879,7 +865,6 @@
         </w:rPr>
         <w:t xml:space="preserve"> </w:t>
       </w:r>
-      <w:r/>
       <w:r>
         <w:rPr>
           <w:rFonts w:ascii="Times New Roman" w:hAnsi="Times New Roman" w:cs="Times New Roman"/>
@@ -923,7 +908,6 @@
         <w:t xml:space="preserve">взаємодію об'єктів класу для обробки даних.</w:t>
         <w:br/>
       </w:r>
-      <w:r/>
       <w:r>
         <w:rPr>
           <w:rFonts w:ascii="Times New Roman" w:hAnsi="Times New Roman" w:cs="Times New Roman"/>
@@ -981,405 +965,128 @@
         <w:pBdr/>
         <w:spacing/>
         <w:ind/>
-        <w:rPr/>
-      </w:pPr>
-      <w:r>
         <w:rPr>
           <w:rFonts w:ascii="Times New Roman" w:hAnsi="Times New Roman" w:cs="Times New Roman"/>
           <w:sz w:val="28"/>
           <w:szCs w:val="28"/>
         </w:rPr>
+      </w:pPr>
+      <w:r>
+        <w:rPr>
+          <w:rFonts w:ascii="Times New Roman" w:hAnsi="Times New Roman" w:eastAsia="Times New Roman" w:cs="Times New Roman"/>
+          <w:b/>
+          <w:sz w:val="28"/>
+          <w:szCs w:val="28"/>
+        </w:rPr>
         <w:t xml:space="preserve">Блок-схема алгоритму:</w:t>
       </w:r>
-      <w:r/>
-    </w:p>
-    <w:p>
-      <w:pPr>
-        <w:pBdr/>
-        <w:spacing/>
-        <w:ind/>
-        <w:rPr/>
-      </w:pPr>
+      <w:r>
+        <mc:AlternateContent>
+          <mc:Choice Requires="wpg">
+            <w:drawing>
+              <wp:inline xmlns:wp="http://schemas.openxmlformats.org/drawingml/2006/wordprocessingDrawing" distT="0" distB="0" distL="0" distR="0">
+                <wp:extent cx="5017691" cy="6656803"/>
+                <wp:effectExtent l="0" t="0" r="0" b="0"/>
+                <wp:docPr id="2" name="Picture 2"/>
+                <wp:cNvGraphicFramePr>
+                  <a:graphicFrameLocks xmlns:a="http://schemas.openxmlformats.org/drawingml/2006/main" noChangeAspect="1"/>
+                </wp:cNvGraphicFramePr>
+                <a:graphic xmlns:a="http://schemas.openxmlformats.org/drawingml/2006/main">
+                  <a:graphicData uri="http://schemas.openxmlformats.org/drawingml/2006/picture">
+                    <pic:pic xmlns:pic="http://schemas.openxmlformats.org/drawingml/2006/picture">
+                      <pic:nvPicPr>
+                        <pic:cNvPr id="560861755" name="L_12_1.png"/>
+                        <pic:cNvPicPr>
+                          <a:picLocks noChangeAspect="1"/>
+                        </pic:cNvPicPr>
+                        <pic:nvPr/>
+                      </pic:nvPicPr>
+                      <pic:blipFill rotWithShape="1">
+                        <a:blip r:embed="rId12"/>
+                        <a:stretch/>
+                      </pic:blipFill>
+                      <pic:spPr bwMode="auto">
+                        <a:xfrm flipH="0" flipV="0">
+                          <a:off x="0" y="0"/>
+                          <a:ext cx="5017690" cy="6656803"/>
+                        </a:xfrm>
+                        <a:prstGeom prst="rect">
+                          <a:avLst/>
+                        </a:prstGeom>
+                      </pic:spPr>
+                    </pic:pic>
+                  </a:graphicData>
+                </a:graphic>
+              </wp:inline>
+            </w:drawing>
+          </mc:Choice>
+          <mc:Fallback>
+            <w:pict>
+              <v:shapetype id="_x0000_t75" coordsize="21600,21600" o:spt="75" o:preferrelative="t" path="m@4@5l@4@11@9@11@9@5xe" filled="f" stroked="f">
+                <v:stroke joinstyle="miter"/>
+                <v:formulas>
+                  <v:f eqn="if lineDrawn pixelLineWidth 0"/>
+                  <v:f eqn="sum @0 1 0"/>
+                  <v:f eqn="sum 0 0 @1"/>
+                  <v:f eqn="prod @2 1 2"/>
+                  <v:f eqn="prod @3 21600 pixelWidth"/>
+                  <v:f eqn="prod @3 21600 pixelHeight"/>
+                  <v:f eqn="sum @0 0 1"/>
+                  <v:f eqn="prod @6 1 2"/>
+                  <v:f eqn="prod @7 21600 pixelWidth"/>
+                  <v:f eqn="sum @8 21600 0"/>
+                  <v:f eqn="prod @7 21600 pixelHeight"/>
+                  <v:f eqn="sum @10 21600 0"/>
+                </v:formulas>
+                <v:path o:extrusionok="f" gradientshapeok="t" o:connecttype="rect"/>
+                <o:lock v:ext="edit" aspectratio="t"/>
+              </v:shapetype>
+              <v:shape id="_x0000_i1" o:spid="_x0000_s1" type="#_x0000_t75" style="width:395.09pt;height:524.16pt;mso-wrap-distance-left:0.00pt;mso-wrap-distance-top:0.00pt;mso-wrap-distance-right:0.00pt;mso-wrap-distance-bottom:0.00pt;z-index:1;" stroked="false">
+                <v:imagedata r:id="rId12" o:title=""/>
+                <o:lock v:ext="edit" rotation="t"/>
+              </v:shape>
+            </w:pict>
+          </mc:Fallback>
+        </mc:AlternateContent>
+      </w:r>
       <w:r>
         <w:rPr>
-          <w:rFonts w:ascii="Times New Roman" w:hAnsi="Times New Roman" w:cs="Times New Roman"/>
+          <w:rFonts w:ascii="Times New Roman" w:hAnsi="Times New Roman" w:eastAsia="Times New Roman" w:cs="Times New Roman"/>
+          <w:b/>
           <w:sz w:val="28"/>
           <w:szCs w:val="28"/>
         </w:rPr>
       </w:r>
-      <w:r/>
-    </w:p>
-    <w:p>
-      <w:pPr>
-        <w:pBdr/>
-        <w:spacing/>
-        <w:ind/>
-        <w:rPr/>
-      </w:pPr>
       <w:r>
         <w:rPr>
-          <w:rFonts w:ascii="Times New Roman" w:hAnsi="Times New Roman" w:cs="Times New Roman"/>
-          <w:sz w:val="28"/>
-          <w:szCs w:val="28"/>
-        </w:rPr>
-        <w:t xml:space="preserve">[Початок]</w:t>
-      </w:r>
-      <w:r/>
-    </w:p>
-    <w:p>
-      <w:pPr>
-        <w:pBdr/>
-        <w:spacing/>
-        <w:ind/>
-        <w:rPr/>
-      </w:pPr>
-      <w:r>
-        <w:rPr>
-          <w:rFonts w:ascii="Times New Roman" w:hAnsi="Times New Roman" w:cs="Times New Roman"/>
-          <w:sz w:val="28"/>
-          <w:szCs w:val="28"/>
-        </w:rPr>
-        <w:t xml:space="preserve">    ↓</w:t>
-      </w:r>
-      <w:r/>
-    </w:p>
-    <w:p>
-      <w:pPr>
-        <w:pBdr/>
-        <w:spacing/>
-        <w:ind/>
-        <w:rPr/>
-      </w:pPr>
-      <w:r>
-        <w:rPr>
-          <w:rFonts w:ascii="Times New Roman" w:hAnsi="Times New Roman" w:cs="Times New Roman"/>
-          <w:sz w:val="28"/>
-          <w:szCs w:val="28"/>
-        </w:rPr>
-        <w:t xml:space="preserve">Створити об’єкти CalendarDate</w:t>
-      </w:r>
-      <w:r/>
-    </w:p>
-    <w:p>
-      <w:pPr>
-        <w:pBdr/>
-        <w:spacing/>
-        <w:ind/>
-        <w:rPr/>
-      </w:pPr>
-      <w:r>
-        <w:rPr>
-          <w:rFonts w:ascii="Times New Roman" w:hAnsi="Times New Roman" w:cs="Times New Roman"/>
-          <w:sz w:val="28"/>
-          <w:szCs w:val="28"/>
-        </w:rPr>
-        <w:t xml:space="preserve">    ↓</w:t>
-      </w:r>
-      <w:r/>
-    </w:p>
-    <w:p>
-      <w:pPr>
-        <w:pBdr/>
-        <w:spacing/>
-        <w:ind/>
-        <w:rPr/>
-      </w:pPr>
-      <w:r>
-        <w:rPr>
-          <w:rFonts w:ascii="Times New Roman" w:hAnsi="Times New Roman" w:cs="Times New Roman"/>
-          <w:sz w:val="28"/>
-          <w:szCs w:val="28"/>
-        </w:rPr>
-        <w:t xml:space="preserve">Перевірити оператор &lt;= (порівняння за weekday)</w:t>
-      </w:r>
-      <w:r/>
-    </w:p>
-    <w:p>
-      <w:pPr>
-        <w:pBdr/>
-        <w:spacing/>
-        <w:ind/>
-        <w:rPr/>
-      </w:pPr>
-      <w:r>
-        <w:rPr>
-          <w:rFonts w:ascii="Times New Roman" w:hAnsi="Times New Roman" w:cs="Times New Roman"/>
-          <w:sz w:val="28"/>
-          <w:szCs w:val="28"/>
-        </w:rPr>
-        <w:t xml:space="preserve">    ↓</w:t>
-      </w:r>
-      <w:r/>
-    </w:p>
-    <w:p>
-      <w:pPr>
-        <w:pBdr/>
-        <w:spacing/>
-        <w:ind/>
-        <w:rPr/>
-      </w:pPr>
-      <w:r>
-        <w:rPr>
-          <w:rFonts w:ascii="Times New Roman" w:hAnsi="Times New Roman" w:cs="Times New Roman"/>
-          <w:sz w:val="28"/>
-          <w:szCs w:val="28"/>
-        </w:rPr>
-        <w:t xml:space="preserve">Перевірити оператор + (найближча дата з потрібним днем тижня)</w:t>
-      </w:r>
-      <w:r/>
-    </w:p>
-    <w:p>
-      <w:pPr>
-        <w:pBdr/>
-        <w:spacing/>
-        <w:ind/>
-        <w:rPr/>
-      </w:pPr>
-      <w:r>
-        <w:rPr>
-          <w:rFonts w:ascii="Times New Roman" w:hAnsi="Times New Roman" w:cs="Times New Roman"/>
-          <w:sz w:val="28"/>
-          <w:szCs w:val="28"/>
-        </w:rPr>
-        <w:t xml:space="preserve">    ↓</w:t>
-      </w:r>
-      <w:r/>
-    </w:p>
-    <w:p>
-      <w:pPr>
-        <w:pBdr/>
-        <w:spacing/>
-        <w:ind/>
-        <w:rPr/>
-      </w:pPr>
-      <w:r>
-        <w:rPr>
-          <w:rFonts w:ascii="Times New Roman" w:hAnsi="Times New Roman" w:cs="Times New Roman"/>
-          <w:sz w:val="28"/>
-          <w:szCs w:val="28"/>
-        </w:rPr>
-        <w:t xml:space="preserve">Заповнити DateArray датами</w:t>
-      </w:r>
-      <w:r/>
-    </w:p>
-    <w:p>
-      <w:pPr>
-        <w:pBdr/>
-        <w:spacing/>
-        <w:ind/>
-        <w:rPr/>
-      </w:pPr>
-      <w:r>
-        <w:rPr>
-          <w:rFonts w:ascii="Times New Roman" w:hAnsi="Times New Roman" w:cs="Times New Roman"/>
-          <w:sz w:val="28"/>
-          <w:szCs w:val="28"/>
-        </w:rPr>
-        <w:t xml:space="preserve">    ↓</w:t>
-      </w:r>
-      <w:r/>
-    </w:p>
-    <w:p>
-      <w:pPr>
-        <w:pBdr/>
-        <w:spacing/>
-        <w:ind/>
-        <w:rPr/>
-      </w:pPr>
-      <w:r>
-        <w:rPr>
-          <w:rFonts w:ascii="Times New Roman" w:hAnsi="Times New Roman" w:cs="Times New Roman"/>
-          <w:sz w:val="28"/>
-          <w:szCs w:val="28"/>
-        </w:rPr>
-        <w:t xml:space="preserve">Вивести масив до сортування</w:t>
-      </w:r>
-      <w:r/>
-    </w:p>
-    <w:p>
-      <w:pPr>
-        <w:pBdr/>
-        <w:spacing/>
-        <w:ind/>
-        <w:rPr/>
-      </w:pPr>
-      <w:r>
-        <w:rPr>
-          <w:rFonts w:ascii="Times New Roman" w:hAnsi="Times New Roman" w:cs="Times New Roman"/>
-          <w:sz w:val="28"/>
-          <w:szCs w:val="28"/>
-        </w:rPr>
-        <w:t xml:space="preserve">    ↓</w:t>
-      </w:r>
-      <w:r/>
-    </w:p>
-    <w:p>
-      <w:pPr>
-        <w:pBdr/>
-        <w:spacing/>
-        <w:ind/>
-        <w:rPr/>
-      </w:pPr>
-      <w:r>
-        <w:rPr>
-          <w:rFonts w:ascii="Times New Roman" w:hAnsi="Times New Roman" w:cs="Times New Roman"/>
-          <w:sz w:val="28"/>
-          <w:szCs w:val="28"/>
-        </w:rPr>
-        <w:t xml:space="preserve">Сортування вибором за зростанням дня тижня (через operator&lt;)</w:t>
-      </w:r>
-      <w:r/>
-    </w:p>
-    <w:p>
-      <w:pPr>
-        <w:pBdr/>
-        <w:spacing/>
-        <w:ind/>
-        <w:rPr/>
-      </w:pPr>
-      <w:r>
-        <w:rPr>
-          <w:rFonts w:ascii="Times New Roman" w:hAnsi="Times New Roman" w:cs="Times New Roman"/>
-          <w:sz w:val="28"/>
-          <w:szCs w:val="28"/>
-        </w:rPr>
-        <w:t xml:space="preserve">    ↓</w:t>
-      </w:r>
-      <w:r/>
-    </w:p>
-    <w:p>
-      <w:pPr>
-        <w:pBdr/>
-        <w:spacing/>
-        <w:ind/>
-        <w:rPr/>
-      </w:pPr>
-      <w:r>
-        <w:rPr>
-          <w:rFonts w:ascii="Times New Roman" w:hAnsi="Times New Roman" w:cs="Times New Roman"/>
-          <w:sz w:val="28"/>
-          <w:szCs w:val="28"/>
-        </w:rPr>
-        <w:t xml:space="preserve">Вивести відсортований масив</w:t>
-      </w:r>
-      <w:r/>
-    </w:p>
-    <w:p>
-      <w:pPr>
-        <w:pBdr/>
-        <w:spacing/>
-        <w:ind/>
-        <w:rPr/>
-      </w:pPr>
-      <w:r>
-        <w:rPr>
-          <w:rFonts w:ascii="Times New Roman" w:hAnsi="Times New Roman" w:cs="Times New Roman"/>
-          <w:sz w:val="28"/>
-          <w:szCs w:val="28"/>
-        </w:rPr>
-        <w:t xml:space="preserve">    ↓</w:t>
-      </w:r>
-      <w:r/>
-    </w:p>
-    <w:p>
-      <w:pPr>
-        <w:pBdr/>
-        <w:spacing/>
-        <w:ind/>
-        <w:rPr/>
-      </w:pPr>
-      <w:r>
-        <w:rPr>
-          <w:rFonts w:ascii="Times New Roman" w:hAnsi="Times New Roman" w:cs="Times New Roman"/>
-          <w:sz w:val="28"/>
-          <w:szCs w:val="28"/>
-        </w:rPr>
-        <w:t xml:space="preserve">Для кожної дати: nearest = date + targetWeekday</w:t>
-      </w:r>
-      <w:r/>
-    </w:p>
-    <w:p>
-      <w:pPr>
-        <w:pBdr/>
-        <w:spacing/>
-        <w:ind/>
-        <w:rPr/>
-      </w:pPr>
-      <w:r>
-        <w:rPr>
-          <w:rFonts w:ascii="Times New Roman" w:hAnsi="Times New Roman" w:cs="Times New Roman"/>
-          <w:sz w:val="28"/>
-          <w:szCs w:val="28"/>
-        </w:rPr>
-        <w:t xml:space="preserve">    ↓</w:t>
-      </w:r>
-      <w:r/>
-    </w:p>
-    <w:p>
-      <w:pPr>
-        <w:pBdr/>
-        <w:spacing/>
-        <w:ind/>
-        <w:rPr/>
-      </w:pPr>
-      <w:r>
-        <w:rPr>
-          <w:rFonts w:ascii="Times New Roman" w:hAnsi="Times New Roman" w:cs="Times New Roman"/>
-          <w:sz w:val="28"/>
-          <w:szCs w:val="28"/>
-        </w:rPr>
-        <w:t xml:space="preserve">◇ Валідація некоректної дати / operator[]</w:t>
-      </w:r>
-      <w:r/>
-    </w:p>
-    <w:p>
-      <w:pPr>
-        <w:pBdr/>
-        <w:spacing/>
-        <w:ind/>
-        <w:rPr/>
-      </w:pPr>
-      <w:r>
-        <w:rPr>
-          <w:rFonts w:ascii="Times New Roman" w:hAnsi="Times New Roman" w:cs="Times New Roman"/>
-          <w:sz w:val="28"/>
-          <w:szCs w:val="28"/>
-        </w:rPr>
-        <w:t xml:space="preserve">    ↓</w:t>
-      </w:r>
-      <w:r/>
-    </w:p>
-    <w:p>
-      <w:pPr>
-        <w:pBdr/>
-        <w:spacing/>
-        <w:ind/>
-        <w:rPr/>
-      </w:pPr>
-      <w:r>
-        <w:rPr>
-          <w:rFonts w:ascii="Times New Roman" w:hAnsi="Times New Roman" w:cs="Times New Roman"/>
-          <w:sz w:val="28"/>
-          <w:szCs w:val="28"/>
-        </w:rPr>
-        <w:t xml:space="preserve">[Кінець]</w:t>
-      </w:r>
-      <w:r/>
-    </w:p>
-    <w:p>
-      <w:pPr>
-        <w:pBdr/>
-        <w:spacing/>
-        <w:ind/>
-        <w:rPr/>
-      </w:pPr>
-      <w:r>
-        <w:rPr>
-          <w:rFonts w:ascii="Times New Roman" w:hAnsi="Times New Roman" w:cs="Times New Roman"/>
+          <w:rFonts w:ascii="Times New Roman" w:hAnsi="Times New Roman" w:eastAsia="Times New Roman" w:cs="Times New Roman"/>
           <w:sz w:val="28"/>
           <w:szCs w:val="28"/>
         </w:rPr>
       </w:r>
+    </w:p>
+    <w:p>
+      <w:pPr>
+        <w:pBdr/>
+        <w:spacing/>
+        <w:ind/>
+        <w:jc w:val="center"/>
+        <w:rPr/>
+      </w:pPr>
+      <w:r/>
+      <w:r/>
+      <w:r/>
+      <w:r/>
+    </w:p>
+    <w:p>
+      <w:pPr>
+        <w:pBdr/>
+        <w:spacing/>
+        <w:ind/>
+        <w:jc w:val="center"/>
+        <w:rPr/>
+      </w:pPr>
+      <w:r/>
       <w:r/>
     </w:p>
     <w:p>
@@ -1408,7009 +1115,24 @@
           <w:bCs/>
         </w:rPr>
       </w:r>
-    </w:p>
-    <w:p>
-      <w:pPr>
-        <w:pBdr/>
-        <w:spacing/>
-        <w:ind/>
-        <w:rPr/>
-      </w:pPr>
       <w:r>
-        <w:rPr>
-          <w:rFonts w:ascii="Times New Roman" w:hAnsi="Times New Roman" w:cs="Times New Roman"/>
-          <w:sz w:val="28"/>
-          <w:szCs w:val="28"/>
-        </w:rPr>
-      </w:r>
-      <w:r/>
-    </w:p>
-    <w:p>
-      <w:pPr>
-        <w:pBdr/>
-        <w:spacing/>
-        <w:ind/>
-        <w:rPr/>
-      </w:pPr>
-      <w:r>
-        <w:rPr>
-          <w:rFonts w:ascii="Times New Roman" w:hAnsi="Times New Roman" w:cs="Times New Roman"/>
-          <w:sz w:val="28"/>
-          <w:szCs w:val="28"/>
-        </w:rPr>
-        <w:t xml:space="preserve">—— Файл: calendar_date.h ———</w:t>
-      </w:r>
-      <w:r/>
-    </w:p>
-    <w:p>
-      <w:pPr>
-        <w:pBdr/>
-        <w:spacing/>
-        <w:ind/>
-        <w:rPr/>
-      </w:pPr>
-      <w:r>
-        <w:rPr>
-          <w:rFonts w:ascii="Times New Roman" w:hAnsi="Times New Roman" w:cs="Times New Roman"/>
-          <w:sz w:val="28"/>
-          <w:szCs w:val="28"/>
-        </w:rPr>
-      </w:r>
-      <w:r/>
-    </w:p>
-    <w:p>
-      <w:pPr>
-        <w:pBdr/>
-        <w:spacing/>
-        <w:ind/>
-        <w:rPr/>
-      </w:pPr>
-      <w:r>
-        <w:rPr>
-          <w:rFonts w:ascii="Times New Roman" w:hAnsi="Times New Roman" w:cs="Times New Roman"/>
-          <w:sz w:val="28"/>
-          <w:szCs w:val="28"/>
-        </w:rPr>
-        <w:t xml:space="preserve">#ifndef CALENDAR_DATE_H</w:t>
-      </w:r>
-      <w:r/>
-    </w:p>
-    <w:p>
-      <w:pPr>
-        <w:pBdr/>
-        <w:spacing/>
-        <w:ind/>
-        <w:rPr/>
-      </w:pPr>
-      <w:r>
-        <w:rPr>
-          <w:rFonts w:ascii="Times New Roman" w:hAnsi="Times New Roman" w:cs="Times New Roman"/>
-          <w:sz w:val="28"/>
-          <w:szCs w:val="28"/>
-        </w:rPr>
-        <w:t xml:space="preserve">#define CALENDAR_DATE_H</w:t>
-      </w:r>
-      <w:r/>
-    </w:p>
-    <w:p>
-      <w:pPr>
-        <w:pBdr/>
-        <w:spacing/>
-        <w:ind/>
-        <w:rPr/>
-      </w:pPr>
-      <w:r>
-        <w:rPr>
-          <w:rFonts w:ascii="Times New Roman" w:hAnsi="Times New Roman" w:cs="Times New Roman"/>
-          <w:sz w:val="28"/>
-          <w:szCs w:val="28"/>
-        </w:rPr>
-      </w:r>
-      <w:r/>
-    </w:p>
-    <w:p>
-      <w:pPr>
-        <w:pBdr/>
-        <w:spacing/>
-        <w:ind/>
-        <w:rPr/>
-      </w:pPr>
-      <w:r>
-        <w:rPr>
-          <w:rFonts w:ascii="Times New Roman" w:hAnsi="Times New Roman" w:cs="Times New Roman"/>
-          <w:sz w:val="28"/>
-          <w:szCs w:val="28"/>
-        </w:rPr>
-        <w:t xml:space="preserve">#include &lt;iostream&gt;</w:t>
-      </w:r>
-      <w:r/>
-    </w:p>
-    <w:p>
-      <w:pPr>
-        <w:pBdr/>
-        <w:spacing/>
-        <w:ind/>
-        <w:rPr/>
-      </w:pPr>
-      <w:r>
-        <w:rPr>
-          <w:rFonts w:ascii="Times New Roman" w:hAnsi="Times New Roman" w:cs="Times New Roman"/>
-          <w:sz w:val="28"/>
-          <w:szCs w:val="28"/>
-        </w:rPr>
-        <w:t xml:space="preserve">#include &lt;string&gt;</w:t>
-      </w:r>
-      <w:r/>
-    </w:p>
-    <w:p>
-      <w:pPr>
-        <w:pBdr/>
-        <w:spacing/>
-        <w:ind/>
-        <w:rPr/>
-      </w:pPr>
-      <w:r>
-        <w:rPr>
-          <w:rFonts w:ascii="Times New Roman" w:hAnsi="Times New Roman" w:cs="Times New Roman"/>
-          <w:sz w:val="28"/>
-          <w:szCs w:val="28"/>
-        </w:rPr>
-      </w:r>
-      <w:r/>
-    </w:p>
-    <w:p>
-      <w:pPr>
-        <w:pBdr/>
-        <w:spacing/>
-        <w:ind/>
-        <w:rPr/>
-      </w:pPr>
-      <w:r>
-        <w:rPr>
-          <w:rFonts w:ascii="Times New Roman" w:hAnsi="Times New Roman" w:cs="Times New Roman"/>
-          <w:sz w:val="28"/>
-          <w:szCs w:val="28"/>
-        </w:rPr>
-        <w:t xml:space="preserve">struct date_s_t {</w:t>
-      </w:r>
-      <w:r/>
-    </w:p>
-    <w:p>
-      <w:pPr>
-        <w:pBdr/>
-        <w:spacing/>
-        <w:ind/>
-        <w:rPr/>
-      </w:pPr>
-      <w:r>
-        <w:rPr>
-          <w:rFonts w:ascii="Times New Roman" w:hAnsi="Times New Roman" w:cs="Times New Roman"/>
-          <w:sz w:val="28"/>
-          <w:szCs w:val="28"/>
-        </w:rPr>
-        <w:t xml:space="preserve">    int day;</w:t>
-      </w:r>
-      <w:r/>
-    </w:p>
-    <w:p>
-      <w:pPr>
-        <w:pBdr/>
-        <w:spacing/>
-        <w:ind/>
-        <w:rPr/>
-      </w:pPr>
-      <w:r>
-        <w:rPr>
-          <w:rFonts w:ascii="Times New Roman" w:hAnsi="Times New Roman" w:cs="Times New Roman"/>
-          <w:sz w:val="28"/>
-          <w:szCs w:val="28"/>
-        </w:rPr>
-        <w:t xml:space="preserve">    int month;</w:t>
-      </w:r>
-      <w:r/>
-    </w:p>
-    <w:p>
-      <w:pPr>
-        <w:pBdr/>
-        <w:spacing/>
-        <w:ind/>
-        <w:rPr/>
-      </w:pPr>
-      <w:r>
-        <w:rPr>
-          <w:rFonts w:ascii="Times New Roman" w:hAnsi="Times New Roman" w:cs="Times New Roman"/>
-          <w:sz w:val="28"/>
-          <w:szCs w:val="28"/>
-        </w:rPr>
-        <w:t xml:space="preserve">    int year;</w:t>
-      </w:r>
-      <w:r/>
-    </w:p>
-    <w:p>
-      <w:pPr>
-        <w:pBdr/>
-        <w:spacing/>
-        <w:ind/>
-        <w:rPr/>
-      </w:pPr>
-      <w:r>
-        <w:rPr>
-          <w:rFonts w:ascii="Times New Roman" w:hAnsi="Times New Roman" w:cs="Times New Roman"/>
-          <w:sz w:val="28"/>
-          <w:szCs w:val="28"/>
-        </w:rPr>
-        <w:t xml:space="preserve">};</w:t>
-      </w:r>
-      <w:r/>
-    </w:p>
-    <w:p>
-      <w:pPr>
-        <w:pBdr/>
-        <w:spacing/>
-        <w:ind/>
-        <w:rPr/>
-      </w:pPr>
-      <w:r>
-        <w:rPr>
-          <w:rFonts w:ascii="Times New Roman" w:hAnsi="Times New Roman" w:cs="Times New Roman"/>
-          <w:sz w:val="28"/>
-          <w:szCs w:val="28"/>
-        </w:rPr>
-      </w:r>
-      <w:r/>
-    </w:p>
-    <w:p>
-      <w:pPr>
-        <w:pBdr/>
-        <w:spacing/>
-        <w:ind/>
-        <w:rPr/>
-      </w:pPr>
-      <w:r>
-        <w:rPr>
-          <w:rFonts w:ascii="Times New Roman" w:hAnsi="Times New Roman" w:cs="Times New Roman"/>
-          <w:sz w:val="28"/>
-          <w:szCs w:val="28"/>
-        </w:rPr>
-        <w:t xml:space="preserve">class CalendarDate {</w:t>
-      </w:r>
-      <w:r/>
-    </w:p>
-    <w:p>
-      <w:pPr>
-        <w:pBdr/>
-        <w:spacing/>
-        <w:ind/>
-        <w:rPr/>
-      </w:pPr>
-      <w:r>
-        <w:rPr>
-          <w:rFonts w:ascii="Times New Roman" w:hAnsi="Times New Roman" w:cs="Times New Roman"/>
-          <w:sz w:val="28"/>
-          <w:szCs w:val="28"/>
-        </w:rPr>
-        <w:t xml:space="preserve">private:</w:t>
-      </w:r>
-      <w:r/>
-    </w:p>
-    <w:p>
-      <w:pPr>
-        <w:pBdr/>
-        <w:spacing/>
-        <w:ind/>
-        <w:rPr/>
-      </w:pPr>
-      <w:r>
-        <w:rPr>
-          <w:rFonts w:ascii="Times New Roman" w:hAnsi="Times New Roman" w:cs="Times New Roman"/>
-          <w:sz w:val="28"/>
-          <w:szCs w:val="28"/>
-        </w:rPr>
-        <w:t xml:space="preserve">    date_s_t data;</w:t>
-      </w:r>
-      <w:r/>
-    </w:p>
-    <w:p>
-      <w:pPr>
-        <w:pBdr/>
-        <w:spacing/>
-        <w:ind/>
-        <w:rPr/>
-      </w:pPr>
-      <w:r>
-        <w:rPr>
-          <w:rFonts w:ascii="Times New Roman" w:hAnsi="Times New Roman" w:cs="Times New Roman"/>
-          <w:sz w:val="28"/>
-          <w:szCs w:val="28"/>
-        </w:rPr>
-      </w:r>
-      <w:r/>
-    </w:p>
-    <w:p>
-      <w:pPr>
-        <w:pBdr/>
-        <w:spacing/>
-        <w:ind/>
-        <w:rPr/>
-      </w:pPr>
-      <w:r>
-        <w:rPr>
-          <w:rFonts w:ascii="Times New Roman" w:hAnsi="Times New Roman" w:cs="Times New Roman"/>
-          <w:sz w:val="28"/>
-          <w:szCs w:val="28"/>
-        </w:rPr>
-        <w:t xml:space="preserve">    static bool isLeap(int year);</w:t>
-      </w:r>
-      <w:r/>
-    </w:p>
-    <w:p>
-      <w:pPr>
-        <w:pBdr/>
-        <w:spacing/>
-        <w:ind/>
-        <w:rPr/>
-      </w:pPr>
-      <w:r>
-        <w:rPr>
-          <w:rFonts w:ascii="Times New Roman" w:hAnsi="Times New Roman" w:cs="Times New Roman"/>
-          <w:sz w:val="28"/>
-          <w:szCs w:val="28"/>
-        </w:rPr>
-        <w:t xml:space="preserve">    static int daysInMonth(int month, int year);</w:t>
-      </w:r>
-      <w:r/>
-    </w:p>
-    <w:p>
-      <w:pPr>
-        <w:pBdr/>
-        <w:spacing/>
-        <w:ind/>
-        <w:rPr/>
-      </w:pPr>
-      <w:r>
-        <w:rPr>
-          <w:rFonts w:ascii="Times New Roman" w:hAnsi="Times New Roman" w:cs="Times New Roman"/>
-          <w:sz w:val="28"/>
-          <w:szCs w:val="28"/>
-        </w:rPr>
-        <w:t xml:space="preserve">    static bool isValidDate(int day, int month, int year);</w:t>
-      </w:r>
-      <w:r/>
-    </w:p>
-    <w:p>
-      <w:pPr>
-        <w:pBdr/>
-        <w:spacing/>
-        <w:ind/>
-        <w:rPr/>
-      </w:pPr>
-      <w:r>
-        <w:rPr>
-          <w:rFonts w:ascii="Times New Roman" w:hAnsi="Times New Roman" w:cs="Times New Roman"/>
-          <w:sz w:val="28"/>
-          <w:szCs w:val="28"/>
-        </w:rPr>
-      </w:r>
-      <w:r/>
-    </w:p>
-    <w:p>
-      <w:pPr>
-        <w:pBdr/>
-        <w:spacing/>
-        <w:ind/>
-        <w:rPr/>
-      </w:pPr>
-      <w:r>
-        <w:rPr>
-          <w:rFonts w:ascii="Times New Roman" w:hAnsi="Times New Roman" w:cs="Times New Roman"/>
-          <w:sz w:val="28"/>
-          <w:szCs w:val="28"/>
-        </w:rPr>
-        <w:t xml:space="preserve">public:</w:t>
-      </w:r>
-      <w:r/>
-    </w:p>
-    <w:p>
-      <w:pPr>
-        <w:pBdr/>
-        <w:spacing/>
-        <w:ind/>
-        <w:rPr/>
-      </w:pPr>
-      <w:r>
-        <w:rPr>
-          <w:rFonts w:ascii="Times New Roman" w:hAnsi="Times New Roman" w:cs="Times New Roman"/>
-          <w:sz w:val="28"/>
-          <w:szCs w:val="28"/>
-        </w:rPr>
-        <w:t xml:space="preserve">    CalendarDate();</w:t>
-      </w:r>
-      <w:r/>
-    </w:p>
-    <w:p>
-      <w:pPr>
-        <w:pBdr/>
-        <w:spacing/>
-        <w:ind/>
-        <w:rPr/>
-      </w:pPr>
-      <w:r>
-        <w:rPr>
-          <w:rFonts w:ascii="Times New Roman" w:hAnsi="Times New Roman" w:cs="Times New Roman"/>
-          <w:sz w:val="28"/>
-          <w:szCs w:val="28"/>
-        </w:rPr>
-        <w:t xml:space="preserve">    CalendarDate(int day, int month, int year);</w:t>
-      </w:r>
-      <w:r/>
-    </w:p>
-    <w:p>
-      <w:pPr>
-        <w:pBdr/>
-        <w:spacing/>
-        <w:ind/>
-        <w:rPr/>
-      </w:pPr>
-      <w:r>
-        <w:rPr>
-          <w:rFonts w:ascii="Times New Roman" w:hAnsi="Times New Roman" w:cs="Times New Roman"/>
-          <w:sz w:val="28"/>
-          <w:szCs w:val="28"/>
-        </w:rPr>
-        <w:t xml:space="preserve">    ~CalendarDate();</w:t>
-      </w:r>
-      <w:r/>
-    </w:p>
-    <w:p>
-      <w:pPr>
-        <w:pBdr/>
-        <w:spacing/>
-        <w:ind/>
-        <w:rPr/>
-      </w:pPr>
-      <w:r>
-        <w:rPr>
-          <w:rFonts w:ascii="Times New Roman" w:hAnsi="Times New Roman" w:cs="Times New Roman"/>
-          <w:sz w:val="28"/>
-          <w:szCs w:val="28"/>
-        </w:rPr>
-      </w:r>
-      <w:r/>
-    </w:p>
-    <w:p>
-      <w:pPr>
-        <w:pBdr/>
-        <w:spacing/>
-        <w:ind/>
-        <w:rPr/>
-      </w:pPr>
-      <w:r>
-        <w:rPr>
-          <w:rFonts w:ascii="Times New Roman" w:hAnsi="Times New Roman" w:cs="Times New Roman"/>
-          <w:sz w:val="28"/>
-          <w:szCs w:val="28"/>
-        </w:rPr>
-        <w:t xml:space="preserve">    void setDate(int day, int month, int year);</w:t>
-      </w:r>
-      <w:r/>
-    </w:p>
-    <w:p>
-      <w:pPr>
-        <w:pBdr/>
-        <w:spacing/>
-        <w:ind/>
-        <w:rPr/>
-      </w:pPr>
-      <w:r>
-        <w:rPr>
-          <w:rFonts w:ascii="Times New Roman" w:hAnsi="Times New Roman" w:cs="Times New Roman"/>
-          <w:sz w:val="28"/>
-          <w:szCs w:val="28"/>
-        </w:rPr>
-        <w:t xml:space="preserve">    void setDay(int day);</w:t>
-      </w:r>
-      <w:r/>
-    </w:p>
-    <w:p>
-      <w:pPr>
-        <w:pBdr/>
-        <w:spacing/>
-        <w:ind/>
-        <w:rPr/>
-      </w:pPr>
-      <w:r>
-        <w:rPr>
-          <w:rFonts w:ascii="Times New Roman" w:hAnsi="Times New Roman" w:cs="Times New Roman"/>
-          <w:sz w:val="28"/>
-          <w:szCs w:val="28"/>
-        </w:rPr>
-        <w:t xml:space="preserve">    void setMonth(int month);</w:t>
-      </w:r>
-      <w:r/>
-    </w:p>
-    <w:p>
-      <w:pPr>
-        <w:pBdr/>
-        <w:spacing/>
-        <w:ind/>
-        <w:rPr/>
-      </w:pPr>
-      <w:r>
-        <w:rPr>
-          <w:rFonts w:ascii="Times New Roman" w:hAnsi="Times New Roman" w:cs="Times New Roman"/>
-          <w:sz w:val="28"/>
-          <w:szCs w:val="28"/>
-        </w:rPr>
-        <w:t xml:space="preserve">    void setYear(int year);</w:t>
-      </w:r>
-      <w:r/>
-    </w:p>
-    <w:p>
-      <w:pPr>
-        <w:pBdr/>
-        <w:spacing/>
-        <w:ind/>
-        <w:rPr/>
-      </w:pPr>
-      <w:r>
-        <w:rPr>
-          <w:rFonts w:ascii="Times New Roman" w:hAnsi="Times New Roman" w:cs="Times New Roman"/>
-          <w:sz w:val="28"/>
-          <w:szCs w:val="28"/>
-        </w:rPr>
-      </w:r>
-      <w:r/>
-    </w:p>
-    <w:p>
-      <w:pPr>
-        <w:pBdr/>
-        <w:spacing/>
-        <w:ind/>
-        <w:rPr/>
-      </w:pPr>
-      <w:r>
-        <w:rPr>
-          <w:rFonts w:ascii="Times New Roman" w:hAnsi="Times New Roman" w:cs="Times New Roman"/>
-          <w:sz w:val="28"/>
-          <w:szCs w:val="28"/>
-        </w:rPr>
-        <w:t xml:space="preserve">    int getDay() const;</w:t>
-      </w:r>
-      <w:r/>
-    </w:p>
-    <w:p>
-      <w:pPr>
-        <w:pBdr/>
-        <w:spacing/>
-        <w:ind/>
-        <w:rPr/>
-      </w:pPr>
-      <w:r>
-        <w:rPr>
-          <w:rFonts w:ascii="Times New Roman" w:hAnsi="Times New Roman" w:cs="Times New Roman"/>
-          <w:sz w:val="28"/>
-          <w:szCs w:val="28"/>
-        </w:rPr>
-        <w:t xml:space="preserve">    int getMonth() const;</w:t>
-      </w:r>
-      <w:r/>
-    </w:p>
-    <w:p>
-      <w:pPr>
-        <w:pBdr/>
-        <w:spacing/>
-        <w:ind/>
-        <w:rPr/>
-      </w:pPr>
-      <w:r>
-        <w:rPr>
-          <w:rFonts w:ascii="Times New Roman" w:hAnsi="Times New Roman" w:cs="Times New Roman"/>
-          <w:sz w:val="28"/>
-          <w:szCs w:val="28"/>
-        </w:rPr>
-        <w:t xml:space="preserve">    int getYear() const;</w:t>
-      </w:r>
-      <w:r/>
-    </w:p>
-    <w:p>
-      <w:pPr>
-        <w:pBdr/>
-        <w:spacing/>
-        <w:ind/>
-        <w:rPr/>
-      </w:pPr>
-      <w:r>
-        <w:rPr>
-          <w:rFonts w:ascii="Times New Roman" w:hAnsi="Times New Roman" w:cs="Times New Roman"/>
-          <w:sz w:val="28"/>
-          <w:szCs w:val="28"/>
-        </w:rPr>
-      </w:r>
-      <w:r/>
-    </w:p>
-    <w:p>
-      <w:pPr>
-        <w:pBdr/>
-        <w:spacing/>
-        <w:ind/>
-        <w:rPr/>
-      </w:pPr>
-      <w:r>
-        <w:rPr>
-          <w:rFonts w:ascii="Times New Roman" w:hAnsi="Times New Roman" w:cs="Times New Roman"/>
-          <w:sz w:val="28"/>
-          <w:szCs w:val="28"/>
-        </w:rPr>
-        <w:t xml:space="preserve">    // 1 = Понеділок ... 7 = Неділя</w:t>
-      </w:r>
-      <w:r/>
-    </w:p>
-    <w:p>
-      <w:pPr>
-        <w:pBdr/>
-        <w:spacing/>
-        <w:ind/>
-        <w:rPr/>
-      </w:pPr>
-      <w:r>
-        <w:rPr>
-          <w:rFonts w:ascii="Times New Roman" w:hAnsi="Times New Roman" w:cs="Times New Roman"/>
-          <w:sz w:val="28"/>
-          <w:szCs w:val="28"/>
-        </w:rPr>
-        <w:t xml:space="preserve">    int weekday() const;</w:t>
-      </w:r>
-      <w:r/>
-    </w:p>
-    <w:p>
-      <w:pPr>
-        <w:pBdr/>
-        <w:spacing/>
-        <w:ind/>
-        <w:rPr/>
-      </w:pPr>
-      <w:r>
-        <w:rPr>
-          <w:rFonts w:ascii="Times New Roman" w:hAnsi="Times New Roman" w:cs="Times New Roman"/>
-          <w:sz w:val="28"/>
-          <w:szCs w:val="28"/>
-        </w:rPr>
-        <w:t xml:space="preserve">    std::string weekdayName() const;</w:t>
-      </w:r>
-      <w:r/>
-    </w:p>
-    <w:p>
-      <w:pPr>
-        <w:pBdr/>
-        <w:spacing/>
-        <w:ind/>
-        <w:rPr/>
-      </w:pPr>
-      <w:r>
-        <w:rPr>
-          <w:rFonts w:ascii="Times New Roman" w:hAnsi="Times New Roman" w:cs="Times New Roman"/>
-          <w:sz w:val="28"/>
-          <w:szCs w:val="28"/>
-        </w:rPr>
-      </w:r>
-      <w:r/>
-    </w:p>
-    <w:p>
-      <w:pPr>
-        <w:pBdr/>
-        <w:spacing/>
-        <w:ind/>
-        <w:rPr/>
-      </w:pPr>
-      <w:r>
-        <w:rPr>
-          <w:rFonts w:ascii="Times New Roman" w:hAnsi="Times New Roman" w:cs="Times New Roman"/>
-          <w:sz w:val="28"/>
-          <w:szCs w:val="28"/>
-        </w:rPr>
-        <w:t xml:space="preserve">    void addDays(int n);</w:t>
-      </w:r>
-      <w:r/>
-    </w:p>
-    <w:p>
-      <w:pPr>
-        <w:pBdr/>
-        <w:spacing/>
-        <w:ind/>
-        <w:rPr/>
-      </w:pPr>
-      <w:r>
-        <w:rPr>
-          <w:rFonts w:ascii="Times New Roman" w:hAnsi="Times New Roman" w:cs="Times New Roman"/>
-          <w:sz w:val="28"/>
-          <w:szCs w:val="28"/>
-        </w:rPr>
-        <w:t xml:space="preserve">    void display() const;</w:t>
-      </w:r>
-      <w:r/>
-    </w:p>
-    <w:p>
-      <w:pPr>
-        <w:pBdr/>
-        <w:spacing/>
-        <w:ind/>
-        <w:rPr/>
-      </w:pPr>
-      <w:r>
-        <w:rPr>
-          <w:rFonts w:ascii="Times New Roman" w:hAnsi="Times New Roman" w:cs="Times New Roman"/>
-          <w:sz w:val="28"/>
-          <w:szCs w:val="28"/>
-        </w:rPr>
-      </w:r>
-      <w:r/>
-    </w:p>
-    <w:p>
-      <w:pPr>
-        <w:pBdr/>
-        <w:spacing/>
-        <w:ind/>
-        <w:rPr/>
-      </w:pPr>
-      <w:r>
-        <w:rPr>
-          <w:rFonts w:ascii="Times New Roman" w:hAnsi="Times New Roman" w:cs="Times New Roman"/>
-          <w:sz w:val="28"/>
-          <w:szCs w:val="28"/>
-        </w:rPr>
-        <w:t xml:space="preserve">    // порівняння за днем тижня</w:t>
-      </w:r>
-      <w:r/>
-    </w:p>
-    <w:p>
-      <w:pPr>
-        <w:pBdr/>
-        <w:spacing/>
-        <w:ind/>
-        <w:rPr/>
-      </w:pPr>
-      <w:r>
-        <w:rPr>
-          <w:rFonts w:ascii="Times New Roman" w:hAnsi="Times New Roman" w:cs="Times New Roman"/>
-          <w:sz w:val="28"/>
-          <w:szCs w:val="28"/>
-        </w:rPr>
-        <w:t xml:space="preserve">    friend bool operator&lt;=(const CalendarDate&amp; a, const CalendarDate&amp; b);</w:t>
-      </w:r>
-      <w:r/>
-    </w:p>
-    <w:p>
-      <w:pPr>
-        <w:pBdr/>
-        <w:spacing/>
-        <w:ind/>
-        <w:rPr/>
-      </w:pPr>
-      <w:r>
-        <w:rPr>
-          <w:rFonts w:ascii="Times New Roman" w:hAnsi="Times New Roman" w:cs="Times New Roman"/>
-          <w:sz w:val="28"/>
-          <w:szCs w:val="28"/>
-        </w:rPr>
-        <w:t xml:space="preserve">    friend bool operator&lt;(const CalendarDate&amp; a, const CalendarDate&amp; b);</w:t>
-      </w:r>
-      <w:r/>
-    </w:p>
-    <w:p>
-      <w:pPr>
-        <w:pBdr/>
-        <w:spacing/>
-        <w:ind/>
-        <w:rPr/>
-      </w:pPr>
-      <w:r>
-        <w:rPr>
-          <w:rFonts w:ascii="Times New Roman" w:hAnsi="Times New Roman" w:cs="Times New Roman"/>
-          <w:sz w:val="28"/>
-          <w:szCs w:val="28"/>
-        </w:rPr>
-      </w:r>
-      <w:r/>
-    </w:p>
-    <w:p>
-      <w:pPr>
-        <w:pBdr/>
-        <w:spacing/>
-        <w:ind/>
-        <w:rPr/>
-      </w:pPr>
-      <w:r>
-        <w:rPr>
-          <w:rFonts w:ascii="Times New Roman" w:hAnsi="Times New Roman" w:cs="Times New Roman"/>
-          <w:sz w:val="28"/>
-          <w:szCs w:val="28"/>
-        </w:rPr>
-        <w:t xml:space="preserve">    // найближча дата від left, день тижня якої = weekday() правого операнда</w:t>
-      </w:r>
-      <w:r/>
-    </w:p>
-    <w:p>
-      <w:pPr>
-        <w:pBdr/>
-        <w:spacing/>
-        <w:ind/>
-        <w:rPr/>
-      </w:pPr>
-      <w:r>
-        <w:rPr>
-          <w:rFonts w:ascii="Times New Roman" w:hAnsi="Times New Roman" w:cs="Times New Roman"/>
-          <w:sz w:val="28"/>
-          <w:szCs w:val="28"/>
-        </w:rPr>
-        <w:t xml:space="preserve">    friend CalendarDate operator+(const CalendarDate&amp; date, const CalendarDate&amp; daySpec);</w:t>
-      </w:r>
-      <w:r/>
-    </w:p>
-    <w:p>
-      <w:pPr>
-        <w:pBdr/>
-        <w:spacing/>
-        <w:ind/>
-        <w:rPr/>
-      </w:pPr>
-      <w:r>
-        <w:rPr>
-          <w:rFonts w:ascii="Times New Roman" w:hAnsi="Times New Roman" w:cs="Times New Roman"/>
-          <w:sz w:val="28"/>
-          <w:szCs w:val="28"/>
-        </w:rPr>
-        <w:t xml:space="preserve">    // найближча дата від date з заданим днем тижня (1..7)</w:t>
-      </w:r>
-      <w:r/>
-    </w:p>
-    <w:p>
-      <w:pPr>
-        <w:pBdr/>
-        <w:spacing/>
-        <w:ind/>
-        <w:rPr/>
-      </w:pPr>
-      <w:r>
-        <w:rPr>
-          <w:rFonts w:ascii="Times New Roman" w:hAnsi="Times New Roman" w:cs="Times New Roman"/>
-          <w:sz w:val="28"/>
-          <w:szCs w:val="28"/>
-        </w:rPr>
-        <w:t xml:space="preserve">    friend CalendarDate operator+(const CalendarDate&amp; date, int targetWeekday);</w:t>
-      </w:r>
-      <w:r/>
-    </w:p>
-    <w:p>
-      <w:pPr>
-        <w:pBdr/>
-        <w:spacing/>
-        <w:ind/>
-        <w:rPr/>
-      </w:pPr>
-      <w:r>
-        <w:rPr>
-          <w:rFonts w:ascii="Times New Roman" w:hAnsi="Times New Roman" w:cs="Times New Roman"/>
-          <w:sz w:val="28"/>
-          <w:szCs w:val="28"/>
-        </w:rPr>
-      </w:r>
-      <w:r/>
-    </w:p>
-    <w:p>
-      <w:pPr>
-        <w:pBdr/>
-        <w:spacing/>
-        <w:ind/>
-        <w:rPr/>
-      </w:pPr>
-      <w:r>
-        <w:rPr>
-          <w:rFonts w:ascii="Times New Roman" w:hAnsi="Times New Roman" w:cs="Times New Roman"/>
-          <w:sz w:val="28"/>
-          <w:szCs w:val="28"/>
-        </w:rPr>
-        <w:t xml:space="preserve">    friend std::ostream&amp; operator&lt;&lt;(std::ostream&amp; out, const CalendarDate&amp; d);</w:t>
-      </w:r>
-      <w:r/>
-    </w:p>
-    <w:p>
-      <w:pPr>
-        <w:pBdr/>
-        <w:spacing/>
-        <w:ind/>
-        <w:rPr/>
-      </w:pPr>
-      <w:r>
-        <w:rPr>
-          <w:rFonts w:ascii="Times New Roman" w:hAnsi="Times New Roman" w:cs="Times New Roman"/>
-          <w:sz w:val="28"/>
-          <w:szCs w:val="28"/>
-        </w:rPr>
-        <w:t xml:space="preserve">};</w:t>
-      </w:r>
-      <w:r/>
-    </w:p>
-    <w:p>
-      <w:pPr>
-        <w:pBdr/>
-        <w:spacing/>
-        <w:ind/>
-        <w:rPr/>
-      </w:pPr>
-      <w:r>
-        <w:rPr>
-          <w:rFonts w:ascii="Times New Roman" w:hAnsi="Times New Roman" w:cs="Times New Roman"/>
-          <w:sz w:val="28"/>
-          <w:szCs w:val="28"/>
-        </w:rPr>
-      </w:r>
-      <w:r/>
-    </w:p>
-    <w:p>
-      <w:pPr>
-        <w:pBdr/>
-        <w:spacing/>
-        <w:ind/>
-        <w:rPr/>
-      </w:pPr>
-      <w:r>
-        <w:rPr>
-          <w:rFonts w:ascii="Times New Roman" w:hAnsi="Times New Roman" w:cs="Times New Roman"/>
-          <w:sz w:val="28"/>
-          <w:szCs w:val="28"/>
-        </w:rPr>
-        <w:t xml:space="preserve">#endif</w:t>
-      </w:r>
-      <w:r/>
-    </w:p>
-    <w:p>
-      <w:pPr>
-        <w:pBdr/>
-        <w:spacing/>
-        <w:ind/>
-        <w:rPr/>
-      </w:pPr>
-      <w:r>
-        <w:rPr>
-          <w:rFonts w:ascii="Times New Roman" w:hAnsi="Times New Roman" w:cs="Times New Roman"/>
-          <w:sz w:val="28"/>
-          <w:szCs w:val="28"/>
-        </w:rPr>
-      </w:r>
-      <w:r/>
-    </w:p>
-    <w:p>
-      <w:pPr>
-        <w:pBdr/>
-        <w:spacing/>
-        <w:ind/>
-        <w:rPr/>
-      </w:pPr>
-      <w:r>
-        <w:rPr>
-          <w:rFonts w:ascii="Times New Roman" w:hAnsi="Times New Roman" w:cs="Times New Roman"/>
-          <w:sz w:val="28"/>
-          <w:szCs w:val="28"/>
-        </w:rPr>
-        <w:t xml:space="preserve">—— Файл: calendar_date.cpp ———</w:t>
-      </w:r>
-      <w:r/>
-    </w:p>
-    <w:p>
-      <w:pPr>
-        <w:pBdr/>
-        <w:spacing/>
-        <w:ind/>
-        <w:rPr/>
-      </w:pPr>
-      <w:r>
-        <w:rPr>
-          <w:rFonts w:ascii="Times New Roman" w:hAnsi="Times New Roman" w:cs="Times New Roman"/>
-          <w:sz w:val="28"/>
-          <w:szCs w:val="28"/>
-        </w:rPr>
-      </w:r>
-      <w:r/>
-    </w:p>
-    <w:p>
-      <w:pPr>
-        <w:pBdr/>
-        <w:spacing/>
-        <w:ind/>
-        <w:rPr/>
-      </w:pPr>
-      <w:r>
-        <w:rPr>
-          <w:rFonts w:ascii="Times New Roman" w:hAnsi="Times New Roman" w:cs="Times New Roman"/>
-          <w:sz w:val="28"/>
-          <w:szCs w:val="28"/>
-        </w:rPr>
-        <w:t xml:space="preserve">#include "calendar_date.h"</w:t>
-      </w:r>
-      <w:r/>
-    </w:p>
-    <w:p>
-      <w:pPr>
-        <w:pBdr/>
-        <w:spacing/>
-        <w:ind/>
-        <w:rPr/>
-      </w:pPr>
-      <w:r>
-        <w:rPr>
-          <w:rFonts w:ascii="Times New Roman" w:hAnsi="Times New Roman" w:cs="Times New Roman"/>
-          <w:sz w:val="28"/>
-          <w:szCs w:val="28"/>
-        </w:rPr>
-      </w:r>
-      <w:r/>
-    </w:p>
-    <w:p>
-      <w:pPr>
-        <w:pBdr/>
-        <w:spacing/>
-        <w:ind/>
-        <w:rPr/>
-      </w:pPr>
-      <w:r>
-        <w:rPr>
-          <w:rFonts w:ascii="Times New Roman" w:hAnsi="Times New Roman" w:cs="Times New Roman"/>
-          <w:sz w:val="28"/>
-          <w:szCs w:val="28"/>
-        </w:rPr>
-        <w:t xml:space="preserve">using namespace std;</w:t>
-      </w:r>
-      <w:r/>
-    </w:p>
-    <w:p>
-      <w:pPr>
-        <w:pBdr/>
-        <w:spacing/>
-        <w:ind/>
-        <w:rPr/>
-      </w:pPr>
-      <w:r>
-        <w:rPr>
-          <w:rFonts w:ascii="Times New Roman" w:hAnsi="Times New Roman" w:cs="Times New Roman"/>
-          <w:sz w:val="28"/>
-          <w:szCs w:val="28"/>
-        </w:rPr>
-      </w:r>
-      <w:r/>
-    </w:p>
-    <w:p>
-      <w:pPr>
-        <w:pBdr/>
-        <w:spacing/>
-        <w:ind/>
-        <w:rPr/>
-      </w:pPr>
-      <w:r>
-        <w:rPr>
-          <w:rFonts w:ascii="Times New Roman" w:hAnsi="Times New Roman" w:cs="Times New Roman"/>
-          <w:sz w:val="28"/>
-          <w:szCs w:val="28"/>
-        </w:rPr>
-        <w:t xml:space="preserve">bool CalendarDate::isLeap(int year) {</w:t>
-      </w:r>
-      <w:r/>
-    </w:p>
-    <w:p>
-      <w:pPr>
-        <w:pBdr/>
-        <w:spacing/>
-        <w:ind/>
-        <w:rPr/>
-      </w:pPr>
-      <w:r>
-        <w:rPr>
-          <w:rFonts w:ascii="Times New Roman" w:hAnsi="Times New Roman" w:cs="Times New Roman"/>
-          <w:sz w:val="28"/>
-          <w:szCs w:val="28"/>
-        </w:rPr>
-        <w:t xml:space="preserve">    return (year % 4 == 0 &amp;&amp; year % 100 != 0) || (year % 400 == 0);</w:t>
-      </w:r>
-      <w:r/>
-    </w:p>
-    <w:p>
-      <w:pPr>
-        <w:pBdr/>
-        <w:spacing/>
-        <w:ind/>
-        <w:rPr/>
-      </w:pPr>
-      <w:r>
-        <w:rPr>
-          <w:rFonts w:ascii="Times New Roman" w:hAnsi="Times New Roman" w:cs="Times New Roman"/>
-          <w:sz w:val="28"/>
-          <w:szCs w:val="28"/>
-        </w:rPr>
-        <w:t xml:space="preserve">}</w:t>
-      </w:r>
-      <w:r/>
-    </w:p>
-    <w:p>
-      <w:pPr>
-        <w:pBdr/>
-        <w:spacing/>
-        <w:ind/>
-        <w:rPr/>
-      </w:pPr>
-      <w:r>
-        <w:rPr>
-          <w:rFonts w:ascii="Times New Roman" w:hAnsi="Times New Roman" w:cs="Times New Roman"/>
-          <w:sz w:val="28"/>
-          <w:szCs w:val="28"/>
-        </w:rPr>
-      </w:r>
-      <w:r/>
-    </w:p>
-    <w:p>
-      <w:pPr>
-        <w:pBdr/>
-        <w:spacing/>
-        <w:ind/>
-        <w:rPr/>
-      </w:pPr>
-      <w:r>
-        <w:rPr>
-          <w:rFonts w:ascii="Times New Roman" w:hAnsi="Times New Roman" w:cs="Times New Roman"/>
-          <w:sz w:val="28"/>
-          <w:szCs w:val="28"/>
-        </w:rPr>
-        <w:t xml:space="preserve">int CalendarDate::daysInMonth(int month, int year) {</w:t>
-      </w:r>
-      <w:r/>
-    </w:p>
-    <w:p>
-      <w:pPr>
-        <w:pBdr/>
-        <w:spacing/>
-        <w:ind/>
-        <w:rPr/>
-      </w:pPr>
-      <w:r>
-        <w:rPr>
-          <w:rFonts w:ascii="Times New Roman" w:hAnsi="Times New Roman" w:cs="Times New Roman"/>
-          <w:sz w:val="28"/>
-          <w:szCs w:val="28"/>
-        </w:rPr>
-        <w:t xml:space="preserve">    static const int days[] = {0, 31, 28, 31, 30, 31, 30, 31, 31, 30, 31, 30, 31};</w:t>
-      </w:r>
-      <w:r/>
-    </w:p>
-    <w:p>
-      <w:pPr>
-        <w:pBdr/>
-        <w:spacing/>
-        <w:ind/>
-        <w:rPr/>
-      </w:pPr>
-      <w:r>
-        <w:rPr>
-          <w:rFonts w:ascii="Times New Roman" w:hAnsi="Times New Roman" w:cs="Times New Roman"/>
-          <w:sz w:val="28"/>
-          <w:szCs w:val="28"/>
-        </w:rPr>
-        <w:t xml:space="preserve">    if (month == 2 &amp;&amp; isLeap(year)) {</w:t>
-      </w:r>
-      <w:r/>
-    </w:p>
-    <w:p>
-      <w:pPr>
-        <w:pBdr/>
-        <w:spacing/>
-        <w:ind/>
-        <w:rPr/>
-      </w:pPr>
-      <w:r>
-        <w:rPr>
-          <w:rFonts w:ascii="Times New Roman" w:hAnsi="Times New Roman" w:cs="Times New Roman"/>
-          <w:sz w:val="28"/>
-          <w:szCs w:val="28"/>
-        </w:rPr>
-        <w:t xml:space="preserve">        return 29;</w:t>
-      </w:r>
-      <w:r/>
-    </w:p>
-    <w:p>
-      <w:pPr>
-        <w:pBdr/>
-        <w:spacing/>
-        <w:ind/>
-        <w:rPr/>
-      </w:pPr>
-      <w:r>
-        <w:rPr>
-          <w:rFonts w:ascii="Times New Roman" w:hAnsi="Times New Roman" w:cs="Times New Roman"/>
-          <w:sz w:val="28"/>
-          <w:szCs w:val="28"/>
-        </w:rPr>
-        <w:t xml:space="preserve">    }</w:t>
-      </w:r>
-      <w:r/>
-    </w:p>
-    <w:p>
-      <w:pPr>
-        <w:pBdr/>
-        <w:spacing/>
-        <w:ind/>
-        <w:rPr/>
-      </w:pPr>
-      <w:r>
-        <w:rPr>
-          <w:rFonts w:ascii="Times New Roman" w:hAnsi="Times New Roman" w:cs="Times New Roman"/>
-          <w:sz w:val="28"/>
-          <w:szCs w:val="28"/>
-        </w:rPr>
-        <w:t xml:space="preserve">    if (month &lt; 1 || month &gt; 12) {</w:t>
-      </w:r>
-      <w:r/>
-    </w:p>
-    <w:p>
-      <w:pPr>
-        <w:pBdr/>
-        <w:spacing/>
-        <w:ind/>
-        <w:rPr/>
-      </w:pPr>
-      <w:r>
-        <w:rPr>
-          <w:rFonts w:ascii="Times New Roman" w:hAnsi="Times New Roman" w:cs="Times New Roman"/>
-          <w:sz w:val="28"/>
-          <w:szCs w:val="28"/>
-        </w:rPr>
-        <w:t xml:space="preserve">        return 0;</w:t>
-      </w:r>
-      <w:r/>
-    </w:p>
-    <w:p>
-      <w:pPr>
-        <w:pBdr/>
-        <w:spacing/>
-        <w:ind/>
-        <w:rPr/>
-      </w:pPr>
-      <w:r>
-        <w:rPr>
-          <w:rFonts w:ascii="Times New Roman" w:hAnsi="Times New Roman" w:cs="Times New Roman"/>
-          <w:sz w:val="28"/>
-          <w:szCs w:val="28"/>
-        </w:rPr>
-        <w:t xml:space="preserve">    }</w:t>
-      </w:r>
-      <w:r/>
-    </w:p>
-    <w:p>
-      <w:pPr>
-        <w:pBdr/>
-        <w:spacing/>
-        <w:ind/>
-        <w:rPr/>
-      </w:pPr>
-      <w:r>
-        <w:rPr>
-          <w:rFonts w:ascii="Times New Roman" w:hAnsi="Times New Roman" w:cs="Times New Roman"/>
-          <w:sz w:val="28"/>
-          <w:szCs w:val="28"/>
-        </w:rPr>
-        <w:t xml:space="preserve">    return days[month];</w:t>
-      </w:r>
-      <w:r/>
-    </w:p>
-    <w:p>
-      <w:pPr>
-        <w:pBdr/>
-        <w:spacing/>
-        <w:ind/>
-        <w:rPr/>
-      </w:pPr>
-      <w:r>
-        <w:rPr>
-          <w:rFonts w:ascii="Times New Roman" w:hAnsi="Times New Roman" w:cs="Times New Roman"/>
-          <w:sz w:val="28"/>
-          <w:szCs w:val="28"/>
-        </w:rPr>
-        <w:t xml:space="preserve">}</w:t>
-      </w:r>
-      <w:r/>
-    </w:p>
-    <w:p>
-      <w:pPr>
-        <w:pBdr/>
-        <w:spacing/>
-        <w:ind/>
-        <w:rPr/>
-      </w:pPr>
-      <w:r>
-        <w:rPr>
-          <w:rFonts w:ascii="Times New Roman" w:hAnsi="Times New Roman" w:cs="Times New Roman"/>
-          <w:sz w:val="28"/>
-          <w:szCs w:val="28"/>
-        </w:rPr>
-      </w:r>
-      <w:r/>
-    </w:p>
-    <w:p>
-      <w:pPr>
-        <w:pBdr/>
-        <w:spacing/>
-        <w:ind/>
-        <w:rPr/>
-      </w:pPr>
-      <w:r>
-        <w:rPr>
-          <w:rFonts w:ascii="Times New Roman" w:hAnsi="Times New Roman" w:cs="Times New Roman"/>
-          <w:sz w:val="28"/>
-          <w:szCs w:val="28"/>
-        </w:rPr>
-        <w:t xml:space="preserve">bool CalendarDate::isValidDate(int day, int month, int year) {</w:t>
-      </w:r>
-      <w:r/>
-    </w:p>
-    <w:p>
-      <w:pPr>
-        <w:pBdr/>
-        <w:spacing/>
-        <w:ind/>
-        <w:rPr/>
-      </w:pPr>
-      <w:r>
-        <w:rPr>
-          <w:rFonts w:ascii="Times New Roman" w:hAnsi="Times New Roman" w:cs="Times New Roman"/>
-          <w:sz w:val="28"/>
-          <w:szCs w:val="28"/>
-        </w:rPr>
-        <w:t xml:space="preserve">    if (year &lt; 1 || month &lt; 1 || month &gt; 12 || day &lt; 1) {</w:t>
-      </w:r>
-      <w:r/>
-    </w:p>
-    <w:p>
-      <w:pPr>
-        <w:pBdr/>
-        <w:spacing/>
-        <w:ind/>
-        <w:rPr/>
-      </w:pPr>
-      <w:r>
-        <w:rPr>
-          <w:rFonts w:ascii="Times New Roman" w:hAnsi="Times New Roman" w:cs="Times New Roman"/>
-          <w:sz w:val="28"/>
-          <w:szCs w:val="28"/>
-        </w:rPr>
-        <w:t xml:space="preserve">        return false;</w:t>
-      </w:r>
-      <w:r/>
-    </w:p>
-    <w:p>
-      <w:pPr>
-        <w:pBdr/>
-        <w:spacing/>
-        <w:ind/>
-        <w:rPr/>
-      </w:pPr>
-      <w:r>
-        <w:rPr>
-          <w:rFonts w:ascii="Times New Roman" w:hAnsi="Times New Roman" w:cs="Times New Roman"/>
-          <w:sz w:val="28"/>
-          <w:szCs w:val="28"/>
-        </w:rPr>
-        <w:t xml:space="preserve">    }</w:t>
-      </w:r>
-      <w:r/>
-    </w:p>
-    <w:p>
-      <w:pPr>
-        <w:pBdr/>
-        <w:spacing/>
-        <w:ind/>
-        <w:rPr/>
-      </w:pPr>
-      <w:r>
-        <w:rPr>
-          <w:rFonts w:ascii="Times New Roman" w:hAnsi="Times New Roman" w:cs="Times New Roman"/>
-          <w:sz w:val="28"/>
-          <w:szCs w:val="28"/>
-        </w:rPr>
-        <w:t xml:space="preserve">    return day &lt;= daysInMonth(month, year);</w:t>
-      </w:r>
-      <w:r/>
-    </w:p>
-    <w:p>
-      <w:pPr>
-        <w:pBdr/>
-        <w:spacing/>
-        <w:ind/>
-        <w:rPr/>
-      </w:pPr>
-      <w:r>
-        <w:rPr>
-          <w:rFonts w:ascii="Times New Roman" w:hAnsi="Times New Roman" w:cs="Times New Roman"/>
-          <w:sz w:val="28"/>
-          <w:szCs w:val="28"/>
-        </w:rPr>
-        <w:t xml:space="preserve">}</w:t>
-      </w:r>
-      <w:r/>
-    </w:p>
-    <w:p>
-      <w:pPr>
-        <w:pBdr/>
-        <w:spacing/>
-        <w:ind/>
-        <w:rPr/>
-      </w:pPr>
-      <w:r>
-        <w:rPr>
-          <w:rFonts w:ascii="Times New Roman" w:hAnsi="Times New Roman" w:cs="Times New Roman"/>
-          <w:sz w:val="28"/>
-          <w:szCs w:val="28"/>
-        </w:rPr>
-      </w:r>
-      <w:r/>
-    </w:p>
-    <w:p>
-      <w:pPr>
-        <w:pBdr/>
-        <w:spacing/>
-        <w:ind/>
-        <w:rPr/>
-      </w:pPr>
-      <w:r>
-        <w:rPr>
-          <w:rFonts w:ascii="Times New Roman" w:hAnsi="Times New Roman" w:cs="Times New Roman"/>
-          <w:sz w:val="28"/>
-          <w:szCs w:val="28"/>
-        </w:rPr>
-        <w:t xml:space="preserve">CalendarDate::CalendarDate() {</w:t>
-      </w:r>
-      <w:r/>
-    </w:p>
-    <w:p>
-      <w:pPr>
-        <w:pBdr/>
-        <w:spacing/>
-        <w:ind/>
-        <w:rPr/>
-      </w:pPr>
-      <w:r>
-        <w:rPr>
-          <w:rFonts w:ascii="Times New Roman" w:hAnsi="Times New Roman" w:cs="Times New Roman"/>
-          <w:sz w:val="28"/>
-          <w:szCs w:val="28"/>
-        </w:rPr>
-        <w:t xml:space="preserve">    data.day = 1;</w:t>
-      </w:r>
-      <w:r/>
-    </w:p>
-    <w:p>
-      <w:pPr>
-        <w:pBdr/>
-        <w:spacing/>
-        <w:ind/>
-        <w:rPr/>
-      </w:pPr>
-      <w:r>
-        <w:rPr>
-          <w:rFonts w:ascii="Times New Roman" w:hAnsi="Times New Roman" w:cs="Times New Roman"/>
-          <w:sz w:val="28"/>
-          <w:szCs w:val="28"/>
-        </w:rPr>
-        <w:t xml:space="preserve">    data.month = 1;</w:t>
-      </w:r>
-      <w:r/>
-    </w:p>
-    <w:p>
-      <w:pPr>
-        <w:pBdr/>
-        <w:spacing/>
-        <w:ind/>
-        <w:rPr/>
-      </w:pPr>
-      <w:r>
-        <w:rPr>
-          <w:rFonts w:ascii="Times New Roman" w:hAnsi="Times New Roman" w:cs="Times New Roman"/>
-          <w:sz w:val="28"/>
-          <w:szCs w:val="28"/>
-        </w:rPr>
-        <w:t xml:space="preserve">    data.year = 2026;</w:t>
-      </w:r>
-      <w:r/>
-    </w:p>
-    <w:p>
-      <w:pPr>
-        <w:pBdr/>
-        <w:spacing/>
-        <w:ind/>
-        <w:rPr/>
-      </w:pPr>
-      <w:r>
-        <w:rPr>
-          <w:rFonts w:ascii="Times New Roman" w:hAnsi="Times New Roman" w:cs="Times New Roman"/>
-          <w:sz w:val="28"/>
-          <w:szCs w:val="28"/>
-        </w:rPr>
-        <w:t xml:space="preserve">}</w:t>
-      </w:r>
-      <w:r/>
-    </w:p>
-    <w:p>
-      <w:pPr>
-        <w:pBdr/>
-        <w:spacing/>
-        <w:ind/>
-        <w:rPr/>
-      </w:pPr>
-      <w:r>
-        <w:rPr>
-          <w:rFonts w:ascii="Times New Roman" w:hAnsi="Times New Roman" w:cs="Times New Roman"/>
-          <w:sz w:val="28"/>
-          <w:szCs w:val="28"/>
-        </w:rPr>
-      </w:r>
-      <w:r/>
-    </w:p>
-    <w:p>
-      <w:pPr>
-        <w:pBdr/>
-        <w:spacing/>
-        <w:ind/>
-        <w:rPr/>
-      </w:pPr>
-      <w:r>
-        <w:rPr>
-          <w:rFonts w:ascii="Times New Roman" w:hAnsi="Times New Roman" w:cs="Times New Roman"/>
-          <w:sz w:val="28"/>
-          <w:szCs w:val="28"/>
-        </w:rPr>
-        <w:t xml:space="preserve">CalendarDate::CalendarDate(int day, int month, int year) {</w:t>
-      </w:r>
-      <w:r/>
-    </w:p>
-    <w:p>
-      <w:pPr>
-        <w:pBdr/>
-        <w:spacing/>
-        <w:ind/>
-        <w:rPr/>
-      </w:pPr>
-      <w:r>
-        <w:rPr>
-          <w:rFonts w:ascii="Times New Roman" w:hAnsi="Times New Roman" w:cs="Times New Roman"/>
-          <w:sz w:val="28"/>
-          <w:szCs w:val="28"/>
-        </w:rPr>
-        <w:t xml:space="preserve">    data.day = 1;</w:t>
-      </w:r>
-      <w:r/>
-    </w:p>
-    <w:p>
-      <w:pPr>
-        <w:pBdr/>
-        <w:spacing/>
-        <w:ind/>
-        <w:rPr/>
-      </w:pPr>
-      <w:r>
-        <w:rPr>
-          <w:rFonts w:ascii="Times New Roman" w:hAnsi="Times New Roman" w:cs="Times New Roman"/>
-          <w:sz w:val="28"/>
-          <w:szCs w:val="28"/>
-        </w:rPr>
-        <w:t xml:space="preserve">    data.month = 1;</w:t>
-      </w:r>
-      <w:r/>
-    </w:p>
-    <w:p>
-      <w:pPr>
-        <w:pBdr/>
-        <w:spacing/>
-        <w:ind/>
-        <w:rPr/>
-      </w:pPr>
-      <w:r>
-        <w:rPr>
-          <w:rFonts w:ascii="Times New Roman" w:hAnsi="Times New Roman" w:cs="Times New Roman"/>
-          <w:sz w:val="28"/>
-          <w:szCs w:val="28"/>
-        </w:rPr>
-        <w:t xml:space="preserve">    data.year = 2026;</w:t>
-      </w:r>
-      <w:r/>
-    </w:p>
-    <w:p>
-      <w:pPr>
-        <w:pBdr/>
-        <w:spacing/>
-        <w:ind/>
-        <w:rPr/>
-      </w:pPr>
-      <w:r>
-        <w:rPr>
-          <w:rFonts w:ascii="Times New Roman" w:hAnsi="Times New Roman" w:cs="Times New Roman"/>
-          <w:sz w:val="28"/>
-          <w:szCs w:val="28"/>
-        </w:rPr>
-        <w:t xml:space="preserve">    setDate(day, month, year);</w:t>
-      </w:r>
-      <w:r/>
-    </w:p>
-    <w:p>
-      <w:pPr>
-        <w:pBdr/>
-        <w:spacing/>
-        <w:ind/>
-        <w:rPr/>
-      </w:pPr>
-      <w:r>
-        <w:rPr>
-          <w:rFonts w:ascii="Times New Roman" w:hAnsi="Times New Roman" w:cs="Times New Roman"/>
-          <w:sz w:val="28"/>
-          <w:szCs w:val="28"/>
-        </w:rPr>
-        <w:t xml:space="preserve">}</w:t>
-      </w:r>
-      <w:r/>
-    </w:p>
-    <w:p>
-      <w:pPr>
-        <w:pBdr/>
-        <w:spacing/>
-        <w:ind/>
-        <w:rPr/>
-      </w:pPr>
-      <w:r>
-        <w:rPr>
-          <w:rFonts w:ascii="Times New Roman" w:hAnsi="Times New Roman" w:cs="Times New Roman"/>
-          <w:sz w:val="28"/>
-          <w:szCs w:val="28"/>
-        </w:rPr>
-      </w:r>
-      <w:r/>
-    </w:p>
-    <w:p>
-      <w:pPr>
-        <w:pBdr/>
-        <w:spacing/>
-        <w:ind/>
-        <w:rPr/>
-      </w:pPr>
-      <w:r>
-        <w:rPr>
-          <w:rFonts w:ascii="Times New Roman" w:hAnsi="Times New Roman" w:cs="Times New Roman"/>
-          <w:sz w:val="28"/>
-          <w:szCs w:val="28"/>
-        </w:rPr>
-        <w:t xml:space="preserve">CalendarDate::~CalendarDate() {</w:t>
-      </w:r>
-      <w:r/>
-    </w:p>
-    <w:p>
-      <w:pPr>
-        <w:pBdr/>
-        <w:spacing/>
-        <w:ind/>
-        <w:rPr/>
-      </w:pPr>
-      <w:r>
-        <w:rPr>
-          <w:rFonts w:ascii="Times New Roman" w:hAnsi="Times New Roman" w:cs="Times New Roman"/>
-          <w:sz w:val="28"/>
-          <w:szCs w:val="28"/>
-        </w:rPr>
-        <w:t xml:space="preserve">    // тихий деструктор, щоб не засмічувати вивід масиву</w:t>
-      </w:r>
-      <w:r/>
-    </w:p>
-    <w:p>
-      <w:pPr>
-        <w:pBdr/>
-        <w:spacing/>
-        <w:ind/>
-        <w:rPr/>
-      </w:pPr>
-      <w:r>
-        <w:rPr>
-          <w:rFonts w:ascii="Times New Roman" w:hAnsi="Times New Roman" w:cs="Times New Roman"/>
-          <w:sz w:val="28"/>
-          <w:szCs w:val="28"/>
-        </w:rPr>
-        <w:t xml:space="preserve">}</w:t>
-      </w:r>
-      <w:r/>
-    </w:p>
-    <w:p>
-      <w:pPr>
-        <w:pBdr/>
-        <w:spacing/>
-        <w:ind/>
-        <w:rPr/>
-      </w:pPr>
-      <w:r>
-        <w:rPr>
-          <w:rFonts w:ascii="Times New Roman" w:hAnsi="Times New Roman" w:cs="Times New Roman"/>
-          <w:sz w:val="28"/>
-          <w:szCs w:val="28"/>
-        </w:rPr>
-      </w:r>
-      <w:r/>
-    </w:p>
-    <w:p>
-      <w:pPr>
-        <w:pBdr/>
-        <w:spacing/>
-        <w:ind/>
-        <w:rPr/>
-      </w:pPr>
-      <w:r>
-        <w:rPr>
-          <w:rFonts w:ascii="Times New Roman" w:hAnsi="Times New Roman" w:cs="Times New Roman"/>
-          <w:sz w:val="28"/>
-          <w:szCs w:val="28"/>
-        </w:rPr>
-        <w:t xml:space="preserve">void CalendarDate::setDate(int day, int month, int year) {</w:t>
-      </w:r>
-      <w:r/>
-    </w:p>
-    <w:p>
-      <w:pPr>
-        <w:pBdr/>
-        <w:spacing/>
-        <w:ind/>
-        <w:rPr/>
-      </w:pPr>
-      <w:r>
-        <w:rPr>
-          <w:rFonts w:ascii="Times New Roman" w:hAnsi="Times New Roman" w:cs="Times New Roman"/>
-          <w:sz w:val="28"/>
-          <w:szCs w:val="28"/>
-        </w:rPr>
-        <w:t xml:space="preserve">    if (!isValidDate(day, month, year)) {</w:t>
-      </w:r>
-      <w:r/>
-    </w:p>
-    <w:p>
-      <w:pPr>
-        <w:pBdr/>
-        <w:spacing/>
-        <w:ind/>
-        <w:rPr/>
-      </w:pPr>
-      <w:r>
-        <w:rPr>
-          <w:rFonts w:ascii="Times New Roman" w:hAnsi="Times New Roman" w:cs="Times New Roman"/>
-          <w:sz w:val="28"/>
-          <w:szCs w:val="28"/>
-        </w:rPr>
-        <w:t xml:space="preserve">        cout &lt;&lt; "Помилка: некоректна дата "</w:t>
-      </w:r>
-      <w:r/>
-    </w:p>
-    <w:p>
-      <w:pPr>
-        <w:pBdr/>
-        <w:spacing/>
-        <w:ind/>
-        <w:rPr/>
-      </w:pPr>
-      <w:r>
-        <w:rPr>
-          <w:rFonts w:ascii="Times New Roman" w:hAnsi="Times New Roman" w:cs="Times New Roman"/>
-          <w:sz w:val="28"/>
-          <w:szCs w:val="28"/>
-        </w:rPr>
-        <w:t xml:space="preserve">             &lt;&lt; day &lt;&lt; "." &lt;&lt; month &lt;&lt; "." &lt;&lt; year &lt;&lt; "!\n";</w:t>
-      </w:r>
-      <w:r/>
-    </w:p>
-    <w:p>
-      <w:pPr>
-        <w:pBdr/>
-        <w:spacing/>
-        <w:ind/>
-        <w:rPr/>
-      </w:pPr>
-      <w:r>
-        <w:rPr>
-          <w:rFonts w:ascii="Times New Roman" w:hAnsi="Times New Roman" w:cs="Times New Roman"/>
-          <w:sz w:val="28"/>
-          <w:szCs w:val="28"/>
-        </w:rPr>
-        <w:t xml:space="preserve">        return;</w:t>
-      </w:r>
-      <w:r/>
-    </w:p>
-    <w:p>
-      <w:pPr>
-        <w:pBdr/>
-        <w:spacing/>
-        <w:ind/>
-        <w:rPr/>
-      </w:pPr>
-      <w:r>
-        <w:rPr>
-          <w:rFonts w:ascii="Times New Roman" w:hAnsi="Times New Roman" w:cs="Times New Roman"/>
-          <w:sz w:val="28"/>
-          <w:szCs w:val="28"/>
-        </w:rPr>
-        <w:t xml:space="preserve">    }</w:t>
-      </w:r>
-      <w:r/>
-    </w:p>
-    <w:p>
-      <w:pPr>
-        <w:pBdr/>
-        <w:spacing/>
-        <w:ind/>
-        <w:rPr/>
-      </w:pPr>
-      <w:r>
-        <w:rPr>
-          <w:rFonts w:ascii="Times New Roman" w:hAnsi="Times New Roman" w:cs="Times New Roman"/>
-          <w:sz w:val="28"/>
-          <w:szCs w:val="28"/>
-        </w:rPr>
-        <w:t xml:space="preserve">    data.day = day;</w:t>
-      </w:r>
-      <w:r/>
-    </w:p>
-    <w:p>
-      <w:pPr>
-        <w:pBdr/>
-        <w:spacing/>
-        <w:ind/>
-        <w:rPr/>
-      </w:pPr>
-      <w:r>
-        <w:rPr>
-          <w:rFonts w:ascii="Times New Roman" w:hAnsi="Times New Roman" w:cs="Times New Roman"/>
-          <w:sz w:val="28"/>
-          <w:szCs w:val="28"/>
-        </w:rPr>
-        <w:t xml:space="preserve">    data.month = month;</w:t>
-      </w:r>
-      <w:r/>
-    </w:p>
-    <w:p>
-      <w:pPr>
-        <w:pBdr/>
-        <w:spacing/>
-        <w:ind/>
-        <w:rPr/>
-      </w:pPr>
-      <w:r>
-        <w:rPr>
-          <w:rFonts w:ascii="Times New Roman" w:hAnsi="Times New Roman" w:cs="Times New Roman"/>
-          <w:sz w:val="28"/>
-          <w:szCs w:val="28"/>
-        </w:rPr>
-        <w:t xml:space="preserve">    data.year = year;</w:t>
-      </w:r>
-      <w:r/>
-    </w:p>
-    <w:p>
-      <w:pPr>
-        <w:pBdr/>
-        <w:spacing/>
-        <w:ind/>
-        <w:rPr/>
-      </w:pPr>
-      <w:r>
-        <w:rPr>
-          <w:rFonts w:ascii="Times New Roman" w:hAnsi="Times New Roman" w:cs="Times New Roman"/>
-          <w:sz w:val="28"/>
-          <w:szCs w:val="28"/>
-        </w:rPr>
-        <w:t xml:space="preserve">}</w:t>
-      </w:r>
-      <w:r/>
-    </w:p>
-    <w:p>
-      <w:pPr>
-        <w:pBdr/>
-        <w:spacing/>
-        <w:ind/>
-        <w:rPr/>
-      </w:pPr>
-      <w:r>
-        <w:rPr>
-          <w:rFonts w:ascii="Times New Roman" w:hAnsi="Times New Roman" w:cs="Times New Roman"/>
-          <w:sz w:val="28"/>
-          <w:szCs w:val="28"/>
-        </w:rPr>
-      </w:r>
-      <w:r/>
-    </w:p>
-    <w:p>
-      <w:pPr>
-        <w:pBdr/>
-        <w:spacing/>
-        <w:ind/>
-        <w:rPr/>
-      </w:pPr>
-      <w:r>
-        <w:rPr>
-          <w:rFonts w:ascii="Times New Roman" w:hAnsi="Times New Roman" w:cs="Times New Roman"/>
-          <w:sz w:val="28"/>
-          <w:szCs w:val="28"/>
-        </w:rPr>
-        <w:t xml:space="preserve">void CalendarDate::setDay(int day) {</w:t>
-      </w:r>
-      <w:r/>
-    </w:p>
-    <w:p>
-      <w:pPr>
-        <w:pBdr/>
-        <w:spacing/>
-        <w:ind/>
-        <w:rPr/>
-      </w:pPr>
-      <w:r>
-        <w:rPr>
-          <w:rFonts w:ascii="Times New Roman" w:hAnsi="Times New Roman" w:cs="Times New Roman"/>
-          <w:sz w:val="28"/>
-          <w:szCs w:val="28"/>
-        </w:rPr>
-        <w:t xml:space="preserve">    setDate(day, data.month, data.year);</w:t>
-      </w:r>
-      <w:r/>
-    </w:p>
-    <w:p>
-      <w:pPr>
-        <w:pBdr/>
-        <w:spacing/>
-        <w:ind/>
-        <w:rPr/>
-      </w:pPr>
-      <w:r>
-        <w:rPr>
-          <w:rFonts w:ascii="Times New Roman" w:hAnsi="Times New Roman" w:cs="Times New Roman"/>
-          <w:sz w:val="28"/>
-          <w:szCs w:val="28"/>
-        </w:rPr>
-        <w:t xml:space="preserve">}</w:t>
-      </w:r>
-      <w:r/>
-    </w:p>
-    <w:p>
-      <w:pPr>
-        <w:pBdr/>
-        <w:spacing/>
-        <w:ind/>
-        <w:rPr/>
-      </w:pPr>
-      <w:r>
-        <w:rPr>
-          <w:rFonts w:ascii="Times New Roman" w:hAnsi="Times New Roman" w:cs="Times New Roman"/>
-          <w:sz w:val="28"/>
-          <w:szCs w:val="28"/>
-        </w:rPr>
-      </w:r>
-      <w:r/>
-    </w:p>
-    <w:p>
-      <w:pPr>
-        <w:pBdr/>
-        <w:spacing/>
-        <w:ind/>
-        <w:rPr/>
-      </w:pPr>
-      <w:r>
-        <w:rPr>
-          <w:rFonts w:ascii="Times New Roman" w:hAnsi="Times New Roman" w:cs="Times New Roman"/>
-          <w:sz w:val="28"/>
-          <w:szCs w:val="28"/>
-        </w:rPr>
-        <w:t xml:space="preserve">void CalendarDate::setMonth(int month) {</w:t>
-      </w:r>
-      <w:r/>
-    </w:p>
-    <w:p>
-      <w:pPr>
-        <w:pBdr/>
-        <w:spacing/>
-        <w:ind/>
-        <w:rPr/>
-      </w:pPr>
-      <w:r>
-        <w:rPr>
-          <w:rFonts w:ascii="Times New Roman" w:hAnsi="Times New Roman" w:cs="Times New Roman"/>
-          <w:sz w:val="28"/>
-          <w:szCs w:val="28"/>
-        </w:rPr>
-        <w:t xml:space="preserve">    setDate(data.day, month, data.year);</w:t>
-      </w:r>
-      <w:r/>
-    </w:p>
-    <w:p>
-      <w:pPr>
-        <w:pBdr/>
-        <w:spacing/>
-        <w:ind/>
-        <w:rPr/>
-      </w:pPr>
-      <w:r>
-        <w:rPr>
-          <w:rFonts w:ascii="Times New Roman" w:hAnsi="Times New Roman" w:cs="Times New Roman"/>
-          <w:sz w:val="28"/>
-          <w:szCs w:val="28"/>
-        </w:rPr>
-        <w:t xml:space="preserve">}</w:t>
-      </w:r>
-      <w:r/>
-    </w:p>
-    <w:p>
-      <w:pPr>
-        <w:pBdr/>
-        <w:spacing/>
-        <w:ind/>
-        <w:rPr/>
-      </w:pPr>
-      <w:r>
-        <w:rPr>
-          <w:rFonts w:ascii="Times New Roman" w:hAnsi="Times New Roman" w:cs="Times New Roman"/>
-          <w:sz w:val="28"/>
-          <w:szCs w:val="28"/>
-        </w:rPr>
-      </w:r>
-      <w:r/>
-    </w:p>
-    <w:p>
-      <w:pPr>
-        <w:pBdr/>
-        <w:spacing/>
-        <w:ind/>
-        <w:rPr/>
-      </w:pPr>
-      <w:r>
-        <w:rPr>
-          <w:rFonts w:ascii="Times New Roman" w:hAnsi="Times New Roman" w:cs="Times New Roman"/>
-          <w:sz w:val="28"/>
-          <w:szCs w:val="28"/>
-        </w:rPr>
-        <w:t xml:space="preserve">void CalendarDate::setYear(int year) {</w:t>
-      </w:r>
-      <w:r/>
-    </w:p>
-    <w:p>
-      <w:pPr>
-        <w:pBdr/>
-        <w:spacing/>
-        <w:ind/>
-        <w:rPr/>
-      </w:pPr>
-      <w:r>
-        <w:rPr>
-          <w:rFonts w:ascii="Times New Roman" w:hAnsi="Times New Roman" w:cs="Times New Roman"/>
-          <w:sz w:val="28"/>
-          <w:szCs w:val="28"/>
-        </w:rPr>
-        <w:t xml:space="preserve">    setDate(data.day, data.month, year);</w:t>
-      </w:r>
-      <w:r/>
-    </w:p>
-    <w:p>
-      <w:pPr>
-        <w:pBdr/>
-        <w:spacing/>
-        <w:ind/>
-        <w:rPr/>
-      </w:pPr>
-      <w:r>
-        <w:rPr>
-          <w:rFonts w:ascii="Times New Roman" w:hAnsi="Times New Roman" w:cs="Times New Roman"/>
-          <w:sz w:val="28"/>
-          <w:szCs w:val="28"/>
-        </w:rPr>
-        <w:t xml:space="preserve">}</w:t>
-      </w:r>
-      <w:r/>
-    </w:p>
-    <w:p>
-      <w:pPr>
-        <w:pBdr/>
-        <w:spacing/>
-        <w:ind/>
-        <w:rPr/>
-      </w:pPr>
-      <w:r>
-        <w:rPr>
-          <w:rFonts w:ascii="Times New Roman" w:hAnsi="Times New Roman" w:cs="Times New Roman"/>
-          <w:sz w:val="28"/>
-          <w:szCs w:val="28"/>
-        </w:rPr>
-      </w:r>
-      <w:r/>
-    </w:p>
-    <w:p>
-      <w:pPr>
-        <w:pBdr/>
-        <w:spacing/>
-        <w:ind/>
-        <w:rPr/>
-      </w:pPr>
-      <w:r>
-        <w:rPr>
-          <w:rFonts w:ascii="Times New Roman" w:hAnsi="Times New Roman" w:cs="Times New Roman"/>
-          <w:sz w:val="28"/>
-          <w:szCs w:val="28"/>
-        </w:rPr>
-        <w:t xml:space="preserve">int CalendarDate::getDay() const { return data.day; }</w:t>
-      </w:r>
-      <w:r/>
-    </w:p>
-    <w:p>
-      <w:pPr>
-        <w:pBdr/>
-        <w:spacing/>
-        <w:ind/>
-        <w:rPr/>
-      </w:pPr>
-      <w:r>
-        <w:rPr>
-          <w:rFonts w:ascii="Times New Roman" w:hAnsi="Times New Roman" w:cs="Times New Roman"/>
-          <w:sz w:val="28"/>
-          <w:szCs w:val="28"/>
-        </w:rPr>
-        <w:t xml:space="preserve">int CalendarDate::getMonth() const { return data.month; }</w:t>
-      </w:r>
-      <w:r/>
-    </w:p>
-    <w:p>
-      <w:pPr>
-        <w:pBdr/>
-        <w:spacing/>
-        <w:ind/>
-        <w:rPr/>
-      </w:pPr>
-      <w:r>
-        <w:rPr>
-          <w:rFonts w:ascii="Times New Roman" w:hAnsi="Times New Roman" w:cs="Times New Roman"/>
-          <w:sz w:val="28"/>
-          <w:szCs w:val="28"/>
-        </w:rPr>
-        <w:t xml:space="preserve">int CalendarDate::getYear() const { return data.year; }</w:t>
-      </w:r>
-      <w:r/>
-    </w:p>
-    <w:p>
-      <w:pPr>
-        <w:pBdr/>
-        <w:spacing/>
-        <w:ind/>
-        <w:rPr/>
-      </w:pPr>
-      <w:r>
-        <w:rPr>
-          <w:rFonts w:ascii="Times New Roman" w:hAnsi="Times New Roman" w:cs="Times New Roman"/>
-          <w:sz w:val="28"/>
-          <w:szCs w:val="28"/>
-        </w:rPr>
-      </w:r>
-      <w:r/>
-    </w:p>
-    <w:p>
-      <w:pPr>
-        <w:pBdr/>
-        <w:spacing/>
-        <w:ind/>
-        <w:rPr/>
-      </w:pPr>
-      <w:r>
-        <w:rPr>
-          <w:rFonts w:ascii="Times New Roman" w:hAnsi="Times New Roman" w:cs="Times New Roman"/>
-          <w:sz w:val="28"/>
-          <w:szCs w:val="28"/>
-        </w:rPr>
-        <w:t xml:space="preserve">int CalendarDate::weekday() const {</w:t>
-      </w:r>
-      <w:r/>
-    </w:p>
-    <w:p>
-      <w:pPr>
-        <w:pBdr/>
-        <w:spacing/>
-        <w:ind/>
-        <w:rPr/>
-      </w:pPr>
-      <w:r>
-        <w:rPr>
-          <w:rFonts w:ascii="Times New Roman" w:hAnsi="Times New Roman" w:cs="Times New Roman"/>
-          <w:sz w:val="28"/>
-          <w:szCs w:val="28"/>
-        </w:rPr>
-        <w:t xml:space="preserve">    // алгоритм Сакамото: 0 = Неділя, 1 = Понеділок, ... 6 = Субота</w:t>
-      </w:r>
-      <w:r/>
-    </w:p>
-    <w:p>
-      <w:pPr>
-        <w:pBdr/>
-        <w:spacing/>
-        <w:ind/>
-        <w:rPr/>
-      </w:pPr>
-      <w:r>
-        <w:rPr>
-          <w:rFonts w:ascii="Times New Roman" w:hAnsi="Times New Roman" w:cs="Times New Roman"/>
-          <w:sz w:val="28"/>
-          <w:szCs w:val="28"/>
-        </w:rPr>
-        <w:t xml:space="preserve">    int d = data.day;</w:t>
-      </w:r>
-      <w:r/>
-    </w:p>
-    <w:p>
-      <w:pPr>
-        <w:pBdr/>
-        <w:spacing/>
-        <w:ind/>
-        <w:rPr/>
-      </w:pPr>
-      <w:r>
-        <w:rPr>
-          <w:rFonts w:ascii="Times New Roman" w:hAnsi="Times New Roman" w:cs="Times New Roman"/>
-          <w:sz w:val="28"/>
-          <w:szCs w:val="28"/>
-        </w:rPr>
-        <w:t xml:space="preserve">    int m = data.month;</w:t>
-      </w:r>
-      <w:r/>
-    </w:p>
-    <w:p>
-      <w:pPr>
-        <w:pBdr/>
-        <w:spacing/>
-        <w:ind/>
-        <w:rPr/>
-      </w:pPr>
-      <w:r>
-        <w:rPr>
-          <w:rFonts w:ascii="Times New Roman" w:hAnsi="Times New Roman" w:cs="Times New Roman"/>
-          <w:sz w:val="28"/>
-          <w:szCs w:val="28"/>
-        </w:rPr>
-        <w:t xml:space="preserve">    int y = data.year;</w:t>
-      </w:r>
-      <w:r/>
-    </w:p>
-    <w:p>
-      <w:pPr>
-        <w:pBdr/>
-        <w:spacing/>
-        <w:ind/>
-        <w:rPr/>
-      </w:pPr>
-      <w:r>
-        <w:rPr>
-          <w:rFonts w:ascii="Times New Roman" w:hAnsi="Times New Roman" w:cs="Times New Roman"/>
-          <w:sz w:val="28"/>
-          <w:szCs w:val="28"/>
-        </w:rPr>
-        <w:t xml:space="preserve">    static int t[] = {0, 3, 2, 5, 0, 3, 5, 1, 4, 6, 2, 4};</w:t>
-      </w:r>
-      <w:r/>
-    </w:p>
-    <w:p>
-      <w:pPr>
-        <w:pBdr/>
-        <w:spacing/>
-        <w:ind/>
-        <w:rPr/>
-      </w:pPr>
-      <w:r>
-        <w:rPr>
-          <w:rFonts w:ascii="Times New Roman" w:hAnsi="Times New Roman" w:cs="Times New Roman"/>
-          <w:sz w:val="28"/>
-          <w:szCs w:val="28"/>
-        </w:rPr>
-        <w:t xml:space="preserve">    if (m &lt; 3) {</w:t>
-      </w:r>
-      <w:r/>
-    </w:p>
-    <w:p>
-      <w:pPr>
-        <w:pBdr/>
-        <w:spacing/>
-        <w:ind/>
-        <w:rPr/>
-      </w:pPr>
-      <w:r>
-        <w:rPr>
-          <w:rFonts w:ascii="Times New Roman" w:hAnsi="Times New Roman" w:cs="Times New Roman"/>
-          <w:sz w:val="28"/>
-          <w:szCs w:val="28"/>
-        </w:rPr>
-        <w:t xml:space="preserve">        y -= 1;</w:t>
-      </w:r>
-      <w:r/>
-    </w:p>
-    <w:p>
-      <w:pPr>
-        <w:pBdr/>
-        <w:spacing/>
-        <w:ind/>
-        <w:rPr/>
-      </w:pPr>
-      <w:r>
-        <w:rPr>
-          <w:rFonts w:ascii="Times New Roman" w:hAnsi="Times New Roman" w:cs="Times New Roman"/>
-          <w:sz w:val="28"/>
-          <w:szCs w:val="28"/>
-        </w:rPr>
-        <w:t xml:space="preserve">    }</w:t>
-      </w:r>
-      <w:r/>
-    </w:p>
-    <w:p>
-      <w:pPr>
-        <w:pBdr/>
-        <w:spacing/>
-        <w:ind/>
-        <w:rPr/>
-      </w:pPr>
-      <w:r>
-        <w:rPr>
-          <w:rFonts w:ascii="Times New Roman" w:hAnsi="Times New Roman" w:cs="Times New Roman"/>
-          <w:sz w:val="28"/>
-          <w:szCs w:val="28"/>
-        </w:rPr>
-        <w:t xml:space="preserve">    int w = (y + y / 4 - y / 100 + y / 400 + t[m - 1] + d) % 7;</w:t>
-      </w:r>
-      <w:r/>
-    </w:p>
-    <w:p>
-      <w:pPr>
-        <w:pBdr/>
-        <w:spacing/>
-        <w:ind/>
-        <w:rPr/>
-      </w:pPr>
-      <w:r>
-        <w:rPr>
-          <w:rFonts w:ascii="Times New Roman" w:hAnsi="Times New Roman" w:cs="Times New Roman"/>
-          <w:sz w:val="28"/>
-          <w:szCs w:val="28"/>
-        </w:rPr>
-        <w:t xml:space="preserve">    // перетворюємо у 1 = Пн ... 7 = Нд</w:t>
-      </w:r>
-      <w:r/>
-    </w:p>
-    <w:p>
-      <w:pPr>
-        <w:pBdr/>
-        <w:spacing/>
-        <w:ind/>
-        <w:rPr/>
-      </w:pPr>
-      <w:r>
-        <w:rPr>
-          <w:rFonts w:ascii="Times New Roman" w:hAnsi="Times New Roman" w:cs="Times New Roman"/>
-          <w:sz w:val="28"/>
-          <w:szCs w:val="28"/>
-        </w:rPr>
-        <w:t xml:space="preserve">    return (w == 0) ? 7 : w;</w:t>
-      </w:r>
-      <w:r/>
-    </w:p>
-    <w:p>
-      <w:pPr>
-        <w:pBdr/>
-        <w:spacing/>
-        <w:ind/>
-        <w:rPr/>
-      </w:pPr>
-      <w:r>
-        <w:rPr>
-          <w:rFonts w:ascii="Times New Roman" w:hAnsi="Times New Roman" w:cs="Times New Roman"/>
-          <w:sz w:val="28"/>
-          <w:szCs w:val="28"/>
-        </w:rPr>
-        <w:t xml:space="preserve">}</w:t>
-      </w:r>
-      <w:r/>
-    </w:p>
-    <w:p>
-      <w:pPr>
-        <w:pBdr/>
-        <w:spacing/>
-        <w:ind/>
-        <w:rPr/>
-      </w:pPr>
-      <w:r>
-        <w:rPr>
-          <w:rFonts w:ascii="Times New Roman" w:hAnsi="Times New Roman" w:cs="Times New Roman"/>
-          <w:sz w:val="28"/>
-          <w:szCs w:val="28"/>
-        </w:rPr>
-      </w:r>
-      <w:r/>
-    </w:p>
-    <w:p>
-      <w:pPr>
-        <w:pBdr/>
-        <w:spacing/>
-        <w:ind/>
-        <w:rPr/>
-      </w:pPr>
-      <w:r>
-        <w:rPr>
-          <w:rFonts w:ascii="Times New Roman" w:hAnsi="Times New Roman" w:cs="Times New Roman"/>
-          <w:sz w:val="28"/>
-          <w:szCs w:val="28"/>
-        </w:rPr>
-        <w:t xml:space="preserve">string CalendarDate::weekdayName() const {</w:t>
-      </w:r>
-      <w:r/>
-    </w:p>
-    <w:p>
-      <w:pPr>
-        <w:pBdr/>
-        <w:spacing/>
-        <w:ind/>
-        <w:rPr/>
-      </w:pPr>
-      <w:r>
-        <w:rPr>
-          <w:rFonts w:ascii="Times New Roman" w:hAnsi="Times New Roman" w:cs="Times New Roman"/>
-          <w:sz w:val="28"/>
-          <w:szCs w:val="28"/>
-        </w:rPr>
-        <w:t xml:space="preserve">    static const char* names[] = {</w:t>
-      </w:r>
-      <w:r/>
-    </w:p>
-    <w:p>
-      <w:pPr>
-        <w:pBdr/>
-        <w:spacing/>
-        <w:ind/>
-        <w:rPr/>
-      </w:pPr>
-      <w:r>
-        <w:rPr>
-          <w:rFonts w:ascii="Times New Roman" w:hAnsi="Times New Roman" w:cs="Times New Roman"/>
-          <w:sz w:val="28"/>
-          <w:szCs w:val="28"/>
-        </w:rPr>
-        <w:t xml:space="preserve">        "", "Понеділок", "Вівторок", "Середа", "Четвер",</w:t>
-      </w:r>
-      <w:r/>
-    </w:p>
-    <w:p>
-      <w:pPr>
-        <w:pBdr/>
-        <w:spacing/>
-        <w:ind/>
-        <w:rPr/>
-      </w:pPr>
-      <w:r>
-        <w:rPr>
-          <w:rFonts w:ascii="Times New Roman" w:hAnsi="Times New Roman" w:cs="Times New Roman"/>
-          <w:sz w:val="28"/>
-          <w:szCs w:val="28"/>
-        </w:rPr>
-        <w:t xml:space="preserve">        "П'ятниця", "Субота", "Неділя"</w:t>
-      </w:r>
-      <w:r/>
-    </w:p>
-    <w:p>
-      <w:pPr>
-        <w:pBdr/>
-        <w:spacing/>
-        <w:ind/>
-        <w:rPr/>
-      </w:pPr>
-      <w:r>
-        <w:rPr>
-          <w:rFonts w:ascii="Times New Roman" w:hAnsi="Times New Roman" w:cs="Times New Roman"/>
-          <w:sz w:val="28"/>
-          <w:szCs w:val="28"/>
-        </w:rPr>
-        <w:t xml:space="preserve">    };</w:t>
-      </w:r>
-      <w:r/>
-    </w:p>
-    <w:p>
-      <w:pPr>
-        <w:pBdr/>
-        <w:spacing/>
-        <w:ind/>
-        <w:rPr/>
-      </w:pPr>
-      <w:r>
-        <w:rPr>
-          <w:rFonts w:ascii="Times New Roman" w:hAnsi="Times New Roman" w:cs="Times New Roman"/>
-          <w:sz w:val="28"/>
-          <w:szCs w:val="28"/>
-        </w:rPr>
-        <w:t xml:space="preserve">    int w = weekday();</w:t>
-      </w:r>
-      <w:r/>
-    </w:p>
-    <w:p>
-      <w:pPr>
-        <w:pBdr/>
-        <w:spacing/>
-        <w:ind/>
-        <w:rPr/>
-      </w:pPr>
-      <w:r>
-        <w:rPr>
-          <w:rFonts w:ascii="Times New Roman" w:hAnsi="Times New Roman" w:cs="Times New Roman"/>
-          <w:sz w:val="28"/>
-          <w:szCs w:val="28"/>
-        </w:rPr>
-        <w:t xml:space="preserve">    return names[w];</w:t>
-      </w:r>
-      <w:r/>
-    </w:p>
-    <w:p>
-      <w:pPr>
-        <w:pBdr/>
-        <w:spacing/>
-        <w:ind/>
-        <w:rPr/>
-      </w:pPr>
-      <w:r>
-        <w:rPr>
-          <w:rFonts w:ascii="Times New Roman" w:hAnsi="Times New Roman" w:cs="Times New Roman"/>
-          <w:sz w:val="28"/>
-          <w:szCs w:val="28"/>
-        </w:rPr>
-        <w:t xml:space="preserve">}</w:t>
-      </w:r>
-      <w:r/>
-    </w:p>
-    <w:p>
-      <w:pPr>
-        <w:pBdr/>
-        <w:spacing/>
-        <w:ind/>
-        <w:rPr/>
-      </w:pPr>
-      <w:r>
-        <w:rPr>
-          <w:rFonts w:ascii="Times New Roman" w:hAnsi="Times New Roman" w:cs="Times New Roman"/>
-          <w:sz w:val="28"/>
-          <w:szCs w:val="28"/>
-        </w:rPr>
-      </w:r>
-      <w:r/>
-    </w:p>
-    <w:p>
-      <w:pPr>
-        <w:pBdr/>
-        <w:spacing/>
-        <w:ind/>
-        <w:rPr/>
-      </w:pPr>
-      <w:r>
-        <w:rPr>
-          <w:rFonts w:ascii="Times New Roman" w:hAnsi="Times New Roman" w:cs="Times New Roman"/>
-          <w:sz w:val="28"/>
-          <w:szCs w:val="28"/>
-        </w:rPr>
-        <w:t xml:space="preserve">void CalendarDate::addDays(int n) {</w:t>
-      </w:r>
-      <w:r/>
-    </w:p>
-    <w:p>
-      <w:pPr>
-        <w:pBdr/>
-        <w:spacing/>
-        <w:ind/>
-        <w:rPr/>
-      </w:pPr>
-      <w:r>
-        <w:rPr>
-          <w:rFonts w:ascii="Times New Roman" w:hAnsi="Times New Roman" w:cs="Times New Roman"/>
-          <w:sz w:val="28"/>
-          <w:szCs w:val="28"/>
-        </w:rPr>
-        <w:t xml:space="preserve">    if (n &gt;= 0) {</w:t>
-      </w:r>
-      <w:r/>
-    </w:p>
-    <w:p>
-      <w:pPr>
-        <w:pBdr/>
-        <w:spacing/>
-        <w:ind/>
-        <w:rPr/>
-      </w:pPr>
-      <w:r>
-        <w:rPr>
-          <w:rFonts w:ascii="Times New Roman" w:hAnsi="Times New Roman" w:cs="Times New Roman"/>
-          <w:sz w:val="28"/>
-          <w:szCs w:val="28"/>
-        </w:rPr>
-        <w:t xml:space="preserve">        while (n &gt; 0) {</w:t>
-      </w:r>
-      <w:r/>
-    </w:p>
-    <w:p>
-      <w:pPr>
-        <w:pBdr/>
-        <w:spacing/>
-        <w:ind/>
-        <w:rPr/>
-      </w:pPr>
-      <w:r>
-        <w:rPr>
-          <w:rFonts w:ascii="Times New Roman" w:hAnsi="Times New Roman" w:cs="Times New Roman"/>
-          <w:sz w:val="28"/>
-          <w:szCs w:val="28"/>
-        </w:rPr>
-        <w:t xml:space="preserve">            data.day++;</w:t>
-      </w:r>
-      <w:r/>
-    </w:p>
-    <w:p>
-      <w:pPr>
-        <w:pBdr/>
-        <w:spacing/>
-        <w:ind/>
-        <w:rPr/>
-      </w:pPr>
-      <w:r>
-        <w:rPr>
-          <w:rFonts w:ascii="Times New Roman" w:hAnsi="Times New Roman" w:cs="Times New Roman"/>
-          <w:sz w:val="28"/>
-          <w:szCs w:val="28"/>
-        </w:rPr>
-        <w:t xml:space="preserve">            if (data.day &gt; daysInMonth(data.month, data.year)) {</w:t>
-      </w:r>
-      <w:r/>
-    </w:p>
-    <w:p>
-      <w:pPr>
-        <w:pBdr/>
-        <w:spacing/>
-        <w:ind/>
-        <w:rPr/>
-      </w:pPr>
-      <w:r>
-        <w:rPr>
-          <w:rFonts w:ascii="Times New Roman" w:hAnsi="Times New Roman" w:cs="Times New Roman"/>
-          <w:sz w:val="28"/>
-          <w:szCs w:val="28"/>
-        </w:rPr>
-        <w:t xml:space="preserve">                data.day = 1;</w:t>
-      </w:r>
-      <w:r/>
-    </w:p>
-    <w:p>
-      <w:pPr>
-        <w:pBdr/>
-        <w:spacing/>
-        <w:ind/>
-        <w:rPr/>
-      </w:pPr>
-      <w:r>
-        <w:rPr>
-          <w:rFonts w:ascii="Times New Roman" w:hAnsi="Times New Roman" w:cs="Times New Roman"/>
-          <w:sz w:val="28"/>
-          <w:szCs w:val="28"/>
-        </w:rPr>
-        <w:t xml:space="preserve">                data.month++;</w:t>
-      </w:r>
-      <w:r/>
-    </w:p>
-    <w:p>
-      <w:pPr>
-        <w:pBdr/>
-        <w:spacing/>
-        <w:ind/>
-        <w:rPr/>
-      </w:pPr>
-      <w:r>
-        <w:rPr>
-          <w:rFonts w:ascii="Times New Roman" w:hAnsi="Times New Roman" w:cs="Times New Roman"/>
-          <w:sz w:val="28"/>
-          <w:szCs w:val="28"/>
-        </w:rPr>
-        <w:t xml:space="preserve">                if (data.month &gt; 12) {</w:t>
-      </w:r>
-      <w:r/>
-    </w:p>
-    <w:p>
-      <w:pPr>
-        <w:pBdr/>
-        <w:spacing/>
-        <w:ind/>
-        <w:rPr/>
-      </w:pPr>
-      <w:r>
-        <w:rPr>
-          <w:rFonts w:ascii="Times New Roman" w:hAnsi="Times New Roman" w:cs="Times New Roman"/>
-          <w:sz w:val="28"/>
-          <w:szCs w:val="28"/>
-        </w:rPr>
-        <w:t xml:space="preserve">                    data.month = 1;</w:t>
-      </w:r>
-      <w:r/>
-    </w:p>
-    <w:p>
-      <w:pPr>
-        <w:pBdr/>
-        <w:spacing/>
-        <w:ind/>
-        <w:rPr/>
-      </w:pPr>
-      <w:r>
-        <w:rPr>
-          <w:rFonts w:ascii="Times New Roman" w:hAnsi="Times New Roman" w:cs="Times New Roman"/>
-          <w:sz w:val="28"/>
-          <w:szCs w:val="28"/>
-        </w:rPr>
-        <w:t xml:space="preserve">                    data.year++;</w:t>
-      </w:r>
-      <w:r/>
-    </w:p>
-    <w:p>
-      <w:pPr>
-        <w:pBdr/>
-        <w:spacing/>
-        <w:ind/>
-        <w:rPr/>
-      </w:pPr>
-      <w:r>
-        <w:rPr>
-          <w:rFonts w:ascii="Times New Roman" w:hAnsi="Times New Roman" w:cs="Times New Roman"/>
-          <w:sz w:val="28"/>
-          <w:szCs w:val="28"/>
-        </w:rPr>
-        <w:t xml:space="preserve">                }</w:t>
-      </w:r>
-      <w:r/>
-    </w:p>
-    <w:p>
-      <w:pPr>
-        <w:pBdr/>
-        <w:spacing/>
-        <w:ind/>
-        <w:rPr/>
-      </w:pPr>
-      <w:r>
-        <w:rPr>
-          <w:rFonts w:ascii="Times New Roman" w:hAnsi="Times New Roman" w:cs="Times New Roman"/>
-          <w:sz w:val="28"/>
-          <w:szCs w:val="28"/>
-        </w:rPr>
-        <w:t xml:space="preserve">            }</w:t>
-      </w:r>
-      <w:r/>
-    </w:p>
-    <w:p>
-      <w:pPr>
-        <w:pBdr/>
-        <w:spacing/>
-        <w:ind/>
-        <w:rPr/>
-      </w:pPr>
-      <w:r>
-        <w:rPr>
-          <w:rFonts w:ascii="Times New Roman" w:hAnsi="Times New Roman" w:cs="Times New Roman"/>
-          <w:sz w:val="28"/>
-          <w:szCs w:val="28"/>
-        </w:rPr>
-        <w:t xml:space="preserve">            n--;</w:t>
-      </w:r>
-      <w:r/>
-    </w:p>
-    <w:p>
-      <w:pPr>
-        <w:pBdr/>
-        <w:spacing/>
-        <w:ind/>
-        <w:rPr/>
-      </w:pPr>
-      <w:r>
-        <w:rPr>
-          <w:rFonts w:ascii="Times New Roman" w:hAnsi="Times New Roman" w:cs="Times New Roman"/>
-          <w:sz w:val="28"/>
-          <w:szCs w:val="28"/>
-        </w:rPr>
-        <w:t xml:space="preserve">        }</w:t>
-      </w:r>
-      <w:r/>
-    </w:p>
-    <w:p>
-      <w:pPr>
-        <w:pBdr/>
-        <w:spacing/>
-        <w:ind/>
-        <w:rPr/>
-      </w:pPr>
-      <w:r>
-        <w:rPr>
-          <w:rFonts w:ascii="Times New Roman" w:hAnsi="Times New Roman" w:cs="Times New Roman"/>
-          <w:sz w:val="28"/>
-          <w:szCs w:val="28"/>
-        </w:rPr>
-        <w:t xml:space="preserve">        return;</w:t>
-      </w:r>
-      <w:r/>
-    </w:p>
-    <w:p>
-      <w:pPr>
-        <w:pBdr/>
-        <w:spacing/>
-        <w:ind/>
-        <w:rPr/>
-      </w:pPr>
-      <w:r>
-        <w:rPr>
-          <w:rFonts w:ascii="Times New Roman" w:hAnsi="Times New Roman" w:cs="Times New Roman"/>
-          <w:sz w:val="28"/>
-          <w:szCs w:val="28"/>
-        </w:rPr>
-        <w:t xml:space="preserve">    }</w:t>
-      </w:r>
-      <w:r/>
-    </w:p>
-    <w:p>
-      <w:pPr>
-        <w:pBdr/>
-        <w:spacing/>
-        <w:ind/>
-        <w:rPr/>
-      </w:pPr>
-      <w:r>
-        <w:rPr>
-          <w:rFonts w:ascii="Times New Roman" w:hAnsi="Times New Roman" w:cs="Times New Roman"/>
-          <w:sz w:val="28"/>
-          <w:szCs w:val="28"/>
-        </w:rPr>
-      </w:r>
-      <w:r/>
-    </w:p>
-    <w:p>
-      <w:pPr>
-        <w:pBdr/>
-        <w:spacing/>
-        <w:ind/>
-        <w:rPr/>
-      </w:pPr>
-      <w:r>
-        <w:rPr>
-          <w:rFonts w:ascii="Times New Roman" w:hAnsi="Times New Roman" w:cs="Times New Roman"/>
-          <w:sz w:val="28"/>
-          <w:szCs w:val="28"/>
-        </w:rPr>
-        <w:t xml:space="preserve">    while (n &lt; 0) {</w:t>
-      </w:r>
-      <w:r/>
-    </w:p>
-    <w:p>
-      <w:pPr>
-        <w:pBdr/>
-        <w:spacing/>
-        <w:ind/>
-        <w:rPr/>
-      </w:pPr>
-      <w:r>
-        <w:rPr>
-          <w:rFonts w:ascii="Times New Roman" w:hAnsi="Times New Roman" w:cs="Times New Roman"/>
-          <w:sz w:val="28"/>
-          <w:szCs w:val="28"/>
-        </w:rPr>
-        <w:t xml:space="preserve">        data.day--;</w:t>
-      </w:r>
-      <w:r/>
-    </w:p>
-    <w:p>
-      <w:pPr>
-        <w:pBdr/>
-        <w:spacing/>
-        <w:ind/>
-        <w:rPr/>
-      </w:pPr>
-      <w:r>
-        <w:rPr>
-          <w:rFonts w:ascii="Times New Roman" w:hAnsi="Times New Roman" w:cs="Times New Roman"/>
-          <w:sz w:val="28"/>
-          <w:szCs w:val="28"/>
-        </w:rPr>
-        <w:t xml:space="preserve">        if (data.day &lt; 1) {</w:t>
-      </w:r>
-      <w:r/>
-    </w:p>
-    <w:p>
-      <w:pPr>
-        <w:pBdr/>
-        <w:spacing/>
-        <w:ind/>
-        <w:rPr/>
-      </w:pPr>
-      <w:r>
-        <w:rPr>
-          <w:rFonts w:ascii="Times New Roman" w:hAnsi="Times New Roman" w:cs="Times New Roman"/>
-          <w:sz w:val="28"/>
-          <w:szCs w:val="28"/>
-        </w:rPr>
-        <w:t xml:space="preserve">            data.month--;</w:t>
-      </w:r>
-      <w:r/>
-    </w:p>
-    <w:p>
-      <w:pPr>
-        <w:pBdr/>
-        <w:spacing/>
-        <w:ind/>
-        <w:rPr/>
-      </w:pPr>
-      <w:r>
-        <w:rPr>
-          <w:rFonts w:ascii="Times New Roman" w:hAnsi="Times New Roman" w:cs="Times New Roman"/>
-          <w:sz w:val="28"/>
-          <w:szCs w:val="28"/>
-        </w:rPr>
-        <w:t xml:space="preserve">            if (data.month &lt; 1) {</w:t>
-      </w:r>
-      <w:r/>
-    </w:p>
-    <w:p>
-      <w:pPr>
-        <w:pBdr/>
-        <w:spacing/>
-        <w:ind/>
-        <w:rPr/>
-      </w:pPr>
-      <w:r>
-        <w:rPr>
-          <w:rFonts w:ascii="Times New Roman" w:hAnsi="Times New Roman" w:cs="Times New Roman"/>
-          <w:sz w:val="28"/>
-          <w:szCs w:val="28"/>
-        </w:rPr>
-        <w:t xml:space="preserve">                data.month = 12;</w:t>
-      </w:r>
-      <w:r/>
-    </w:p>
-    <w:p>
-      <w:pPr>
-        <w:pBdr/>
-        <w:spacing/>
-        <w:ind/>
-        <w:rPr/>
-      </w:pPr>
-      <w:r>
-        <w:rPr>
-          <w:rFonts w:ascii="Times New Roman" w:hAnsi="Times New Roman" w:cs="Times New Roman"/>
-          <w:sz w:val="28"/>
-          <w:szCs w:val="28"/>
-        </w:rPr>
-        <w:t xml:space="preserve">                data.year--;</w:t>
-      </w:r>
-      <w:r/>
-    </w:p>
-    <w:p>
-      <w:pPr>
-        <w:pBdr/>
-        <w:spacing/>
-        <w:ind/>
-        <w:rPr/>
-      </w:pPr>
-      <w:r>
-        <w:rPr>
-          <w:rFonts w:ascii="Times New Roman" w:hAnsi="Times New Roman" w:cs="Times New Roman"/>
-          <w:sz w:val="28"/>
-          <w:szCs w:val="28"/>
-        </w:rPr>
-        <w:t xml:space="preserve">            }</w:t>
-      </w:r>
-      <w:r/>
-    </w:p>
-    <w:p>
-      <w:pPr>
-        <w:pBdr/>
-        <w:spacing/>
-        <w:ind/>
-        <w:rPr/>
-      </w:pPr>
-      <w:r>
-        <w:rPr>
-          <w:rFonts w:ascii="Times New Roman" w:hAnsi="Times New Roman" w:cs="Times New Roman"/>
-          <w:sz w:val="28"/>
-          <w:szCs w:val="28"/>
-        </w:rPr>
-        <w:t xml:space="preserve">            data.day = daysInMonth(data.month, data.year);</w:t>
-      </w:r>
-      <w:r/>
-    </w:p>
-    <w:p>
-      <w:pPr>
-        <w:pBdr/>
-        <w:spacing/>
-        <w:ind/>
-        <w:rPr/>
-      </w:pPr>
-      <w:r>
-        <w:rPr>
-          <w:rFonts w:ascii="Times New Roman" w:hAnsi="Times New Roman" w:cs="Times New Roman"/>
-          <w:sz w:val="28"/>
-          <w:szCs w:val="28"/>
-        </w:rPr>
-        <w:t xml:space="preserve">        }</w:t>
-      </w:r>
-      <w:r/>
-    </w:p>
-    <w:p>
-      <w:pPr>
-        <w:pBdr/>
-        <w:spacing/>
-        <w:ind/>
-        <w:rPr/>
-      </w:pPr>
-      <w:r>
-        <w:rPr>
-          <w:rFonts w:ascii="Times New Roman" w:hAnsi="Times New Roman" w:cs="Times New Roman"/>
-          <w:sz w:val="28"/>
-          <w:szCs w:val="28"/>
-        </w:rPr>
-        <w:t xml:space="preserve">        n++;</w:t>
-      </w:r>
-      <w:r/>
-    </w:p>
-    <w:p>
-      <w:pPr>
-        <w:pBdr/>
-        <w:spacing/>
-        <w:ind/>
-        <w:rPr/>
-      </w:pPr>
-      <w:r>
-        <w:rPr>
-          <w:rFonts w:ascii="Times New Roman" w:hAnsi="Times New Roman" w:cs="Times New Roman"/>
-          <w:sz w:val="28"/>
-          <w:szCs w:val="28"/>
-        </w:rPr>
-        <w:t xml:space="preserve">    }</w:t>
-      </w:r>
-      <w:r/>
-    </w:p>
-    <w:p>
-      <w:pPr>
-        <w:pBdr/>
-        <w:spacing/>
-        <w:ind/>
-        <w:rPr/>
-      </w:pPr>
-      <w:r>
-        <w:rPr>
-          <w:rFonts w:ascii="Times New Roman" w:hAnsi="Times New Roman" w:cs="Times New Roman"/>
-          <w:sz w:val="28"/>
-          <w:szCs w:val="28"/>
-        </w:rPr>
-        <w:t xml:space="preserve">}</w:t>
-      </w:r>
-      <w:r/>
-    </w:p>
-    <w:p>
-      <w:pPr>
-        <w:pBdr/>
-        <w:spacing/>
-        <w:ind/>
-        <w:rPr/>
-      </w:pPr>
-      <w:r>
-        <w:rPr>
-          <w:rFonts w:ascii="Times New Roman" w:hAnsi="Times New Roman" w:cs="Times New Roman"/>
-          <w:sz w:val="28"/>
-          <w:szCs w:val="28"/>
-        </w:rPr>
-      </w:r>
-      <w:r/>
-    </w:p>
-    <w:p>
-      <w:pPr>
-        <w:pBdr/>
-        <w:spacing/>
-        <w:ind/>
-        <w:rPr/>
-      </w:pPr>
-      <w:r>
-        <w:rPr>
-          <w:rFonts w:ascii="Times New Roman" w:hAnsi="Times New Roman" w:cs="Times New Roman"/>
-          <w:sz w:val="28"/>
-          <w:szCs w:val="28"/>
-        </w:rPr>
-        <w:t xml:space="preserve">void CalendarDate::display() const {</w:t>
-      </w:r>
-      <w:r/>
-    </w:p>
-    <w:p>
-      <w:pPr>
-        <w:pBdr/>
-        <w:spacing/>
-        <w:ind/>
-        <w:rPr/>
-      </w:pPr>
-      <w:r>
-        <w:rPr>
-          <w:rFonts w:ascii="Times New Roman" w:hAnsi="Times New Roman" w:cs="Times New Roman"/>
-          <w:sz w:val="28"/>
-          <w:szCs w:val="28"/>
-        </w:rPr>
-        <w:t xml:space="preserve">    cout &lt;&lt; *this;</w:t>
-      </w:r>
-      <w:r/>
-    </w:p>
-    <w:p>
-      <w:pPr>
-        <w:pBdr/>
-        <w:spacing/>
-        <w:ind/>
-        <w:rPr/>
-      </w:pPr>
-      <w:r>
-        <w:rPr>
-          <w:rFonts w:ascii="Times New Roman" w:hAnsi="Times New Roman" w:cs="Times New Roman"/>
-          <w:sz w:val="28"/>
-          <w:szCs w:val="28"/>
-        </w:rPr>
-        <w:t xml:space="preserve">}</w:t>
-      </w:r>
-      <w:r/>
-    </w:p>
-    <w:p>
-      <w:pPr>
-        <w:pBdr/>
-        <w:spacing/>
-        <w:ind/>
-        <w:rPr/>
-      </w:pPr>
-      <w:r>
-        <w:rPr>
-          <w:rFonts w:ascii="Times New Roman" w:hAnsi="Times New Roman" w:cs="Times New Roman"/>
-          <w:sz w:val="28"/>
-          <w:szCs w:val="28"/>
-        </w:rPr>
-      </w:r>
-      <w:r/>
-    </w:p>
-    <w:p>
-      <w:pPr>
-        <w:pBdr/>
-        <w:spacing/>
-        <w:ind/>
-        <w:rPr/>
-      </w:pPr>
-      <w:r>
-        <w:rPr>
-          <w:rFonts w:ascii="Times New Roman" w:hAnsi="Times New Roman" w:cs="Times New Roman"/>
-          <w:sz w:val="28"/>
-          <w:szCs w:val="28"/>
-        </w:rPr>
-        <w:t xml:space="preserve">bool operator&lt;=(const CalendarDate&amp; a, const CalendarDate&amp; b) {</w:t>
-      </w:r>
-      <w:r/>
-    </w:p>
-    <w:p>
-      <w:pPr>
-        <w:pBdr/>
-        <w:spacing/>
-        <w:ind/>
-        <w:rPr/>
-      </w:pPr>
-      <w:r>
-        <w:rPr>
-          <w:rFonts w:ascii="Times New Roman" w:hAnsi="Times New Roman" w:cs="Times New Roman"/>
-          <w:sz w:val="28"/>
-          <w:szCs w:val="28"/>
-        </w:rPr>
-        <w:t xml:space="preserve">    return a.weekday() &lt;= b.weekday();</w:t>
-      </w:r>
-      <w:r/>
-    </w:p>
-    <w:p>
-      <w:pPr>
-        <w:pBdr/>
-        <w:spacing/>
-        <w:ind/>
-        <w:rPr/>
-      </w:pPr>
-      <w:r>
-        <w:rPr>
-          <w:rFonts w:ascii="Times New Roman" w:hAnsi="Times New Roman" w:cs="Times New Roman"/>
-          <w:sz w:val="28"/>
-          <w:szCs w:val="28"/>
-        </w:rPr>
-        <w:t xml:space="preserve">}</w:t>
-      </w:r>
-      <w:r/>
-    </w:p>
-    <w:p>
-      <w:pPr>
-        <w:pBdr/>
-        <w:spacing/>
-        <w:ind/>
-        <w:rPr/>
-      </w:pPr>
-      <w:r>
-        <w:rPr>
-          <w:rFonts w:ascii="Times New Roman" w:hAnsi="Times New Roman" w:cs="Times New Roman"/>
-          <w:sz w:val="28"/>
-          <w:szCs w:val="28"/>
-        </w:rPr>
-      </w:r>
-      <w:r/>
-    </w:p>
-    <w:p>
-      <w:pPr>
-        <w:pBdr/>
-        <w:spacing/>
-        <w:ind/>
-        <w:rPr/>
-      </w:pPr>
-      <w:r>
-        <w:rPr>
-          <w:rFonts w:ascii="Times New Roman" w:hAnsi="Times New Roman" w:cs="Times New Roman"/>
-          <w:sz w:val="28"/>
-          <w:szCs w:val="28"/>
-        </w:rPr>
-        <w:t xml:space="preserve">bool operator&lt;(const CalendarDate&amp; a, const CalendarDate&amp; b) {</w:t>
-      </w:r>
-      <w:r/>
-    </w:p>
-    <w:p>
-      <w:pPr>
-        <w:pBdr/>
-        <w:spacing/>
-        <w:ind/>
-        <w:rPr/>
-      </w:pPr>
-      <w:r>
-        <w:rPr>
-          <w:rFonts w:ascii="Times New Roman" w:hAnsi="Times New Roman" w:cs="Times New Roman"/>
-          <w:sz w:val="28"/>
-          <w:szCs w:val="28"/>
-        </w:rPr>
-        <w:t xml:space="preserve">    return a.weekday() &lt; b.weekday();</w:t>
-      </w:r>
-      <w:r/>
-    </w:p>
-    <w:p>
-      <w:pPr>
-        <w:pBdr/>
-        <w:spacing/>
-        <w:ind/>
-        <w:rPr/>
-      </w:pPr>
-      <w:r>
-        <w:rPr>
-          <w:rFonts w:ascii="Times New Roman" w:hAnsi="Times New Roman" w:cs="Times New Roman"/>
-          <w:sz w:val="28"/>
-          <w:szCs w:val="28"/>
-        </w:rPr>
-        <w:t xml:space="preserve">}</w:t>
-      </w:r>
-      <w:r/>
-    </w:p>
-    <w:p>
-      <w:pPr>
-        <w:pBdr/>
-        <w:spacing/>
-        <w:ind/>
-        <w:rPr/>
-      </w:pPr>
-      <w:r>
-        <w:rPr>
-          <w:rFonts w:ascii="Times New Roman" w:hAnsi="Times New Roman" w:cs="Times New Roman"/>
-          <w:sz w:val="28"/>
-          <w:szCs w:val="28"/>
-        </w:rPr>
-      </w:r>
-      <w:r/>
-    </w:p>
-    <w:p>
-      <w:pPr>
-        <w:pBdr/>
-        <w:spacing/>
-        <w:ind/>
-        <w:rPr/>
-      </w:pPr>
-      <w:r>
-        <w:rPr>
-          <w:rFonts w:ascii="Times New Roman" w:hAnsi="Times New Roman" w:cs="Times New Roman"/>
-          <w:sz w:val="28"/>
-          <w:szCs w:val="28"/>
-        </w:rPr>
-        <w:t xml:space="preserve">CalendarDate operator+(const CalendarDate&amp; date, int targetWeekday) {</w:t>
-      </w:r>
-      <w:r/>
-    </w:p>
-    <w:p>
-      <w:pPr>
-        <w:pBdr/>
-        <w:spacing/>
-        <w:ind/>
-        <w:rPr/>
-      </w:pPr>
-      <w:r>
-        <w:rPr>
-          <w:rFonts w:ascii="Times New Roman" w:hAnsi="Times New Roman" w:cs="Times New Roman"/>
-          <w:sz w:val="28"/>
-          <w:szCs w:val="28"/>
-        </w:rPr>
-        <w:t xml:space="preserve">    if (targetWeekday &lt; 1 || targetWeekday &gt; 7) {</w:t>
-      </w:r>
-      <w:r/>
-    </w:p>
-    <w:p>
-      <w:pPr>
-        <w:pBdr/>
-        <w:spacing/>
-        <w:ind/>
-        <w:rPr/>
-      </w:pPr>
-      <w:r>
-        <w:rPr>
-          <w:rFonts w:ascii="Times New Roman" w:hAnsi="Times New Roman" w:cs="Times New Roman"/>
-          <w:sz w:val="28"/>
-          <w:szCs w:val="28"/>
-        </w:rPr>
-        <w:t xml:space="preserve">        cout &lt;&lt; "Помилка: день тижня має бути від 1 до 7!\n";</w:t>
-      </w:r>
-      <w:r/>
-    </w:p>
-    <w:p>
-      <w:pPr>
-        <w:pBdr/>
-        <w:spacing/>
-        <w:ind/>
-        <w:rPr/>
-      </w:pPr>
-      <w:r>
-        <w:rPr>
-          <w:rFonts w:ascii="Times New Roman" w:hAnsi="Times New Roman" w:cs="Times New Roman"/>
-          <w:sz w:val="28"/>
-          <w:szCs w:val="28"/>
-        </w:rPr>
-        <w:t xml:space="preserve">        return date;</w:t>
-      </w:r>
-      <w:r/>
-    </w:p>
-    <w:p>
-      <w:pPr>
-        <w:pBdr/>
-        <w:spacing/>
-        <w:ind/>
-        <w:rPr/>
-      </w:pPr>
-      <w:r>
-        <w:rPr>
-          <w:rFonts w:ascii="Times New Roman" w:hAnsi="Times New Roman" w:cs="Times New Roman"/>
-          <w:sz w:val="28"/>
-          <w:szCs w:val="28"/>
-        </w:rPr>
-        <w:t xml:space="preserve">    }</w:t>
-      </w:r>
-      <w:r/>
-    </w:p>
-    <w:p>
-      <w:pPr>
-        <w:pBdr/>
-        <w:spacing/>
-        <w:ind/>
-        <w:rPr/>
-      </w:pPr>
-      <w:r>
-        <w:rPr>
-          <w:rFonts w:ascii="Times New Roman" w:hAnsi="Times New Roman" w:cs="Times New Roman"/>
-          <w:sz w:val="28"/>
-          <w:szCs w:val="28"/>
-        </w:rPr>
-      </w:r>
-      <w:r/>
-    </w:p>
-    <w:p>
-      <w:pPr>
-        <w:pBdr/>
-        <w:spacing/>
-        <w:ind/>
-        <w:rPr/>
-      </w:pPr>
-      <w:r>
-        <w:rPr>
-          <w:rFonts w:ascii="Times New Roman" w:hAnsi="Times New Roman" w:cs="Times New Roman"/>
-          <w:sz w:val="28"/>
-          <w:szCs w:val="28"/>
-        </w:rPr>
-        <w:t xml:space="preserve">    CalendarDate result = date;</w:t>
-      </w:r>
-      <w:r/>
-    </w:p>
-    <w:p>
-      <w:pPr>
-        <w:pBdr/>
-        <w:spacing/>
-        <w:ind/>
-        <w:rPr/>
-      </w:pPr>
-      <w:r>
-        <w:rPr>
-          <w:rFonts w:ascii="Times New Roman" w:hAnsi="Times New Roman" w:cs="Times New Roman"/>
-          <w:sz w:val="28"/>
-          <w:szCs w:val="28"/>
-        </w:rPr>
-        <w:t xml:space="preserve">    int current = date.weekday();</w:t>
-      </w:r>
-      <w:r/>
-    </w:p>
-    <w:p>
-      <w:pPr>
-        <w:pBdr/>
-        <w:spacing/>
-        <w:ind/>
-        <w:rPr/>
-      </w:pPr>
-      <w:r>
-        <w:rPr>
-          <w:rFonts w:ascii="Times New Roman" w:hAnsi="Times New Roman" w:cs="Times New Roman"/>
-          <w:sz w:val="28"/>
-          <w:szCs w:val="28"/>
-        </w:rPr>
-        <w:t xml:space="preserve">    int forward = (targetWeekday - current + 7) % 7;</w:t>
-      </w:r>
-      <w:r/>
-    </w:p>
-    <w:p>
-      <w:pPr>
-        <w:pBdr/>
-        <w:spacing/>
-        <w:ind/>
-        <w:rPr/>
-      </w:pPr>
-      <w:r>
-        <w:rPr>
-          <w:rFonts w:ascii="Times New Roman" w:hAnsi="Times New Roman" w:cs="Times New Roman"/>
-          <w:sz w:val="28"/>
-          <w:szCs w:val="28"/>
-        </w:rPr>
-        <w:t xml:space="preserve">    int backward = (current - targetWeekday + 7) % 7;</w:t>
-      </w:r>
-      <w:r/>
-    </w:p>
-    <w:p>
-      <w:pPr>
-        <w:pBdr/>
-        <w:spacing/>
-        <w:ind/>
-        <w:rPr/>
-      </w:pPr>
-      <w:r>
-        <w:rPr>
-          <w:rFonts w:ascii="Times New Roman" w:hAnsi="Times New Roman" w:cs="Times New Roman"/>
-          <w:sz w:val="28"/>
-          <w:szCs w:val="28"/>
-        </w:rPr>
-      </w:r>
-      <w:r/>
-    </w:p>
-    <w:p>
-      <w:pPr>
-        <w:pBdr/>
-        <w:spacing/>
-        <w:ind/>
-        <w:rPr/>
-      </w:pPr>
-      <w:r>
-        <w:rPr>
-          <w:rFonts w:ascii="Times New Roman" w:hAnsi="Times New Roman" w:cs="Times New Roman"/>
-          <w:sz w:val="28"/>
-          <w:szCs w:val="28"/>
-        </w:rPr>
-        <w:t xml:space="preserve">    // найближча дата: мінімальна кількість днів уперед або назад</w:t>
-      </w:r>
-      <w:r/>
-    </w:p>
-    <w:p>
-      <w:pPr>
-        <w:pBdr/>
-        <w:spacing/>
-        <w:ind/>
-        <w:rPr/>
-      </w:pPr>
-      <w:r>
-        <w:rPr>
-          <w:rFonts w:ascii="Times New Roman" w:hAnsi="Times New Roman" w:cs="Times New Roman"/>
-          <w:sz w:val="28"/>
-          <w:szCs w:val="28"/>
-        </w:rPr>
-        <w:t xml:space="preserve">    if (forward &lt;= backward) {</w:t>
-      </w:r>
-      <w:r/>
-    </w:p>
-    <w:p>
-      <w:pPr>
-        <w:pBdr/>
-        <w:spacing/>
-        <w:ind/>
-        <w:rPr/>
-      </w:pPr>
-      <w:r>
-        <w:rPr>
-          <w:rFonts w:ascii="Times New Roman" w:hAnsi="Times New Roman" w:cs="Times New Roman"/>
-          <w:sz w:val="28"/>
-          <w:szCs w:val="28"/>
-        </w:rPr>
-        <w:t xml:space="preserve">        result.addDays(forward);</w:t>
-      </w:r>
-      <w:r/>
-    </w:p>
-    <w:p>
-      <w:pPr>
-        <w:pBdr/>
-        <w:spacing/>
-        <w:ind/>
-        <w:rPr/>
-      </w:pPr>
-      <w:r>
-        <w:rPr>
-          <w:rFonts w:ascii="Times New Roman" w:hAnsi="Times New Roman" w:cs="Times New Roman"/>
-          <w:sz w:val="28"/>
-          <w:szCs w:val="28"/>
-        </w:rPr>
-        <w:t xml:space="preserve">    } else {</w:t>
-      </w:r>
-      <w:r/>
-    </w:p>
-    <w:p>
-      <w:pPr>
-        <w:pBdr/>
-        <w:spacing/>
-        <w:ind/>
-        <w:rPr/>
-      </w:pPr>
-      <w:r>
-        <w:rPr>
-          <w:rFonts w:ascii="Times New Roman" w:hAnsi="Times New Roman" w:cs="Times New Roman"/>
-          <w:sz w:val="28"/>
-          <w:szCs w:val="28"/>
-        </w:rPr>
-        <w:t xml:space="preserve">        result.addDays(-backward);</w:t>
-      </w:r>
-      <w:r/>
-    </w:p>
-    <w:p>
-      <w:pPr>
-        <w:pBdr/>
-        <w:spacing/>
-        <w:ind/>
-        <w:rPr/>
-      </w:pPr>
-      <w:r>
-        <w:rPr>
-          <w:rFonts w:ascii="Times New Roman" w:hAnsi="Times New Roman" w:cs="Times New Roman"/>
-          <w:sz w:val="28"/>
-          <w:szCs w:val="28"/>
-        </w:rPr>
-        <w:t xml:space="preserve">    }</w:t>
-      </w:r>
-      <w:r/>
-    </w:p>
-    <w:p>
-      <w:pPr>
-        <w:pBdr/>
-        <w:spacing/>
-        <w:ind/>
-        <w:rPr/>
-      </w:pPr>
-      <w:r>
-        <w:rPr>
-          <w:rFonts w:ascii="Times New Roman" w:hAnsi="Times New Roman" w:cs="Times New Roman"/>
-          <w:sz w:val="28"/>
-          <w:szCs w:val="28"/>
-        </w:rPr>
-        <w:t xml:space="preserve">    return result;</w:t>
-      </w:r>
-      <w:r/>
-    </w:p>
-    <w:p>
-      <w:pPr>
-        <w:pBdr/>
-        <w:spacing/>
-        <w:ind/>
-        <w:rPr/>
-      </w:pPr>
-      <w:r>
-        <w:rPr>
-          <w:rFonts w:ascii="Times New Roman" w:hAnsi="Times New Roman" w:cs="Times New Roman"/>
-          <w:sz w:val="28"/>
-          <w:szCs w:val="28"/>
-        </w:rPr>
-        <w:t xml:space="preserve">}</w:t>
-      </w:r>
-      <w:r/>
-    </w:p>
-    <w:p>
-      <w:pPr>
-        <w:pBdr/>
-        <w:spacing/>
-        <w:ind/>
-        <w:rPr/>
-      </w:pPr>
-      <w:r>
-        <w:rPr>
-          <w:rFonts w:ascii="Times New Roman" w:hAnsi="Times New Roman" w:cs="Times New Roman"/>
-          <w:sz w:val="28"/>
-          <w:szCs w:val="28"/>
-        </w:rPr>
-      </w:r>
-      <w:r/>
-    </w:p>
-    <w:p>
-      <w:pPr>
-        <w:pBdr/>
-        <w:spacing/>
-        <w:ind/>
-        <w:rPr/>
-      </w:pPr>
-      <w:r>
-        <w:rPr>
-          <w:rFonts w:ascii="Times New Roman" w:hAnsi="Times New Roman" w:cs="Times New Roman"/>
-          <w:sz w:val="28"/>
-          <w:szCs w:val="28"/>
-        </w:rPr>
-        <w:t xml:space="preserve">CalendarDate operator+(const CalendarDate&amp; date, const CalendarDate&amp; daySpec) {</w:t>
-      </w:r>
-      <w:r/>
-    </w:p>
-    <w:p>
-      <w:pPr>
-        <w:pBdr/>
-        <w:spacing/>
-        <w:ind/>
-        <w:rPr/>
-      </w:pPr>
-      <w:r>
-        <w:rPr>
-          <w:rFonts w:ascii="Times New Roman" w:hAnsi="Times New Roman" w:cs="Times New Roman"/>
-          <w:sz w:val="28"/>
-          <w:szCs w:val="28"/>
-        </w:rPr>
-        <w:t xml:space="preserve">    return date + daySpec.weekday();</w:t>
-      </w:r>
-      <w:r/>
-    </w:p>
-    <w:p>
-      <w:pPr>
-        <w:pBdr/>
-        <w:spacing/>
-        <w:ind/>
-        <w:rPr/>
-      </w:pPr>
-      <w:r>
-        <w:rPr>
-          <w:rFonts w:ascii="Times New Roman" w:hAnsi="Times New Roman" w:cs="Times New Roman"/>
-          <w:sz w:val="28"/>
-          <w:szCs w:val="28"/>
-        </w:rPr>
-        <w:t xml:space="preserve">}</w:t>
-      </w:r>
-      <w:r/>
-    </w:p>
-    <w:p>
-      <w:pPr>
-        <w:pBdr/>
-        <w:spacing/>
-        <w:ind/>
-        <w:rPr/>
-      </w:pPr>
-      <w:r>
-        <w:rPr>
-          <w:rFonts w:ascii="Times New Roman" w:hAnsi="Times New Roman" w:cs="Times New Roman"/>
-          <w:sz w:val="28"/>
-          <w:szCs w:val="28"/>
-        </w:rPr>
-      </w:r>
-      <w:r/>
-    </w:p>
-    <w:p>
-      <w:pPr>
-        <w:pBdr/>
-        <w:spacing/>
-        <w:ind/>
-        <w:rPr/>
-      </w:pPr>
-      <w:r>
-        <w:rPr>
-          <w:rFonts w:ascii="Times New Roman" w:hAnsi="Times New Roman" w:cs="Times New Roman"/>
-          <w:sz w:val="28"/>
-          <w:szCs w:val="28"/>
-        </w:rPr>
-        <w:t xml:space="preserve">ostream&amp; operator&lt;&lt;(ostream&amp; out, const CalendarDate&amp; d) {</w:t>
-      </w:r>
-      <w:r/>
-    </w:p>
-    <w:p>
-      <w:pPr>
-        <w:pBdr/>
-        <w:spacing/>
-        <w:ind/>
-        <w:rPr/>
-      </w:pPr>
-      <w:r>
-        <w:rPr>
-          <w:rFonts w:ascii="Times New Roman" w:hAnsi="Times New Roman" w:cs="Times New Roman"/>
-          <w:sz w:val="28"/>
-          <w:szCs w:val="28"/>
-        </w:rPr>
-        <w:t xml:space="preserve">    if (d.data.day &lt; 10) out &lt;&lt; "0";</w:t>
-      </w:r>
-      <w:r/>
-    </w:p>
-    <w:p>
-      <w:pPr>
-        <w:pBdr/>
-        <w:spacing/>
-        <w:ind/>
-        <w:rPr/>
-      </w:pPr>
-      <w:r>
-        <w:rPr>
-          <w:rFonts w:ascii="Times New Roman" w:hAnsi="Times New Roman" w:cs="Times New Roman"/>
-          <w:sz w:val="28"/>
-          <w:szCs w:val="28"/>
-        </w:rPr>
-        <w:t xml:space="preserve">    out &lt;&lt; d.data.day &lt;&lt; ".";</w:t>
-      </w:r>
-      <w:r/>
-    </w:p>
-    <w:p>
-      <w:pPr>
-        <w:pBdr/>
-        <w:spacing/>
-        <w:ind/>
-        <w:rPr/>
-      </w:pPr>
-      <w:r>
-        <w:rPr>
-          <w:rFonts w:ascii="Times New Roman" w:hAnsi="Times New Roman" w:cs="Times New Roman"/>
-          <w:sz w:val="28"/>
-          <w:szCs w:val="28"/>
-        </w:rPr>
-        <w:t xml:space="preserve">    if (d.data.month &lt; 10) out &lt;&lt; "0";</w:t>
-      </w:r>
-      <w:r/>
-    </w:p>
-    <w:p>
-      <w:pPr>
-        <w:pBdr/>
-        <w:spacing/>
-        <w:ind/>
-        <w:rPr/>
-      </w:pPr>
-      <w:r>
-        <w:rPr>
-          <w:rFonts w:ascii="Times New Roman" w:hAnsi="Times New Roman" w:cs="Times New Roman"/>
-          <w:sz w:val="28"/>
-          <w:szCs w:val="28"/>
-        </w:rPr>
-        <w:t xml:space="preserve">    out &lt;&lt; d.data.month &lt;&lt; "." &lt;&lt; d.data.year</w:t>
-      </w:r>
-      <w:r/>
-    </w:p>
-    <w:p>
-      <w:pPr>
-        <w:pBdr/>
-        <w:spacing/>
-        <w:ind/>
-        <w:rPr/>
-      </w:pPr>
-      <w:r>
-        <w:rPr>
-          <w:rFonts w:ascii="Times New Roman" w:hAnsi="Times New Roman" w:cs="Times New Roman"/>
-          <w:sz w:val="28"/>
-          <w:szCs w:val="28"/>
-        </w:rPr>
-        <w:t xml:space="preserve">        &lt;&lt; " (" &lt;&lt; d.weekdayName() &lt;&lt; ", день " &lt;&lt; d.weekday() &lt;&lt; ")";</w:t>
-      </w:r>
-      <w:r/>
-    </w:p>
-    <w:p>
-      <w:pPr>
-        <w:pBdr/>
-        <w:spacing/>
-        <w:ind/>
-        <w:rPr/>
-      </w:pPr>
-      <w:r>
-        <w:rPr>
-          <w:rFonts w:ascii="Times New Roman" w:hAnsi="Times New Roman" w:cs="Times New Roman"/>
-          <w:sz w:val="28"/>
-          <w:szCs w:val="28"/>
-        </w:rPr>
-        <w:t xml:space="preserve">    return out;</w:t>
-      </w:r>
-      <w:r/>
-    </w:p>
-    <w:p>
-      <w:pPr>
-        <w:pBdr/>
-        <w:spacing/>
-        <w:ind/>
-        <w:rPr/>
-      </w:pPr>
-      <w:r>
-        <w:rPr>
-          <w:rFonts w:ascii="Times New Roman" w:hAnsi="Times New Roman" w:cs="Times New Roman"/>
-          <w:sz w:val="28"/>
-          <w:szCs w:val="28"/>
-        </w:rPr>
-        <w:t xml:space="preserve">}</w:t>
-      </w:r>
-      <w:r/>
-    </w:p>
-    <w:p>
-      <w:pPr>
-        <w:pBdr/>
-        <w:spacing/>
-        <w:ind/>
-        <w:rPr/>
-      </w:pPr>
-      <w:r>
-        <w:rPr>
-          <w:rFonts w:ascii="Times New Roman" w:hAnsi="Times New Roman" w:cs="Times New Roman"/>
-          <w:sz w:val="28"/>
-          <w:szCs w:val="28"/>
-        </w:rPr>
-      </w:r>
-      <w:r/>
-    </w:p>
-    <w:p>
-      <w:pPr>
-        <w:pBdr/>
-        <w:spacing/>
-        <w:ind/>
-        <w:rPr/>
-      </w:pPr>
-      <w:r>
-        <w:rPr>
-          <w:rFonts w:ascii="Times New Roman" w:hAnsi="Times New Roman" w:cs="Times New Roman"/>
-          <w:sz w:val="28"/>
-          <w:szCs w:val="28"/>
-        </w:rPr>
-        <w:t xml:space="preserve">—— Файл: date_array.h ———</w:t>
-      </w:r>
-      <w:r/>
-    </w:p>
-    <w:p>
-      <w:pPr>
-        <w:pBdr/>
-        <w:spacing/>
-        <w:ind/>
-        <w:rPr/>
-      </w:pPr>
-      <w:r>
-        <w:rPr>
-          <w:rFonts w:ascii="Times New Roman" w:hAnsi="Times New Roman" w:cs="Times New Roman"/>
-          <w:sz w:val="28"/>
-          <w:szCs w:val="28"/>
-        </w:rPr>
-      </w:r>
-      <w:r/>
-    </w:p>
-    <w:p>
-      <w:pPr>
-        <w:pBdr/>
-        <w:spacing/>
-        <w:ind/>
-        <w:rPr/>
-      </w:pPr>
-      <w:r>
-        <w:rPr>
-          <w:rFonts w:ascii="Times New Roman" w:hAnsi="Times New Roman" w:cs="Times New Roman"/>
-          <w:sz w:val="28"/>
-          <w:szCs w:val="28"/>
-        </w:rPr>
-        <w:t xml:space="preserve">#ifndef DATE_ARRAY_H</w:t>
-      </w:r>
-      <w:r/>
-    </w:p>
-    <w:p>
-      <w:pPr>
-        <w:pBdr/>
-        <w:spacing/>
-        <w:ind/>
-        <w:rPr/>
-      </w:pPr>
-      <w:r>
-        <w:rPr>
-          <w:rFonts w:ascii="Times New Roman" w:hAnsi="Times New Roman" w:cs="Times New Roman"/>
-          <w:sz w:val="28"/>
-          <w:szCs w:val="28"/>
-        </w:rPr>
-        <w:t xml:space="preserve">#define DATE_ARRAY_H</w:t>
-      </w:r>
-      <w:r/>
-    </w:p>
-    <w:p>
-      <w:pPr>
-        <w:pBdr/>
-        <w:spacing/>
-        <w:ind/>
-        <w:rPr/>
-      </w:pPr>
-      <w:r>
-        <w:rPr>
-          <w:rFonts w:ascii="Times New Roman" w:hAnsi="Times New Roman" w:cs="Times New Roman"/>
-          <w:sz w:val="28"/>
-          <w:szCs w:val="28"/>
-        </w:rPr>
-      </w:r>
-      <w:r/>
-    </w:p>
-    <w:p>
-      <w:pPr>
-        <w:pBdr/>
-        <w:spacing/>
-        <w:ind/>
-        <w:rPr/>
-      </w:pPr>
-      <w:r>
-        <w:rPr>
-          <w:rFonts w:ascii="Times New Roman" w:hAnsi="Times New Roman" w:cs="Times New Roman"/>
-          <w:sz w:val="28"/>
-          <w:szCs w:val="28"/>
-        </w:rPr>
-        <w:t xml:space="preserve">#include "calendar_date.h"</w:t>
-      </w:r>
-      <w:r/>
-    </w:p>
-    <w:p>
-      <w:pPr>
-        <w:pBdr/>
-        <w:spacing/>
-        <w:ind/>
-        <w:rPr/>
-      </w:pPr>
-      <w:r>
-        <w:rPr>
-          <w:rFonts w:ascii="Times New Roman" w:hAnsi="Times New Roman" w:cs="Times New Roman"/>
-          <w:sz w:val="28"/>
-          <w:szCs w:val="28"/>
-        </w:rPr>
-      </w:r>
-      <w:r/>
-    </w:p>
-    <w:p>
-      <w:pPr>
-        <w:pBdr/>
-        <w:spacing/>
-        <w:ind/>
-        <w:rPr/>
-      </w:pPr>
-      <w:r>
-        <w:rPr>
-          <w:rFonts w:ascii="Times New Roman" w:hAnsi="Times New Roman" w:cs="Times New Roman"/>
-          <w:sz w:val="28"/>
-          <w:szCs w:val="28"/>
-        </w:rPr>
-        <w:t xml:space="preserve">const int DATE_ARRAY_SIZE = 8;</w:t>
-      </w:r>
-      <w:r/>
-    </w:p>
-    <w:p>
-      <w:pPr>
-        <w:pBdr/>
-        <w:spacing/>
-        <w:ind/>
-        <w:rPr/>
-      </w:pPr>
-      <w:r>
-        <w:rPr>
-          <w:rFonts w:ascii="Times New Roman" w:hAnsi="Times New Roman" w:cs="Times New Roman"/>
-          <w:sz w:val="28"/>
-          <w:szCs w:val="28"/>
-        </w:rPr>
-      </w:r>
-      <w:r/>
-    </w:p>
-    <w:p>
-      <w:pPr>
-        <w:pBdr/>
-        <w:spacing/>
-        <w:ind/>
-        <w:rPr/>
-      </w:pPr>
-      <w:r>
-        <w:rPr>
-          <w:rFonts w:ascii="Times New Roman" w:hAnsi="Times New Roman" w:cs="Times New Roman"/>
-          <w:sz w:val="28"/>
-          <w:szCs w:val="28"/>
-        </w:rPr>
-        <w:t xml:space="preserve">class DateArray {</w:t>
-      </w:r>
-      <w:r/>
-    </w:p>
-    <w:p>
-      <w:pPr>
-        <w:pBdr/>
-        <w:spacing/>
-        <w:ind/>
-        <w:rPr/>
-      </w:pPr>
-      <w:r>
-        <w:rPr>
-          <w:rFonts w:ascii="Times New Roman" w:hAnsi="Times New Roman" w:cs="Times New Roman"/>
-          <w:sz w:val="28"/>
-          <w:szCs w:val="28"/>
-        </w:rPr>
-        <w:t xml:space="preserve">private:</w:t>
-      </w:r>
-      <w:r/>
-    </w:p>
-    <w:p>
-      <w:pPr>
-        <w:pBdr/>
-        <w:spacing/>
-        <w:ind/>
-        <w:rPr/>
-      </w:pPr>
-      <w:r>
-        <w:rPr>
-          <w:rFonts w:ascii="Times New Roman" w:hAnsi="Times New Roman" w:cs="Times New Roman"/>
-          <w:sz w:val="28"/>
-          <w:szCs w:val="28"/>
-        </w:rPr>
-        <w:t xml:space="preserve">    CalendarDate dates[DATE_ARRAY_SIZE];</w:t>
-      </w:r>
-      <w:r/>
-    </w:p>
-    <w:p>
-      <w:pPr>
-        <w:pBdr/>
-        <w:spacing/>
-        <w:ind/>
-        <w:rPr/>
-      </w:pPr>
-      <w:r>
-        <w:rPr>
-          <w:rFonts w:ascii="Times New Roman" w:hAnsi="Times New Roman" w:cs="Times New Roman"/>
-          <w:sz w:val="28"/>
-          <w:szCs w:val="28"/>
-        </w:rPr>
-        <w:t xml:space="preserve">    int count;</w:t>
-      </w:r>
-      <w:r/>
-    </w:p>
-    <w:p>
-      <w:pPr>
-        <w:pBdr/>
-        <w:spacing/>
-        <w:ind/>
-        <w:rPr/>
-      </w:pPr>
-      <w:r>
-        <w:rPr>
-          <w:rFonts w:ascii="Times New Roman" w:hAnsi="Times New Roman" w:cs="Times New Roman"/>
-          <w:sz w:val="28"/>
-          <w:szCs w:val="28"/>
-        </w:rPr>
-      </w:r>
-      <w:r/>
-    </w:p>
-    <w:p>
-      <w:pPr>
-        <w:pBdr/>
-        <w:spacing/>
-        <w:ind/>
-        <w:rPr/>
-      </w:pPr>
-      <w:r>
-        <w:rPr>
-          <w:rFonts w:ascii="Times New Roman" w:hAnsi="Times New Roman" w:cs="Times New Roman"/>
-          <w:sz w:val="28"/>
-          <w:szCs w:val="28"/>
-        </w:rPr>
-        <w:t xml:space="preserve">public:</w:t>
-      </w:r>
-      <w:r/>
-    </w:p>
-    <w:p>
-      <w:pPr>
-        <w:pBdr/>
-        <w:spacing/>
-        <w:ind/>
-        <w:rPr/>
-      </w:pPr>
-      <w:r>
-        <w:rPr>
-          <w:rFonts w:ascii="Times New Roman" w:hAnsi="Times New Roman" w:cs="Times New Roman"/>
-          <w:sz w:val="28"/>
-          <w:szCs w:val="28"/>
-        </w:rPr>
-        <w:t xml:space="preserve">    DateArray();</w:t>
-      </w:r>
-      <w:r/>
-    </w:p>
-    <w:p>
-      <w:pPr>
-        <w:pBdr/>
-        <w:spacing/>
-        <w:ind/>
-        <w:rPr/>
-      </w:pPr>
-      <w:r>
-        <w:rPr>
-          <w:rFonts w:ascii="Times New Roman" w:hAnsi="Times New Roman" w:cs="Times New Roman"/>
-          <w:sz w:val="28"/>
-          <w:szCs w:val="28"/>
-        </w:rPr>
-        <w:t xml:space="preserve">    ~DateArray();</w:t>
-      </w:r>
-      <w:r/>
-    </w:p>
-    <w:p>
-      <w:pPr>
-        <w:pBdr/>
-        <w:spacing/>
-        <w:ind/>
-        <w:rPr/>
-      </w:pPr>
-      <w:r>
-        <w:rPr>
-          <w:rFonts w:ascii="Times New Roman" w:hAnsi="Times New Roman" w:cs="Times New Roman"/>
-          <w:sz w:val="28"/>
-          <w:szCs w:val="28"/>
-        </w:rPr>
-      </w:r>
-      <w:r/>
-    </w:p>
-    <w:p>
-      <w:pPr>
-        <w:pBdr/>
-        <w:spacing/>
-        <w:ind/>
-        <w:rPr/>
-      </w:pPr>
-      <w:r>
-        <w:rPr>
-          <w:rFonts w:ascii="Times New Roman" w:hAnsi="Times New Roman" w:cs="Times New Roman"/>
-          <w:sz w:val="28"/>
-          <w:szCs w:val="28"/>
-        </w:rPr>
-        <w:t xml:space="preserve">    void add(const CalendarDate&amp; date);</w:t>
-      </w:r>
-      <w:r/>
-    </w:p>
-    <w:p>
-      <w:pPr>
-        <w:pBdr/>
-        <w:spacing/>
-        <w:ind/>
-        <w:rPr/>
-      </w:pPr>
-      <w:r>
-        <w:rPr>
-          <w:rFonts w:ascii="Times New Roman" w:hAnsi="Times New Roman" w:cs="Times New Roman"/>
-          <w:sz w:val="28"/>
-          <w:szCs w:val="28"/>
-        </w:rPr>
-        <w:t xml:space="preserve">    int size() const;</w:t>
-      </w:r>
-      <w:r/>
-    </w:p>
-    <w:p>
-      <w:pPr>
-        <w:pBdr/>
-        <w:spacing/>
-        <w:ind/>
-        <w:rPr/>
-      </w:pPr>
-      <w:r>
-        <w:rPr>
-          <w:rFonts w:ascii="Times New Roman" w:hAnsi="Times New Roman" w:cs="Times New Roman"/>
-          <w:sz w:val="28"/>
-          <w:szCs w:val="28"/>
-        </w:rPr>
-      </w:r>
-      <w:r/>
-    </w:p>
-    <w:p>
-      <w:pPr>
-        <w:pBdr/>
-        <w:spacing/>
-        <w:ind/>
-        <w:rPr/>
-      </w:pPr>
-      <w:r>
-        <w:rPr>
-          <w:rFonts w:ascii="Times New Roman" w:hAnsi="Times New Roman" w:cs="Times New Roman"/>
-          <w:sz w:val="28"/>
-          <w:szCs w:val="28"/>
-        </w:rPr>
-        <w:t xml:space="preserve">    CalendarDate&amp; operator[](int index);</w:t>
-      </w:r>
-      <w:r/>
-    </w:p>
-    <w:p>
-      <w:pPr>
-        <w:pBdr/>
-        <w:spacing/>
-        <w:ind/>
-        <w:rPr/>
-      </w:pPr>
-      <w:r>
-        <w:rPr>
-          <w:rFonts w:ascii="Times New Roman" w:hAnsi="Times New Roman" w:cs="Times New Roman"/>
-          <w:sz w:val="28"/>
-          <w:szCs w:val="28"/>
-        </w:rPr>
-        <w:t xml:space="preserve">    const CalendarDate&amp; operator[](int index) const;</w:t>
-      </w:r>
-      <w:r/>
-    </w:p>
-    <w:p>
-      <w:pPr>
-        <w:pBdr/>
-        <w:spacing/>
-        <w:ind/>
-        <w:rPr/>
-      </w:pPr>
-      <w:r>
-        <w:rPr>
-          <w:rFonts w:ascii="Times New Roman" w:hAnsi="Times New Roman" w:cs="Times New Roman"/>
-          <w:sz w:val="28"/>
-          <w:szCs w:val="28"/>
-        </w:rPr>
-      </w:r>
-      <w:r/>
-    </w:p>
-    <w:p>
-      <w:pPr>
-        <w:pBdr/>
-        <w:spacing/>
-        <w:ind/>
-        <w:rPr/>
-      </w:pPr>
-      <w:r>
-        <w:rPr>
-          <w:rFonts w:ascii="Times New Roman" w:hAnsi="Times New Roman" w:cs="Times New Roman"/>
-          <w:sz w:val="28"/>
-          <w:szCs w:val="28"/>
-        </w:rPr>
-        <w:t xml:space="preserve">    void selectionSortByWeekday();</w:t>
-      </w:r>
-      <w:r/>
-    </w:p>
-    <w:p>
-      <w:pPr>
-        <w:pBdr/>
-        <w:spacing/>
-        <w:ind/>
-        <w:rPr/>
-      </w:pPr>
-      <w:r>
-        <w:rPr>
-          <w:rFonts w:ascii="Times New Roman" w:hAnsi="Times New Roman" w:cs="Times New Roman"/>
-          <w:sz w:val="28"/>
-          <w:szCs w:val="28"/>
-        </w:rPr>
-        <w:t xml:space="preserve">    void displayAll() const;</w:t>
-      </w:r>
-      <w:r/>
-    </w:p>
-    <w:p>
-      <w:pPr>
-        <w:pBdr/>
-        <w:spacing/>
-        <w:ind/>
-        <w:rPr/>
-      </w:pPr>
-      <w:r>
-        <w:rPr>
-          <w:rFonts w:ascii="Times New Roman" w:hAnsi="Times New Roman" w:cs="Times New Roman"/>
-          <w:sz w:val="28"/>
-          <w:szCs w:val="28"/>
-        </w:rPr>
-        <w:t xml:space="preserve">    void findNearestForEach(int targetWeekday) const;</w:t>
-      </w:r>
-      <w:r/>
-    </w:p>
-    <w:p>
-      <w:pPr>
-        <w:pBdr/>
-        <w:spacing/>
-        <w:ind/>
-        <w:rPr/>
-      </w:pPr>
-      <w:r>
-        <w:rPr>
-          <w:rFonts w:ascii="Times New Roman" w:hAnsi="Times New Roman" w:cs="Times New Roman"/>
-          <w:sz w:val="28"/>
-          <w:szCs w:val="28"/>
-        </w:rPr>
-        <w:t xml:space="preserve">};</w:t>
-      </w:r>
-      <w:r/>
-    </w:p>
-    <w:p>
-      <w:pPr>
-        <w:pBdr/>
-        <w:spacing/>
-        <w:ind/>
-        <w:rPr/>
-      </w:pPr>
-      <w:r>
-        <w:rPr>
-          <w:rFonts w:ascii="Times New Roman" w:hAnsi="Times New Roman" w:cs="Times New Roman"/>
-          <w:sz w:val="28"/>
-          <w:szCs w:val="28"/>
-        </w:rPr>
-      </w:r>
-      <w:r/>
-    </w:p>
-    <w:p>
-      <w:pPr>
-        <w:pBdr/>
-        <w:spacing/>
-        <w:ind/>
-        <w:rPr/>
-      </w:pPr>
-      <w:r>
-        <w:rPr>
-          <w:rFonts w:ascii="Times New Roman" w:hAnsi="Times New Roman" w:cs="Times New Roman"/>
-          <w:sz w:val="28"/>
-          <w:szCs w:val="28"/>
-        </w:rPr>
-        <w:t xml:space="preserve">#endif</w:t>
-      </w:r>
-      <w:r/>
-    </w:p>
-    <w:p>
-      <w:pPr>
-        <w:pBdr/>
-        <w:spacing/>
-        <w:ind/>
-        <w:rPr/>
-      </w:pPr>
-      <w:r>
-        <w:rPr>
-          <w:rFonts w:ascii="Times New Roman" w:hAnsi="Times New Roman" w:cs="Times New Roman"/>
-          <w:sz w:val="28"/>
-          <w:szCs w:val="28"/>
-        </w:rPr>
-      </w:r>
-      <w:r/>
-    </w:p>
-    <w:p>
-      <w:pPr>
-        <w:pBdr/>
-        <w:spacing/>
-        <w:ind/>
-        <w:rPr/>
-      </w:pPr>
-      <w:r>
-        <w:rPr>
-          <w:rFonts w:ascii="Times New Roman" w:hAnsi="Times New Roman" w:cs="Times New Roman"/>
-          <w:sz w:val="28"/>
-          <w:szCs w:val="28"/>
-        </w:rPr>
-        <w:t xml:space="preserve">—— Файл: date_array.cpp ———</w:t>
-      </w:r>
-      <w:r/>
-    </w:p>
-    <w:p>
-      <w:pPr>
-        <w:pBdr/>
-        <w:spacing/>
-        <w:ind/>
-        <w:rPr/>
-      </w:pPr>
-      <w:r>
-        <w:rPr>
-          <w:rFonts w:ascii="Times New Roman" w:hAnsi="Times New Roman" w:cs="Times New Roman"/>
-          <w:sz w:val="28"/>
-          <w:szCs w:val="28"/>
-        </w:rPr>
-      </w:r>
-      <w:r/>
-    </w:p>
-    <w:p>
-      <w:pPr>
-        <w:pBdr/>
-        <w:spacing/>
-        <w:ind/>
-        <w:rPr/>
-      </w:pPr>
-      <w:r>
-        <w:rPr>
-          <w:rFonts w:ascii="Times New Roman" w:hAnsi="Times New Roman" w:cs="Times New Roman"/>
-          <w:sz w:val="28"/>
-          <w:szCs w:val="28"/>
-        </w:rPr>
-        <w:t xml:space="preserve">#include "date_array.h"</w:t>
-      </w:r>
-      <w:r/>
-    </w:p>
-    <w:p>
-      <w:pPr>
-        <w:pBdr/>
-        <w:spacing/>
-        <w:ind/>
-        <w:rPr/>
-      </w:pPr>
-      <w:r>
-        <w:rPr>
-          <w:rFonts w:ascii="Times New Roman" w:hAnsi="Times New Roman" w:cs="Times New Roman"/>
-          <w:sz w:val="28"/>
-          <w:szCs w:val="28"/>
-        </w:rPr>
-        <w:t xml:space="preserve">#include &lt;iostream&gt;</w:t>
-      </w:r>
-      <w:r/>
-    </w:p>
-    <w:p>
-      <w:pPr>
-        <w:pBdr/>
-        <w:spacing/>
-        <w:ind/>
-        <w:rPr/>
-      </w:pPr>
-      <w:r>
-        <w:rPr>
-          <w:rFonts w:ascii="Times New Roman" w:hAnsi="Times New Roman" w:cs="Times New Roman"/>
-          <w:sz w:val="28"/>
-          <w:szCs w:val="28"/>
-        </w:rPr>
-      </w:r>
-      <w:r/>
-    </w:p>
-    <w:p>
-      <w:pPr>
-        <w:pBdr/>
-        <w:spacing/>
-        <w:ind/>
-        <w:rPr/>
-      </w:pPr>
-      <w:r>
-        <w:rPr>
-          <w:rFonts w:ascii="Times New Roman" w:hAnsi="Times New Roman" w:cs="Times New Roman"/>
-          <w:sz w:val="28"/>
-          <w:szCs w:val="28"/>
-        </w:rPr>
-        <w:t xml:space="preserve">using namespace std;</w:t>
-      </w:r>
-      <w:r/>
-    </w:p>
-    <w:p>
-      <w:pPr>
-        <w:pBdr/>
-        <w:spacing/>
-        <w:ind/>
-        <w:rPr/>
-      </w:pPr>
-      <w:r>
-        <w:rPr>
-          <w:rFonts w:ascii="Times New Roman" w:hAnsi="Times New Roman" w:cs="Times New Roman"/>
-          <w:sz w:val="28"/>
-          <w:szCs w:val="28"/>
-        </w:rPr>
-      </w:r>
-      <w:r/>
-    </w:p>
-    <w:p>
-      <w:pPr>
-        <w:pBdr/>
-        <w:spacing/>
-        <w:ind/>
-        <w:rPr/>
-      </w:pPr>
-      <w:r>
-        <w:rPr>
-          <w:rFonts w:ascii="Times New Roman" w:hAnsi="Times New Roman" w:cs="Times New Roman"/>
-          <w:sz w:val="28"/>
-          <w:szCs w:val="28"/>
-        </w:rPr>
-        <w:t xml:space="preserve">DateArray::DateArray() {</w:t>
-      </w:r>
-      <w:r/>
-    </w:p>
-    <w:p>
-      <w:pPr>
-        <w:pBdr/>
-        <w:spacing/>
-        <w:ind/>
-        <w:rPr/>
-      </w:pPr>
-      <w:r>
-        <w:rPr>
-          <w:rFonts w:ascii="Times New Roman" w:hAnsi="Times New Roman" w:cs="Times New Roman"/>
-          <w:sz w:val="28"/>
-          <w:szCs w:val="28"/>
-        </w:rPr>
-        <w:t xml:space="preserve">    count = 0;</w:t>
-      </w:r>
-      <w:r/>
-    </w:p>
-    <w:p>
-      <w:pPr>
-        <w:pBdr/>
-        <w:spacing/>
-        <w:ind/>
-        <w:rPr/>
-      </w:pPr>
-      <w:r>
-        <w:rPr>
-          <w:rFonts w:ascii="Times New Roman" w:hAnsi="Times New Roman" w:cs="Times New Roman"/>
-          <w:sz w:val="28"/>
-          <w:szCs w:val="28"/>
-        </w:rPr>
-        <w:t xml:space="preserve">    cout &lt;&lt; "Конструктор DateArray\n";</w:t>
-      </w:r>
-      <w:r/>
-    </w:p>
-    <w:p>
-      <w:pPr>
-        <w:pBdr/>
-        <w:spacing/>
-        <w:ind/>
-        <w:rPr/>
-      </w:pPr>
-      <w:r>
-        <w:rPr>
-          <w:rFonts w:ascii="Times New Roman" w:hAnsi="Times New Roman" w:cs="Times New Roman"/>
-          <w:sz w:val="28"/>
-          <w:szCs w:val="28"/>
-        </w:rPr>
-        <w:t xml:space="preserve">}</w:t>
-      </w:r>
-      <w:r/>
-    </w:p>
-    <w:p>
-      <w:pPr>
-        <w:pBdr/>
-        <w:spacing/>
-        <w:ind/>
-        <w:rPr/>
-      </w:pPr>
-      <w:r>
-        <w:rPr>
-          <w:rFonts w:ascii="Times New Roman" w:hAnsi="Times New Roman" w:cs="Times New Roman"/>
-          <w:sz w:val="28"/>
-          <w:szCs w:val="28"/>
-        </w:rPr>
-      </w:r>
-      <w:r/>
-    </w:p>
-    <w:p>
-      <w:pPr>
-        <w:pBdr/>
-        <w:spacing/>
-        <w:ind/>
-        <w:rPr/>
-      </w:pPr>
-      <w:r>
-        <w:rPr>
-          <w:rFonts w:ascii="Times New Roman" w:hAnsi="Times New Roman" w:cs="Times New Roman"/>
-          <w:sz w:val="28"/>
-          <w:szCs w:val="28"/>
-        </w:rPr>
-        <w:t xml:space="preserve">DateArray::~DateArray() {</w:t>
-      </w:r>
-      <w:r/>
-    </w:p>
-    <w:p>
-      <w:pPr>
-        <w:pBdr/>
-        <w:spacing/>
-        <w:ind/>
-        <w:rPr/>
-      </w:pPr>
-      <w:r>
-        <w:rPr>
-          <w:rFonts w:ascii="Times New Roman" w:hAnsi="Times New Roman" w:cs="Times New Roman"/>
-          <w:sz w:val="28"/>
-          <w:szCs w:val="28"/>
-        </w:rPr>
-        <w:t xml:space="preserve">    cout &lt;&lt; "Деструктор DateArray\n";</w:t>
-      </w:r>
-      <w:r/>
-    </w:p>
-    <w:p>
-      <w:pPr>
-        <w:pBdr/>
-        <w:spacing/>
-        <w:ind/>
-        <w:rPr/>
-      </w:pPr>
-      <w:r>
-        <w:rPr>
-          <w:rFonts w:ascii="Times New Roman" w:hAnsi="Times New Roman" w:cs="Times New Roman"/>
-          <w:sz w:val="28"/>
-          <w:szCs w:val="28"/>
-        </w:rPr>
-        <w:t xml:space="preserve">}</w:t>
-      </w:r>
-      <w:r/>
-    </w:p>
-    <w:p>
-      <w:pPr>
-        <w:pBdr/>
-        <w:spacing/>
-        <w:ind/>
-        <w:rPr/>
-      </w:pPr>
-      <w:r>
-        <w:rPr>
-          <w:rFonts w:ascii="Times New Roman" w:hAnsi="Times New Roman" w:cs="Times New Roman"/>
-          <w:sz w:val="28"/>
-          <w:szCs w:val="28"/>
-        </w:rPr>
-      </w:r>
-      <w:r/>
-    </w:p>
-    <w:p>
-      <w:pPr>
-        <w:pBdr/>
-        <w:spacing/>
-        <w:ind/>
-        <w:rPr/>
-      </w:pPr>
-      <w:r>
-        <w:rPr>
-          <w:rFonts w:ascii="Times New Roman" w:hAnsi="Times New Roman" w:cs="Times New Roman"/>
-          <w:sz w:val="28"/>
-          <w:szCs w:val="28"/>
-        </w:rPr>
-        <w:t xml:space="preserve">void DateArray::add(const CalendarDate&amp; date) {</w:t>
-      </w:r>
-      <w:r/>
-    </w:p>
-    <w:p>
-      <w:pPr>
-        <w:pBdr/>
-        <w:spacing/>
-        <w:ind/>
-        <w:rPr/>
-      </w:pPr>
-      <w:r>
-        <w:rPr>
-          <w:rFonts w:ascii="Times New Roman" w:hAnsi="Times New Roman" w:cs="Times New Roman"/>
-          <w:sz w:val="28"/>
-          <w:szCs w:val="28"/>
-        </w:rPr>
-        <w:t xml:space="preserve">    if (count &gt;= DATE_ARRAY_SIZE) {</w:t>
-      </w:r>
-      <w:r/>
-    </w:p>
-    <w:p>
-      <w:pPr>
-        <w:pBdr/>
-        <w:spacing/>
-        <w:ind/>
-        <w:rPr/>
-      </w:pPr>
-      <w:r>
-        <w:rPr>
-          <w:rFonts w:ascii="Times New Roman" w:hAnsi="Times New Roman" w:cs="Times New Roman"/>
-          <w:sz w:val="28"/>
-          <w:szCs w:val="28"/>
-        </w:rPr>
-        <w:t xml:space="preserve">        cout &lt;&lt; "Помилка: масив дат заповнений!\n";</w:t>
-      </w:r>
-      <w:r/>
-    </w:p>
-    <w:p>
-      <w:pPr>
-        <w:pBdr/>
-        <w:spacing/>
-        <w:ind/>
-        <w:rPr/>
-      </w:pPr>
-      <w:r>
-        <w:rPr>
-          <w:rFonts w:ascii="Times New Roman" w:hAnsi="Times New Roman" w:cs="Times New Roman"/>
-          <w:sz w:val="28"/>
-          <w:szCs w:val="28"/>
-        </w:rPr>
-        <w:t xml:space="preserve">        return;</w:t>
-      </w:r>
-      <w:r/>
-    </w:p>
-    <w:p>
-      <w:pPr>
-        <w:pBdr/>
-        <w:spacing/>
-        <w:ind/>
-        <w:rPr/>
-      </w:pPr>
-      <w:r>
-        <w:rPr>
-          <w:rFonts w:ascii="Times New Roman" w:hAnsi="Times New Roman" w:cs="Times New Roman"/>
-          <w:sz w:val="28"/>
-          <w:szCs w:val="28"/>
-        </w:rPr>
-        <w:t xml:space="preserve">    }</w:t>
-      </w:r>
-      <w:r/>
-    </w:p>
-    <w:p>
-      <w:pPr>
-        <w:pBdr/>
-        <w:spacing/>
-        <w:ind/>
-        <w:rPr/>
-      </w:pPr>
-      <w:r>
-        <w:rPr>
-          <w:rFonts w:ascii="Times New Roman" w:hAnsi="Times New Roman" w:cs="Times New Roman"/>
-          <w:sz w:val="28"/>
-          <w:szCs w:val="28"/>
-        </w:rPr>
-        <w:t xml:space="preserve">    dates[count] = date;</w:t>
-      </w:r>
-      <w:r/>
-    </w:p>
-    <w:p>
-      <w:pPr>
-        <w:pBdr/>
-        <w:spacing/>
-        <w:ind/>
-        <w:rPr/>
-      </w:pPr>
-      <w:r>
-        <w:rPr>
-          <w:rFonts w:ascii="Times New Roman" w:hAnsi="Times New Roman" w:cs="Times New Roman"/>
-          <w:sz w:val="28"/>
-          <w:szCs w:val="28"/>
-        </w:rPr>
-        <w:t xml:space="preserve">    count++;</w:t>
-      </w:r>
-      <w:r/>
-    </w:p>
-    <w:p>
-      <w:pPr>
-        <w:pBdr/>
-        <w:spacing/>
-        <w:ind/>
-        <w:rPr/>
-      </w:pPr>
-      <w:r>
-        <w:rPr>
-          <w:rFonts w:ascii="Times New Roman" w:hAnsi="Times New Roman" w:cs="Times New Roman"/>
-          <w:sz w:val="28"/>
-          <w:szCs w:val="28"/>
-        </w:rPr>
-        <w:t xml:space="preserve">}</w:t>
-      </w:r>
-      <w:r/>
-    </w:p>
-    <w:p>
-      <w:pPr>
-        <w:pBdr/>
-        <w:spacing/>
-        <w:ind/>
-        <w:rPr/>
-      </w:pPr>
-      <w:r>
-        <w:rPr>
-          <w:rFonts w:ascii="Times New Roman" w:hAnsi="Times New Roman" w:cs="Times New Roman"/>
-          <w:sz w:val="28"/>
-          <w:szCs w:val="28"/>
-        </w:rPr>
-      </w:r>
-      <w:r/>
-    </w:p>
-    <w:p>
-      <w:pPr>
-        <w:pBdr/>
-        <w:spacing/>
-        <w:ind/>
-        <w:rPr/>
-      </w:pPr>
-      <w:r>
-        <w:rPr>
-          <w:rFonts w:ascii="Times New Roman" w:hAnsi="Times New Roman" w:cs="Times New Roman"/>
-          <w:sz w:val="28"/>
-          <w:szCs w:val="28"/>
-        </w:rPr>
-        <w:t xml:space="preserve">int DateArray::size() const {</w:t>
-      </w:r>
-      <w:r/>
-    </w:p>
-    <w:p>
-      <w:pPr>
-        <w:pBdr/>
-        <w:spacing/>
-        <w:ind/>
-        <w:rPr/>
-      </w:pPr>
-      <w:r>
-        <w:rPr>
-          <w:rFonts w:ascii="Times New Roman" w:hAnsi="Times New Roman" w:cs="Times New Roman"/>
-          <w:sz w:val="28"/>
-          <w:szCs w:val="28"/>
-        </w:rPr>
-        <w:t xml:space="preserve">    return count;</w:t>
-      </w:r>
-      <w:r/>
-    </w:p>
-    <w:p>
-      <w:pPr>
-        <w:pBdr/>
-        <w:spacing/>
-        <w:ind/>
-        <w:rPr/>
-      </w:pPr>
-      <w:r>
-        <w:rPr>
-          <w:rFonts w:ascii="Times New Roman" w:hAnsi="Times New Roman" w:cs="Times New Roman"/>
-          <w:sz w:val="28"/>
-          <w:szCs w:val="28"/>
-        </w:rPr>
-        <w:t xml:space="preserve">}</w:t>
-      </w:r>
-      <w:r/>
-    </w:p>
-    <w:p>
-      <w:pPr>
-        <w:pBdr/>
-        <w:spacing/>
-        <w:ind/>
-        <w:rPr/>
-      </w:pPr>
-      <w:r>
-        <w:rPr>
-          <w:rFonts w:ascii="Times New Roman" w:hAnsi="Times New Roman" w:cs="Times New Roman"/>
-          <w:sz w:val="28"/>
-          <w:szCs w:val="28"/>
-        </w:rPr>
-      </w:r>
-      <w:r/>
-    </w:p>
-    <w:p>
-      <w:pPr>
-        <w:pBdr/>
-        <w:spacing/>
-        <w:ind/>
-        <w:rPr/>
-      </w:pPr>
-      <w:r>
-        <w:rPr>
-          <w:rFonts w:ascii="Times New Roman" w:hAnsi="Times New Roman" w:cs="Times New Roman"/>
-          <w:sz w:val="28"/>
-          <w:szCs w:val="28"/>
-        </w:rPr>
-        <w:t xml:space="preserve">CalendarDate&amp; DateArray::operator[](int index) {</w:t>
-      </w:r>
-      <w:r/>
-    </w:p>
-    <w:p>
-      <w:pPr>
-        <w:pBdr/>
-        <w:spacing/>
-        <w:ind/>
-        <w:rPr/>
-      </w:pPr>
-      <w:r>
-        <w:rPr>
-          <w:rFonts w:ascii="Times New Roman" w:hAnsi="Times New Roman" w:cs="Times New Roman"/>
-          <w:sz w:val="28"/>
-          <w:szCs w:val="28"/>
-        </w:rPr>
-        <w:t xml:space="preserve">    if (index &lt; 0 || index &gt;= count) {</w:t>
-      </w:r>
-      <w:r/>
-    </w:p>
-    <w:p>
-      <w:pPr>
-        <w:pBdr/>
-        <w:spacing/>
-        <w:ind/>
-        <w:rPr/>
-      </w:pPr>
-      <w:r>
-        <w:rPr>
-          <w:rFonts w:ascii="Times New Roman" w:hAnsi="Times New Roman" w:cs="Times New Roman"/>
-          <w:sz w:val="28"/>
-          <w:szCs w:val="28"/>
-        </w:rPr>
-        <w:t xml:space="preserve">        cout &lt;&lt; "Помилка: некоректний індекс!\n";</w:t>
-      </w:r>
-      <w:r/>
-    </w:p>
-    <w:p>
-      <w:pPr>
-        <w:pBdr/>
-        <w:spacing/>
-        <w:ind/>
-        <w:rPr/>
-      </w:pPr>
-      <w:r>
-        <w:rPr>
-          <w:rFonts w:ascii="Times New Roman" w:hAnsi="Times New Roman" w:cs="Times New Roman"/>
-          <w:sz w:val="28"/>
-          <w:szCs w:val="28"/>
-        </w:rPr>
-        <w:t xml:space="preserve">        return dates[0];</w:t>
-      </w:r>
-      <w:r/>
-    </w:p>
-    <w:p>
-      <w:pPr>
-        <w:pBdr/>
-        <w:spacing/>
-        <w:ind/>
-        <w:rPr/>
-      </w:pPr>
-      <w:r>
-        <w:rPr>
-          <w:rFonts w:ascii="Times New Roman" w:hAnsi="Times New Roman" w:cs="Times New Roman"/>
-          <w:sz w:val="28"/>
-          <w:szCs w:val="28"/>
-        </w:rPr>
-        <w:t xml:space="preserve">    }</w:t>
-      </w:r>
-      <w:r/>
-    </w:p>
-    <w:p>
-      <w:pPr>
-        <w:pBdr/>
-        <w:spacing/>
-        <w:ind/>
-        <w:rPr/>
-      </w:pPr>
-      <w:r>
-        <w:rPr>
-          <w:rFonts w:ascii="Times New Roman" w:hAnsi="Times New Roman" w:cs="Times New Roman"/>
-          <w:sz w:val="28"/>
-          <w:szCs w:val="28"/>
-        </w:rPr>
-        <w:t xml:space="preserve">    return dates[index];</w:t>
-      </w:r>
-      <w:r/>
-    </w:p>
-    <w:p>
-      <w:pPr>
-        <w:pBdr/>
-        <w:spacing/>
-        <w:ind/>
-        <w:rPr/>
-      </w:pPr>
-      <w:r>
-        <w:rPr>
-          <w:rFonts w:ascii="Times New Roman" w:hAnsi="Times New Roman" w:cs="Times New Roman"/>
-          <w:sz w:val="28"/>
-          <w:szCs w:val="28"/>
-        </w:rPr>
-        <w:t xml:space="preserve">}</w:t>
-      </w:r>
-      <w:r/>
-    </w:p>
-    <w:p>
-      <w:pPr>
-        <w:pBdr/>
-        <w:spacing/>
-        <w:ind/>
-        <w:rPr/>
-      </w:pPr>
-      <w:r>
-        <w:rPr>
-          <w:rFonts w:ascii="Times New Roman" w:hAnsi="Times New Roman" w:cs="Times New Roman"/>
-          <w:sz w:val="28"/>
-          <w:szCs w:val="28"/>
-        </w:rPr>
-      </w:r>
-      <w:r/>
-    </w:p>
-    <w:p>
-      <w:pPr>
-        <w:pBdr/>
-        <w:spacing/>
-        <w:ind/>
-        <w:rPr/>
-      </w:pPr>
-      <w:r>
-        <w:rPr>
-          <w:rFonts w:ascii="Times New Roman" w:hAnsi="Times New Roman" w:cs="Times New Roman"/>
-          <w:sz w:val="28"/>
-          <w:szCs w:val="28"/>
-        </w:rPr>
-        <w:t xml:space="preserve">const CalendarDate&amp; DateArray::operator[](int index) const {</w:t>
-      </w:r>
-      <w:r/>
-    </w:p>
-    <w:p>
-      <w:pPr>
-        <w:pBdr/>
-        <w:spacing/>
-        <w:ind/>
-        <w:rPr/>
-      </w:pPr>
-      <w:r>
-        <w:rPr>
-          <w:rFonts w:ascii="Times New Roman" w:hAnsi="Times New Roman" w:cs="Times New Roman"/>
-          <w:sz w:val="28"/>
-          <w:szCs w:val="28"/>
-        </w:rPr>
-        <w:t xml:space="preserve">    if (index &lt; 0 || index &gt;= count) {</w:t>
-      </w:r>
-      <w:r/>
-    </w:p>
-    <w:p>
-      <w:pPr>
-        <w:pBdr/>
-        <w:spacing/>
-        <w:ind/>
-        <w:rPr/>
-      </w:pPr>
-      <w:r>
-        <w:rPr>
-          <w:rFonts w:ascii="Times New Roman" w:hAnsi="Times New Roman" w:cs="Times New Roman"/>
-          <w:sz w:val="28"/>
-          <w:szCs w:val="28"/>
-        </w:rPr>
-        <w:t xml:space="preserve">        cout &lt;&lt; "Помилка: некоректний індекс!\n";</w:t>
-      </w:r>
-      <w:r/>
-    </w:p>
-    <w:p>
-      <w:pPr>
-        <w:pBdr/>
-        <w:spacing/>
-        <w:ind/>
-        <w:rPr/>
-      </w:pPr>
-      <w:r>
-        <w:rPr>
-          <w:rFonts w:ascii="Times New Roman" w:hAnsi="Times New Roman" w:cs="Times New Roman"/>
-          <w:sz w:val="28"/>
-          <w:szCs w:val="28"/>
-        </w:rPr>
-        <w:t xml:space="preserve">        return dates[0];</w:t>
-      </w:r>
-      <w:r/>
-    </w:p>
-    <w:p>
-      <w:pPr>
-        <w:pBdr/>
-        <w:spacing/>
-        <w:ind/>
-        <w:rPr/>
-      </w:pPr>
-      <w:r>
-        <w:rPr>
-          <w:rFonts w:ascii="Times New Roman" w:hAnsi="Times New Roman" w:cs="Times New Roman"/>
-          <w:sz w:val="28"/>
-          <w:szCs w:val="28"/>
-        </w:rPr>
-        <w:t xml:space="preserve">    }</w:t>
-      </w:r>
-      <w:r/>
-    </w:p>
-    <w:p>
-      <w:pPr>
-        <w:pBdr/>
-        <w:spacing/>
-        <w:ind/>
-        <w:rPr/>
-      </w:pPr>
-      <w:r>
-        <w:rPr>
-          <w:rFonts w:ascii="Times New Roman" w:hAnsi="Times New Roman" w:cs="Times New Roman"/>
-          <w:sz w:val="28"/>
-          <w:szCs w:val="28"/>
-        </w:rPr>
-        <w:t xml:space="preserve">    return dates[index];</w:t>
-      </w:r>
-      <w:r/>
-    </w:p>
-    <w:p>
-      <w:pPr>
-        <w:pBdr/>
-        <w:spacing/>
-        <w:ind/>
-        <w:rPr/>
-      </w:pPr>
-      <w:r>
-        <w:rPr>
-          <w:rFonts w:ascii="Times New Roman" w:hAnsi="Times New Roman" w:cs="Times New Roman"/>
-          <w:sz w:val="28"/>
-          <w:szCs w:val="28"/>
-        </w:rPr>
-        <w:t xml:space="preserve">}</w:t>
-      </w:r>
-      <w:r/>
-    </w:p>
-    <w:p>
-      <w:pPr>
-        <w:pBdr/>
-        <w:spacing/>
-        <w:ind/>
-        <w:rPr/>
-      </w:pPr>
-      <w:r>
-        <w:rPr>
-          <w:rFonts w:ascii="Times New Roman" w:hAnsi="Times New Roman" w:cs="Times New Roman"/>
-          <w:sz w:val="28"/>
-          <w:szCs w:val="28"/>
-        </w:rPr>
-      </w:r>
-      <w:r/>
-    </w:p>
-    <w:p>
-      <w:pPr>
-        <w:pBdr/>
-        <w:spacing/>
-        <w:ind/>
-        <w:rPr/>
-      </w:pPr>
-      <w:r>
-        <w:rPr>
-          <w:rFonts w:ascii="Times New Roman" w:hAnsi="Times New Roman" w:cs="Times New Roman"/>
-          <w:sz w:val="28"/>
-          <w:szCs w:val="28"/>
-        </w:rPr>
-        <w:t xml:space="preserve">void DateArray::selectionSortByWeekday() {</w:t>
-      </w:r>
-      <w:r/>
-    </w:p>
-    <w:p>
-      <w:pPr>
-        <w:pBdr/>
-        <w:spacing/>
-        <w:ind/>
-        <w:rPr/>
-      </w:pPr>
-      <w:r>
-        <w:rPr>
-          <w:rFonts w:ascii="Times New Roman" w:hAnsi="Times New Roman" w:cs="Times New Roman"/>
-          <w:sz w:val="28"/>
-          <w:szCs w:val="28"/>
-        </w:rPr>
-        <w:t xml:space="preserve">    // сортування вибором за зростанням дня тижня (через operator&lt; / operator&lt;=)</w:t>
-      </w:r>
-      <w:r/>
-    </w:p>
-    <w:p>
-      <w:pPr>
-        <w:pBdr/>
-        <w:spacing/>
-        <w:ind/>
-        <w:rPr/>
-      </w:pPr>
-      <w:r>
-        <w:rPr>
-          <w:rFonts w:ascii="Times New Roman" w:hAnsi="Times New Roman" w:cs="Times New Roman"/>
-          <w:sz w:val="28"/>
-          <w:szCs w:val="28"/>
-        </w:rPr>
-        <w:t xml:space="preserve">    for (int i = 0; i &lt; count - 1; i++) {</w:t>
-      </w:r>
-      <w:r/>
-    </w:p>
-    <w:p>
-      <w:pPr>
-        <w:pBdr/>
-        <w:spacing/>
-        <w:ind/>
-        <w:rPr/>
-      </w:pPr>
-      <w:r>
-        <w:rPr>
-          <w:rFonts w:ascii="Times New Roman" w:hAnsi="Times New Roman" w:cs="Times New Roman"/>
-          <w:sz w:val="28"/>
-          <w:szCs w:val="28"/>
-        </w:rPr>
-        <w:t xml:space="preserve">        int minIndex = i;</w:t>
-      </w:r>
-      <w:r/>
-    </w:p>
-    <w:p>
-      <w:pPr>
-        <w:pBdr/>
-        <w:spacing/>
-        <w:ind/>
-        <w:rPr/>
-      </w:pPr>
-      <w:r>
-        <w:rPr>
-          <w:rFonts w:ascii="Times New Roman" w:hAnsi="Times New Roman" w:cs="Times New Roman"/>
-          <w:sz w:val="28"/>
-          <w:szCs w:val="28"/>
-        </w:rPr>
-        <w:t xml:space="preserve">        for (int j = i + 1; j &lt; count; j++) {</w:t>
-      </w:r>
-      <w:r/>
-    </w:p>
-    <w:p>
-      <w:pPr>
-        <w:pBdr/>
-        <w:spacing/>
-        <w:ind/>
-        <w:rPr/>
-      </w:pPr>
-      <w:r>
-        <w:rPr>
-          <w:rFonts w:ascii="Times New Roman" w:hAnsi="Times New Roman" w:cs="Times New Roman"/>
-          <w:sz w:val="28"/>
-          <w:szCs w:val="28"/>
-        </w:rPr>
-        <w:t xml:space="preserve">            if (dates[j] &lt; dates[minIndex]) {</w:t>
-      </w:r>
-      <w:r/>
-    </w:p>
-    <w:p>
-      <w:pPr>
-        <w:pBdr/>
-        <w:spacing/>
-        <w:ind/>
-        <w:rPr/>
-      </w:pPr>
-      <w:r>
-        <w:rPr>
-          <w:rFonts w:ascii="Times New Roman" w:hAnsi="Times New Roman" w:cs="Times New Roman"/>
-          <w:sz w:val="28"/>
-          <w:szCs w:val="28"/>
-        </w:rPr>
-        <w:t xml:space="preserve">                minIndex = j;</w:t>
-      </w:r>
-      <w:r/>
-    </w:p>
-    <w:p>
-      <w:pPr>
-        <w:pBdr/>
-        <w:spacing/>
-        <w:ind/>
-        <w:rPr/>
-      </w:pPr>
-      <w:r>
-        <w:rPr>
-          <w:rFonts w:ascii="Times New Roman" w:hAnsi="Times New Roman" w:cs="Times New Roman"/>
-          <w:sz w:val="28"/>
-          <w:szCs w:val="28"/>
-        </w:rPr>
-        <w:t xml:space="preserve">            }</w:t>
-      </w:r>
-      <w:r/>
-    </w:p>
-    <w:p>
-      <w:pPr>
-        <w:pBdr/>
-        <w:spacing/>
-        <w:ind/>
-        <w:rPr/>
-      </w:pPr>
-      <w:r>
-        <w:rPr>
-          <w:rFonts w:ascii="Times New Roman" w:hAnsi="Times New Roman" w:cs="Times New Roman"/>
-          <w:sz w:val="28"/>
-          <w:szCs w:val="28"/>
-        </w:rPr>
-        <w:t xml:space="preserve">        }</w:t>
-      </w:r>
-      <w:r/>
-    </w:p>
-    <w:p>
-      <w:pPr>
-        <w:pBdr/>
-        <w:spacing/>
-        <w:ind/>
-        <w:rPr/>
-      </w:pPr>
-      <w:r>
-        <w:rPr>
-          <w:rFonts w:ascii="Times New Roman" w:hAnsi="Times New Roman" w:cs="Times New Roman"/>
-          <w:sz w:val="28"/>
-          <w:szCs w:val="28"/>
-        </w:rPr>
-        <w:t xml:space="preserve">        if (minIndex != i) {</w:t>
-      </w:r>
-      <w:r/>
-    </w:p>
-    <w:p>
-      <w:pPr>
-        <w:pBdr/>
-        <w:spacing/>
-        <w:ind/>
-        <w:rPr/>
-      </w:pPr>
-      <w:r>
-        <w:rPr>
-          <w:rFonts w:ascii="Times New Roman" w:hAnsi="Times New Roman" w:cs="Times New Roman"/>
-          <w:sz w:val="28"/>
-          <w:szCs w:val="28"/>
-        </w:rPr>
-        <w:t xml:space="preserve">            CalendarDate temp = dates[i];</w:t>
-      </w:r>
-      <w:r/>
-    </w:p>
-    <w:p>
-      <w:pPr>
-        <w:pBdr/>
-        <w:spacing/>
-        <w:ind/>
-        <w:rPr/>
-      </w:pPr>
-      <w:r>
-        <w:rPr>
-          <w:rFonts w:ascii="Times New Roman" w:hAnsi="Times New Roman" w:cs="Times New Roman"/>
-          <w:sz w:val="28"/>
-          <w:szCs w:val="28"/>
-        </w:rPr>
-        <w:t xml:space="preserve">            dates[i] = dates[minIndex];</w:t>
-      </w:r>
-      <w:r/>
-    </w:p>
-    <w:p>
-      <w:pPr>
-        <w:pBdr/>
-        <w:spacing/>
-        <w:ind/>
-        <w:rPr/>
-      </w:pPr>
-      <w:r>
-        <w:rPr>
-          <w:rFonts w:ascii="Times New Roman" w:hAnsi="Times New Roman" w:cs="Times New Roman"/>
-          <w:sz w:val="28"/>
-          <w:szCs w:val="28"/>
-        </w:rPr>
-        <w:t xml:space="preserve">            dates[minIndex] = temp;</w:t>
-      </w:r>
-      <w:r/>
-    </w:p>
-    <w:p>
-      <w:pPr>
-        <w:pBdr/>
-        <w:spacing/>
-        <w:ind/>
-        <w:rPr/>
-      </w:pPr>
-      <w:r>
-        <w:rPr>
-          <w:rFonts w:ascii="Times New Roman" w:hAnsi="Times New Roman" w:cs="Times New Roman"/>
-          <w:sz w:val="28"/>
-          <w:szCs w:val="28"/>
-        </w:rPr>
-        <w:t xml:space="preserve">        }</w:t>
-      </w:r>
-      <w:r/>
-    </w:p>
-    <w:p>
-      <w:pPr>
-        <w:pBdr/>
-        <w:spacing/>
-        <w:ind/>
-        <w:rPr/>
-      </w:pPr>
-      <w:r>
-        <w:rPr>
-          <w:rFonts w:ascii="Times New Roman" w:hAnsi="Times New Roman" w:cs="Times New Roman"/>
-          <w:sz w:val="28"/>
-          <w:szCs w:val="28"/>
-        </w:rPr>
-        <w:t xml:space="preserve">    }</w:t>
-      </w:r>
-      <w:r/>
-    </w:p>
-    <w:p>
-      <w:pPr>
-        <w:pBdr/>
-        <w:spacing/>
-        <w:ind/>
-        <w:rPr/>
-      </w:pPr>
-      <w:r>
-        <w:rPr>
-          <w:rFonts w:ascii="Times New Roman" w:hAnsi="Times New Roman" w:cs="Times New Roman"/>
-          <w:sz w:val="28"/>
-          <w:szCs w:val="28"/>
-        </w:rPr>
-        <w:t xml:space="preserve">}</w:t>
-      </w:r>
-      <w:r/>
-    </w:p>
-    <w:p>
-      <w:pPr>
-        <w:pBdr/>
-        <w:spacing/>
-        <w:ind/>
-        <w:rPr/>
-      </w:pPr>
-      <w:r>
-        <w:rPr>
-          <w:rFonts w:ascii="Times New Roman" w:hAnsi="Times New Roman" w:cs="Times New Roman"/>
-          <w:sz w:val="28"/>
-          <w:szCs w:val="28"/>
-        </w:rPr>
-      </w:r>
-      <w:r/>
-    </w:p>
-    <w:p>
-      <w:pPr>
-        <w:pBdr/>
-        <w:spacing/>
-        <w:ind/>
-        <w:rPr/>
-      </w:pPr>
-      <w:r>
-        <w:rPr>
-          <w:rFonts w:ascii="Times New Roman" w:hAnsi="Times New Roman" w:cs="Times New Roman"/>
-          <w:sz w:val="28"/>
-          <w:szCs w:val="28"/>
-        </w:rPr>
-        <w:t xml:space="preserve">void DateArray::displayAll() const {</w:t>
-      </w:r>
-      <w:r/>
-    </w:p>
-    <w:p>
-      <w:pPr>
-        <w:pBdr/>
-        <w:spacing/>
-        <w:ind/>
-        <w:rPr/>
-      </w:pPr>
-      <w:r>
-        <w:rPr>
-          <w:rFonts w:ascii="Times New Roman" w:hAnsi="Times New Roman" w:cs="Times New Roman"/>
-          <w:sz w:val="28"/>
-          <w:szCs w:val="28"/>
-        </w:rPr>
-        <w:t xml:space="preserve">    if (count == 0) {</w:t>
-      </w:r>
-      <w:r/>
-    </w:p>
-    <w:p>
-      <w:pPr>
-        <w:pBdr/>
-        <w:spacing/>
-        <w:ind/>
-        <w:rPr/>
-      </w:pPr>
-      <w:r>
-        <w:rPr>
-          <w:rFonts w:ascii="Times New Roman" w:hAnsi="Times New Roman" w:cs="Times New Roman"/>
-          <w:sz w:val="28"/>
-          <w:szCs w:val="28"/>
-        </w:rPr>
-        <w:t xml:space="preserve">        cout &lt;&lt; "Масив порожній.\n";</w:t>
-      </w:r>
-      <w:r/>
-    </w:p>
-    <w:p>
-      <w:pPr>
-        <w:pBdr/>
-        <w:spacing/>
-        <w:ind/>
-        <w:rPr/>
-      </w:pPr>
-      <w:r>
-        <w:rPr>
-          <w:rFonts w:ascii="Times New Roman" w:hAnsi="Times New Roman" w:cs="Times New Roman"/>
-          <w:sz w:val="28"/>
-          <w:szCs w:val="28"/>
-        </w:rPr>
-        <w:t xml:space="preserve">        return;</w:t>
-      </w:r>
-      <w:r/>
-    </w:p>
-    <w:p>
-      <w:pPr>
-        <w:pBdr/>
-        <w:spacing/>
-        <w:ind/>
-        <w:rPr/>
-      </w:pPr>
-      <w:r>
-        <w:rPr>
-          <w:rFonts w:ascii="Times New Roman" w:hAnsi="Times New Roman" w:cs="Times New Roman"/>
-          <w:sz w:val="28"/>
-          <w:szCs w:val="28"/>
-        </w:rPr>
-        <w:t xml:space="preserve">    }</w:t>
-      </w:r>
-      <w:r/>
-    </w:p>
-    <w:p>
-      <w:pPr>
-        <w:pBdr/>
-        <w:spacing/>
-        <w:ind/>
-        <w:rPr/>
-      </w:pPr>
-      <w:r>
-        <w:rPr>
-          <w:rFonts w:ascii="Times New Roman" w:hAnsi="Times New Roman" w:cs="Times New Roman"/>
-          <w:sz w:val="28"/>
-          <w:szCs w:val="28"/>
-        </w:rPr>
-        <w:t xml:space="preserve">    for (int i = 0; i &lt; count; i++) {</w:t>
-      </w:r>
-      <w:r/>
-    </w:p>
-    <w:p>
-      <w:pPr>
-        <w:pBdr/>
-        <w:spacing/>
-        <w:ind/>
-        <w:rPr/>
-      </w:pPr>
-      <w:r>
-        <w:rPr>
-          <w:rFonts w:ascii="Times New Roman" w:hAnsi="Times New Roman" w:cs="Times New Roman"/>
-          <w:sz w:val="28"/>
-          <w:szCs w:val="28"/>
-        </w:rPr>
-        <w:t xml:space="preserve">        cout &lt;&lt; "[" &lt;&lt; i &lt;&lt; "] " &lt;&lt; dates[i] &lt;&lt; "\n";</w:t>
-      </w:r>
-      <w:r/>
-    </w:p>
-    <w:p>
-      <w:pPr>
-        <w:pBdr/>
-        <w:spacing/>
-        <w:ind/>
-        <w:rPr/>
-      </w:pPr>
-      <w:r>
-        <w:rPr>
-          <w:rFonts w:ascii="Times New Roman" w:hAnsi="Times New Roman" w:cs="Times New Roman"/>
-          <w:sz w:val="28"/>
-          <w:szCs w:val="28"/>
-        </w:rPr>
-        <w:t xml:space="preserve">    }</w:t>
-      </w:r>
-      <w:r/>
-    </w:p>
-    <w:p>
-      <w:pPr>
-        <w:pBdr/>
-        <w:spacing/>
-        <w:ind/>
-        <w:rPr/>
-      </w:pPr>
-      <w:r>
-        <w:rPr>
-          <w:rFonts w:ascii="Times New Roman" w:hAnsi="Times New Roman" w:cs="Times New Roman"/>
-          <w:sz w:val="28"/>
-          <w:szCs w:val="28"/>
-        </w:rPr>
-        <w:t xml:space="preserve">}</w:t>
-      </w:r>
-      <w:r/>
-    </w:p>
-    <w:p>
-      <w:pPr>
-        <w:pBdr/>
-        <w:spacing/>
-        <w:ind/>
-        <w:rPr/>
-      </w:pPr>
-      <w:r>
-        <w:rPr>
-          <w:rFonts w:ascii="Times New Roman" w:hAnsi="Times New Roman" w:cs="Times New Roman"/>
-          <w:sz w:val="28"/>
-          <w:szCs w:val="28"/>
-        </w:rPr>
-      </w:r>
-      <w:r/>
-    </w:p>
-    <w:p>
-      <w:pPr>
-        <w:pBdr/>
-        <w:spacing/>
-        <w:ind/>
-        <w:rPr/>
-      </w:pPr>
-      <w:r>
-        <w:rPr>
-          <w:rFonts w:ascii="Times New Roman" w:hAnsi="Times New Roman" w:cs="Times New Roman"/>
-          <w:sz w:val="28"/>
-          <w:szCs w:val="28"/>
-        </w:rPr>
-        <w:t xml:space="preserve">void DateArray::findNearestForEach(int targetWeekday) const {</w:t>
-      </w:r>
-      <w:r/>
-    </w:p>
-    <w:p>
-      <w:pPr>
-        <w:pBdr/>
-        <w:spacing/>
-        <w:ind/>
-        <w:rPr/>
-      </w:pPr>
-      <w:r>
-        <w:rPr>
-          <w:rFonts w:ascii="Times New Roman" w:hAnsi="Times New Roman" w:cs="Times New Roman"/>
-          <w:sz w:val="28"/>
-          <w:szCs w:val="28"/>
-        </w:rPr>
-        <w:t xml:space="preserve">    if (targetWeekday &lt; 1 || targetWeekday &gt; 7) {</w:t>
-      </w:r>
-      <w:r/>
-    </w:p>
-    <w:p>
-      <w:pPr>
-        <w:pBdr/>
-        <w:spacing/>
-        <w:ind/>
-        <w:rPr/>
-      </w:pPr>
-      <w:r>
-        <w:rPr>
-          <w:rFonts w:ascii="Times New Roman" w:hAnsi="Times New Roman" w:cs="Times New Roman"/>
-          <w:sz w:val="28"/>
-          <w:szCs w:val="28"/>
-        </w:rPr>
-        <w:t xml:space="preserve">        cout &lt;&lt; "Помилка: день тижня має бути від 1 до 7!\n";</w:t>
-      </w:r>
-      <w:r/>
-    </w:p>
-    <w:p>
-      <w:pPr>
-        <w:pBdr/>
-        <w:spacing/>
-        <w:ind/>
-        <w:rPr/>
-      </w:pPr>
-      <w:r>
-        <w:rPr>
-          <w:rFonts w:ascii="Times New Roman" w:hAnsi="Times New Roman" w:cs="Times New Roman"/>
-          <w:sz w:val="28"/>
-          <w:szCs w:val="28"/>
-        </w:rPr>
-        <w:t xml:space="preserve">        return;</w:t>
-      </w:r>
-      <w:r/>
-    </w:p>
-    <w:p>
-      <w:pPr>
-        <w:pBdr/>
-        <w:spacing/>
-        <w:ind/>
-        <w:rPr/>
-      </w:pPr>
-      <w:r>
-        <w:rPr>
-          <w:rFonts w:ascii="Times New Roman" w:hAnsi="Times New Roman" w:cs="Times New Roman"/>
-          <w:sz w:val="28"/>
-          <w:szCs w:val="28"/>
-        </w:rPr>
-        <w:t xml:space="preserve">    }</w:t>
-      </w:r>
-      <w:r/>
-    </w:p>
-    <w:p>
-      <w:pPr>
-        <w:pBdr/>
-        <w:spacing/>
-        <w:ind/>
-        <w:rPr/>
-      </w:pPr>
-      <w:r>
-        <w:rPr>
-          <w:rFonts w:ascii="Times New Roman" w:hAnsi="Times New Roman" w:cs="Times New Roman"/>
-          <w:sz w:val="28"/>
-          <w:szCs w:val="28"/>
-        </w:rPr>
-        <w:t xml:space="preserve">    for (int i = 0; i &lt; count; i++) {</w:t>
-      </w:r>
-      <w:r/>
-    </w:p>
-    <w:p>
-      <w:pPr>
-        <w:pBdr/>
-        <w:spacing/>
-        <w:ind/>
-        <w:rPr/>
-      </w:pPr>
-      <w:r>
-        <w:rPr>
-          <w:rFonts w:ascii="Times New Roman" w:hAnsi="Times New Roman" w:cs="Times New Roman"/>
-          <w:sz w:val="28"/>
-          <w:szCs w:val="28"/>
-        </w:rPr>
-        <w:t xml:space="preserve">        CalendarDate nearest = dates[i] + targetWeekday;</w:t>
-      </w:r>
-      <w:r/>
-    </w:p>
-    <w:p>
-      <w:pPr>
-        <w:pBdr/>
-        <w:spacing/>
-        <w:ind/>
-        <w:rPr/>
-      </w:pPr>
-      <w:r>
-        <w:rPr>
-          <w:rFonts w:ascii="Times New Roman" w:hAnsi="Times New Roman" w:cs="Times New Roman"/>
-          <w:sz w:val="28"/>
-          <w:szCs w:val="28"/>
-        </w:rPr>
-        <w:t xml:space="preserve">        cout &lt;&lt; "[" &lt;&lt; i &lt;&lt; "] від " &lt;&lt; dates[i]</w:t>
-      </w:r>
-      <w:r/>
-    </w:p>
-    <w:p>
-      <w:pPr>
-        <w:pBdr/>
-        <w:spacing/>
-        <w:ind/>
-        <w:rPr/>
-      </w:pPr>
-      <w:r>
-        <w:rPr>
-          <w:rFonts w:ascii="Times New Roman" w:hAnsi="Times New Roman" w:cs="Times New Roman"/>
-          <w:sz w:val="28"/>
-          <w:szCs w:val="28"/>
-        </w:rPr>
-        <w:t xml:space="preserve">             &lt;&lt; " -&gt; найближчий день " &lt;&lt; targetWeekday</w:t>
-      </w:r>
-      <w:r/>
-    </w:p>
-    <w:p>
-      <w:pPr>
-        <w:pBdr/>
-        <w:spacing/>
-        <w:ind/>
-        <w:rPr/>
-      </w:pPr>
-      <w:r>
-        <w:rPr>
-          <w:rFonts w:ascii="Times New Roman" w:hAnsi="Times New Roman" w:cs="Times New Roman"/>
-          <w:sz w:val="28"/>
-          <w:szCs w:val="28"/>
-        </w:rPr>
-        <w:t xml:space="preserve">             &lt;&lt; ": " &lt;&lt; nearest &lt;&lt; "\n";</w:t>
-      </w:r>
-      <w:r/>
-    </w:p>
-    <w:p>
-      <w:pPr>
-        <w:pBdr/>
-        <w:spacing/>
-        <w:ind/>
-        <w:rPr/>
-      </w:pPr>
-      <w:r>
-        <w:rPr>
-          <w:rFonts w:ascii="Times New Roman" w:hAnsi="Times New Roman" w:cs="Times New Roman"/>
-          <w:sz w:val="28"/>
-          <w:szCs w:val="28"/>
-        </w:rPr>
-        <w:t xml:space="preserve">    }</w:t>
-      </w:r>
-      <w:r/>
-    </w:p>
-    <w:p>
-      <w:pPr>
-        <w:pBdr/>
-        <w:spacing/>
-        <w:ind/>
-        <w:rPr/>
-      </w:pPr>
-      <w:r>
-        <w:rPr>
-          <w:rFonts w:ascii="Times New Roman" w:hAnsi="Times New Roman" w:cs="Times New Roman"/>
-          <w:sz w:val="28"/>
-          <w:szCs w:val="28"/>
-        </w:rPr>
-        <w:t xml:space="preserve">}</w:t>
-      </w:r>
-      <w:r/>
-    </w:p>
-    <w:p>
-      <w:pPr>
-        <w:pBdr/>
-        <w:spacing/>
-        <w:ind/>
-        <w:rPr/>
-      </w:pPr>
-      <w:r>
-        <w:rPr>
-          <w:rFonts w:ascii="Times New Roman" w:hAnsi="Times New Roman" w:cs="Times New Roman"/>
-          <w:sz w:val="28"/>
-          <w:szCs w:val="28"/>
-        </w:rPr>
-      </w:r>
-      <w:r/>
-    </w:p>
-    <w:p>
-      <w:pPr>
-        <w:pBdr/>
-        <w:spacing/>
-        <w:ind/>
-        <w:rPr/>
-      </w:pPr>
-      <w:r>
-        <w:rPr>
-          <w:rFonts w:ascii="Times New Roman" w:hAnsi="Times New Roman" w:cs="Times New Roman"/>
-          <w:sz w:val="28"/>
-          <w:szCs w:val="28"/>
-        </w:rPr>
-        <w:t xml:space="preserve">—— Файл: main.cpp ———</w:t>
-      </w:r>
-      <w:r/>
-    </w:p>
-    <w:p>
-      <w:pPr>
-        <w:pBdr/>
-        <w:spacing/>
-        <w:ind/>
-        <w:rPr/>
-      </w:pPr>
-      <w:r>
-        <w:rPr>
-          <w:rFonts w:ascii="Times New Roman" w:hAnsi="Times New Roman" w:cs="Times New Roman"/>
-          <w:sz w:val="28"/>
-          <w:szCs w:val="28"/>
-        </w:rPr>
-      </w:r>
-      <w:r/>
-    </w:p>
-    <w:p>
-      <w:pPr>
-        <w:pBdr/>
-        <w:spacing/>
-        <w:ind/>
-        <w:rPr/>
-      </w:pPr>
-      <w:r>
-        <w:rPr>
-          <w:rFonts w:ascii="Times New Roman" w:hAnsi="Times New Roman" w:cs="Times New Roman"/>
-          <w:sz w:val="28"/>
-          <w:szCs w:val="28"/>
-        </w:rPr>
-        <w:t xml:space="preserve">#include &lt;iostream&gt;</w:t>
-      </w:r>
-      <w:r/>
-    </w:p>
-    <w:p>
-      <w:pPr>
-        <w:pBdr/>
-        <w:spacing/>
-        <w:ind/>
-        <w:rPr/>
-      </w:pPr>
-      <w:r>
-        <w:rPr>
-          <w:rFonts w:ascii="Times New Roman" w:hAnsi="Times New Roman" w:cs="Times New Roman"/>
-          <w:sz w:val="28"/>
-          <w:szCs w:val="28"/>
-        </w:rPr>
-        <w:t xml:space="preserve">#include "calendar_date.h"</w:t>
-      </w:r>
-      <w:r/>
-    </w:p>
-    <w:p>
-      <w:pPr>
-        <w:pBdr/>
-        <w:spacing/>
-        <w:ind/>
-        <w:rPr/>
-      </w:pPr>
-      <w:r>
-        <w:rPr>
-          <w:rFonts w:ascii="Times New Roman" w:hAnsi="Times New Roman" w:cs="Times New Roman"/>
-          <w:sz w:val="28"/>
-          <w:szCs w:val="28"/>
-        </w:rPr>
-        <w:t xml:space="preserve">#include "date_array.h"</w:t>
-      </w:r>
-      <w:r/>
-    </w:p>
-    <w:p>
-      <w:pPr>
-        <w:pBdr/>
-        <w:spacing/>
-        <w:ind/>
-        <w:rPr/>
-      </w:pPr>
-      <w:r>
-        <w:rPr>
-          <w:rFonts w:ascii="Times New Roman" w:hAnsi="Times New Roman" w:cs="Times New Roman"/>
-          <w:sz w:val="28"/>
-          <w:szCs w:val="28"/>
-        </w:rPr>
-      </w:r>
-      <w:r/>
-    </w:p>
-    <w:p>
-      <w:pPr>
-        <w:pBdr/>
-        <w:spacing/>
-        <w:ind/>
-        <w:rPr/>
-      </w:pPr>
-      <w:r>
-        <w:rPr>
-          <w:rFonts w:ascii="Times New Roman" w:hAnsi="Times New Roman" w:cs="Times New Roman"/>
-          <w:sz w:val="28"/>
-          <w:szCs w:val="28"/>
-        </w:rPr>
-        <w:t xml:space="preserve">using namespace std;</w:t>
-      </w:r>
-      <w:r/>
-    </w:p>
-    <w:p>
-      <w:pPr>
-        <w:pBdr/>
-        <w:spacing/>
-        <w:ind/>
-        <w:rPr/>
-      </w:pPr>
-      <w:r>
-        <w:rPr>
-          <w:rFonts w:ascii="Times New Roman" w:hAnsi="Times New Roman" w:cs="Times New Roman"/>
-          <w:sz w:val="28"/>
-          <w:szCs w:val="28"/>
-        </w:rPr>
-      </w:r>
-      <w:r/>
-    </w:p>
-    <w:p>
-      <w:pPr>
-        <w:pBdr/>
-        <w:spacing/>
-        <w:ind/>
-        <w:rPr/>
-      </w:pPr>
-      <w:r>
-        <w:rPr>
-          <w:rFonts w:ascii="Times New Roman" w:hAnsi="Times New Roman" w:cs="Times New Roman"/>
-          <w:sz w:val="28"/>
-          <w:szCs w:val="28"/>
-        </w:rPr>
-        <w:t xml:space="preserve">int main() {</w:t>
-      </w:r>
-      <w:r/>
-    </w:p>
-    <w:p>
-      <w:pPr>
-        <w:pBdr/>
-        <w:spacing/>
-        <w:ind/>
-        <w:rPr/>
-      </w:pPr>
-      <w:r>
-        <w:rPr>
-          <w:rFonts w:ascii="Times New Roman" w:hAnsi="Times New Roman" w:cs="Times New Roman"/>
-          <w:sz w:val="28"/>
-          <w:szCs w:val="28"/>
-        </w:rPr>
-        <w:t xml:space="preserve">    cout &lt;&lt; "=== Лаб. №12: Перевантаження операторів (календарні дати) ===\n\n";</w:t>
-      </w:r>
-      <w:r/>
-    </w:p>
-    <w:p>
-      <w:pPr>
-        <w:pBdr/>
-        <w:spacing/>
-        <w:ind/>
-        <w:rPr/>
-      </w:pPr>
-      <w:r>
-        <w:rPr>
-          <w:rFonts w:ascii="Times New Roman" w:hAnsi="Times New Roman" w:cs="Times New Roman"/>
-          <w:sz w:val="28"/>
-          <w:szCs w:val="28"/>
-        </w:rPr>
-        <w:t xml:space="preserve">    cout &lt;&lt; "День тижня: 1=Пн, 2=Вт, 3=Ср, 4=Чт, 5=Пт, 6=Сб, 7=Нд\n\n";</w:t>
-      </w:r>
-      <w:r/>
-    </w:p>
-    <w:p>
-      <w:pPr>
-        <w:pBdr/>
-        <w:spacing/>
-        <w:ind/>
-        <w:rPr/>
-      </w:pPr>
-      <w:r>
-        <w:rPr>
-          <w:rFonts w:ascii="Times New Roman" w:hAnsi="Times New Roman" w:cs="Times New Roman"/>
-          <w:sz w:val="28"/>
-          <w:szCs w:val="28"/>
-        </w:rPr>
-      </w:r>
-      <w:r/>
-    </w:p>
-    <w:p>
-      <w:pPr>
-        <w:pBdr/>
-        <w:spacing/>
-        <w:ind/>
-        <w:rPr/>
-      </w:pPr>
-      <w:r>
-        <w:rPr>
-          <w:rFonts w:ascii="Times New Roman" w:hAnsi="Times New Roman" w:cs="Times New Roman"/>
-          <w:sz w:val="28"/>
-          <w:szCs w:val="28"/>
-        </w:rPr>
-        <w:t xml:space="preserve">    cout &lt;&lt; "1. Створення дат і перевірка дня тижня:\n";</w:t>
-      </w:r>
-      <w:r/>
-    </w:p>
-    <w:p>
-      <w:pPr>
-        <w:pBdr/>
-        <w:spacing/>
-        <w:ind/>
-        <w:rPr/>
-      </w:pPr>
-      <w:r>
-        <w:rPr>
-          <w:rFonts w:ascii="Times New Roman" w:hAnsi="Times New Roman" w:cs="Times New Roman"/>
-          <w:sz w:val="28"/>
-          <w:szCs w:val="28"/>
-        </w:rPr>
-        <w:t xml:space="preserve">    CalendarDate d1(12, 9, 2026); // Субота</w:t>
-      </w:r>
-      <w:r/>
-    </w:p>
-    <w:p>
-      <w:pPr>
-        <w:pBdr/>
-        <w:spacing/>
-        <w:ind/>
-        <w:rPr/>
-      </w:pPr>
-      <w:r>
-        <w:rPr>
-          <w:rFonts w:ascii="Times New Roman" w:hAnsi="Times New Roman" w:cs="Times New Roman"/>
-          <w:sz w:val="28"/>
-          <w:szCs w:val="28"/>
-        </w:rPr>
-        <w:t xml:space="preserve">    CalendarDate d2(14, 9, 2026); // Понеділок</w:t>
-      </w:r>
-      <w:r/>
-    </w:p>
-    <w:p>
-      <w:pPr>
-        <w:pBdr/>
-        <w:spacing/>
-        <w:ind/>
-        <w:rPr/>
-      </w:pPr>
-      <w:r>
-        <w:rPr>
-          <w:rFonts w:ascii="Times New Roman" w:hAnsi="Times New Roman" w:cs="Times New Roman"/>
-          <w:sz w:val="28"/>
-          <w:szCs w:val="28"/>
-        </w:rPr>
-        <w:t xml:space="preserve">    CalendarDate d3(16, 9, 2026); // Середа</w:t>
-      </w:r>
-      <w:r/>
-    </w:p>
-    <w:p>
-      <w:pPr>
-        <w:pBdr/>
-        <w:spacing/>
-        <w:ind/>
-        <w:rPr/>
-      </w:pPr>
-      <w:r>
-        <w:rPr>
-          <w:rFonts w:ascii="Times New Roman" w:hAnsi="Times New Roman" w:cs="Times New Roman"/>
-          <w:sz w:val="28"/>
-          <w:szCs w:val="28"/>
-        </w:rPr>
-        <w:t xml:space="preserve">    CalendarDate d4(18, 9, 2026); // П'ятниця</w:t>
-      </w:r>
-      <w:r/>
-    </w:p>
-    <w:p>
-      <w:pPr>
-        <w:pBdr/>
-        <w:spacing/>
-        <w:ind/>
-        <w:rPr/>
-      </w:pPr>
-      <w:r>
-        <w:rPr>
-          <w:rFonts w:ascii="Times New Roman" w:hAnsi="Times New Roman" w:cs="Times New Roman"/>
-          <w:sz w:val="28"/>
-          <w:szCs w:val="28"/>
-        </w:rPr>
-        <w:t xml:space="preserve">    CalendarDate d5(20, 9, 2026); // Неділя</w:t>
-      </w:r>
-      <w:r/>
-    </w:p>
-    <w:p>
-      <w:pPr>
-        <w:pBdr/>
-        <w:spacing/>
-        <w:ind/>
-        <w:rPr/>
-      </w:pPr>
-      <w:r>
-        <w:rPr>
-          <w:rFonts w:ascii="Times New Roman" w:hAnsi="Times New Roman" w:cs="Times New Roman"/>
-          <w:sz w:val="28"/>
-          <w:szCs w:val="28"/>
-        </w:rPr>
-        <w:t xml:space="preserve">    CalendarDate d6(15, 9, 2026); // Вівторок</w:t>
-      </w:r>
-      <w:r/>
-    </w:p>
-    <w:p>
-      <w:pPr>
-        <w:pBdr/>
-        <w:spacing/>
-        <w:ind/>
-        <w:rPr/>
-      </w:pPr>
-      <w:r>
-        <w:rPr>
-          <w:rFonts w:ascii="Times New Roman" w:hAnsi="Times New Roman" w:cs="Times New Roman"/>
-          <w:sz w:val="28"/>
-          <w:szCs w:val="28"/>
-        </w:rPr>
-      </w:r>
-      <w:r/>
-    </w:p>
-    <w:p>
-      <w:pPr>
-        <w:pBdr/>
-        <w:spacing/>
-        <w:ind/>
-        <w:rPr/>
-      </w:pPr>
-      <w:r>
-        <w:rPr>
-          <w:rFonts w:ascii="Times New Roman" w:hAnsi="Times New Roman" w:cs="Times New Roman"/>
-          <w:sz w:val="28"/>
-          <w:szCs w:val="28"/>
-        </w:rPr>
-        <w:t xml:space="preserve">    cout &lt;&lt; "d1 = " &lt;&lt; d1 &lt;&lt; "\n";</w:t>
-      </w:r>
-      <w:r/>
-    </w:p>
-    <w:p>
-      <w:pPr>
-        <w:pBdr/>
-        <w:spacing/>
-        <w:ind/>
-        <w:rPr/>
-      </w:pPr>
-      <w:r>
-        <w:rPr>
-          <w:rFonts w:ascii="Times New Roman" w:hAnsi="Times New Roman" w:cs="Times New Roman"/>
-          <w:sz w:val="28"/>
-          <w:szCs w:val="28"/>
-        </w:rPr>
-        <w:t xml:space="preserve">    cout &lt;&lt; "d2 = " &lt;&lt; d2 &lt;&lt; "\n";</w:t>
-      </w:r>
-      <w:r/>
-    </w:p>
-    <w:p>
-      <w:pPr>
-        <w:pBdr/>
-        <w:spacing/>
-        <w:ind/>
-        <w:rPr/>
-      </w:pPr>
-      <w:r>
-        <w:rPr>
-          <w:rFonts w:ascii="Times New Roman" w:hAnsi="Times New Roman" w:cs="Times New Roman"/>
-          <w:sz w:val="28"/>
-          <w:szCs w:val="28"/>
-        </w:rPr>
-        <w:t xml:space="preserve">    cout &lt;&lt; "d3 = " &lt;&lt; d3 &lt;&lt; "\n";</w:t>
-      </w:r>
-      <w:r/>
-    </w:p>
-    <w:p>
-      <w:pPr>
-        <w:pBdr/>
-        <w:spacing/>
-        <w:ind/>
-        <w:rPr/>
-      </w:pPr>
-      <w:r>
-        <w:rPr>
-          <w:rFonts w:ascii="Times New Roman" w:hAnsi="Times New Roman" w:cs="Times New Roman"/>
-          <w:sz w:val="28"/>
-          <w:szCs w:val="28"/>
-        </w:rPr>
-        <w:t xml:space="preserve">    cout &lt;&lt; "d4 = " &lt;&lt; d4 &lt;&lt; "\n";</w:t>
-      </w:r>
-      <w:r/>
-    </w:p>
-    <w:p>
-      <w:pPr>
-        <w:pBdr/>
-        <w:spacing/>
-        <w:ind/>
-        <w:rPr/>
-      </w:pPr>
-      <w:r>
-        <w:rPr>
-          <w:rFonts w:ascii="Times New Roman" w:hAnsi="Times New Roman" w:cs="Times New Roman"/>
-          <w:sz w:val="28"/>
-          <w:szCs w:val="28"/>
-        </w:rPr>
-        <w:t xml:space="preserve">    cout &lt;&lt; "d5 = " &lt;&lt; d5 &lt;&lt; "\n";</w:t>
-      </w:r>
-      <w:r/>
-    </w:p>
-    <w:p>
-      <w:pPr>
-        <w:pBdr/>
-        <w:spacing/>
-        <w:ind/>
-        <w:rPr/>
-      </w:pPr>
-      <w:r>
-        <w:rPr>
-          <w:rFonts w:ascii="Times New Roman" w:hAnsi="Times New Roman" w:cs="Times New Roman"/>
-          <w:sz w:val="28"/>
-          <w:szCs w:val="28"/>
-        </w:rPr>
-        <w:t xml:space="preserve">    cout &lt;&lt; "d6 = " &lt;&lt; d6 &lt;&lt; "\n";</w:t>
-      </w:r>
-      <w:r/>
-    </w:p>
-    <w:p>
-      <w:pPr>
-        <w:pBdr/>
-        <w:spacing/>
-        <w:ind/>
-        <w:rPr/>
-      </w:pPr>
-      <w:r>
-        <w:rPr>
-          <w:rFonts w:ascii="Times New Roman" w:hAnsi="Times New Roman" w:cs="Times New Roman"/>
-          <w:sz w:val="28"/>
-          <w:szCs w:val="28"/>
-        </w:rPr>
-      </w:r>
-      <w:r/>
-    </w:p>
-    <w:p>
-      <w:pPr>
-        <w:pBdr/>
-        <w:spacing/>
-        <w:ind/>
-        <w:rPr/>
-      </w:pPr>
-      <w:r>
-        <w:rPr>
-          <w:rFonts w:ascii="Times New Roman" w:hAnsi="Times New Roman" w:cs="Times New Roman"/>
-          <w:sz w:val="28"/>
-          <w:szCs w:val="28"/>
-        </w:rPr>
-        <w:t xml:space="preserve">    cout &lt;&lt; "\n2. Оператор &lt;= (порівняння за днем тижня):\n";</w:t>
-      </w:r>
-      <w:r/>
-    </w:p>
-    <w:p>
-      <w:pPr>
-        <w:pBdr/>
-        <w:spacing/>
-        <w:ind/>
-        <w:rPr/>
-      </w:pPr>
-      <w:r>
-        <w:rPr>
-          <w:rFonts w:ascii="Times New Roman" w:hAnsi="Times New Roman" w:cs="Times New Roman"/>
-          <w:sz w:val="28"/>
-          <w:szCs w:val="28"/>
-        </w:rPr>
-        <w:t xml:space="preserve">    cout &lt;&lt; "d2 &lt;= d4 ? " &lt;&lt; (d2 &lt;= d4 ? "так" : "ні")</w:t>
-      </w:r>
-      <w:r/>
-    </w:p>
-    <w:p>
-      <w:pPr>
-        <w:pBdr/>
-        <w:spacing/>
-        <w:ind/>
-        <w:rPr/>
-      </w:pPr>
-      <w:r>
-        <w:rPr>
-          <w:rFonts w:ascii="Times New Roman" w:hAnsi="Times New Roman" w:cs="Times New Roman"/>
-          <w:sz w:val="28"/>
-          <w:szCs w:val="28"/>
-        </w:rPr>
-        <w:t xml:space="preserve">         &lt;&lt; " (Пн=" &lt;&lt; d2.weekday() &lt;&lt; ", Пт=" &lt;&lt; d4.weekday() &lt;&lt; ")\n";</w:t>
-      </w:r>
-      <w:r/>
-    </w:p>
-    <w:p>
-      <w:pPr>
-        <w:pBdr/>
-        <w:spacing/>
-        <w:ind/>
-        <w:rPr/>
-      </w:pPr>
-      <w:r>
-        <w:rPr>
-          <w:rFonts w:ascii="Times New Roman" w:hAnsi="Times New Roman" w:cs="Times New Roman"/>
-          <w:sz w:val="28"/>
-          <w:szCs w:val="28"/>
-        </w:rPr>
-        <w:t xml:space="preserve">    cout &lt;&lt; "d4 &lt;= d2 ? " &lt;&lt; (d4 &lt;= d2 ? "так" : "ні") &lt;&lt; "\n";</w:t>
-      </w:r>
-      <w:r/>
-    </w:p>
-    <w:p>
-      <w:pPr>
-        <w:pBdr/>
-        <w:spacing/>
-        <w:ind/>
-        <w:rPr/>
-      </w:pPr>
-      <w:r>
-        <w:rPr>
-          <w:rFonts w:ascii="Times New Roman" w:hAnsi="Times New Roman" w:cs="Times New Roman"/>
-          <w:sz w:val="28"/>
-          <w:szCs w:val="28"/>
-        </w:rPr>
-        <w:t xml:space="preserve">    cout &lt;&lt; "d1 &lt;= d5 ? " &lt;&lt; (d1 &lt;= d5 ? "так" : "ні")</w:t>
-      </w:r>
-      <w:r/>
-    </w:p>
-    <w:p>
-      <w:pPr>
-        <w:pBdr/>
-        <w:spacing/>
-        <w:ind/>
-        <w:rPr/>
-      </w:pPr>
-      <w:r>
-        <w:rPr>
-          <w:rFonts w:ascii="Times New Roman" w:hAnsi="Times New Roman" w:cs="Times New Roman"/>
-          <w:sz w:val="28"/>
-          <w:szCs w:val="28"/>
-        </w:rPr>
-        <w:t xml:space="preserve">         &lt;&lt; " (Сб=" &lt;&lt; d1.weekday() &lt;&lt; ", Нд=" &lt;&lt; d5.weekday() &lt;&lt; ")\n";</w:t>
-      </w:r>
-      <w:r/>
-    </w:p>
-    <w:p>
-      <w:pPr>
-        <w:pBdr/>
-        <w:spacing/>
-        <w:ind/>
-        <w:rPr/>
-      </w:pPr>
-      <w:r>
-        <w:rPr>
-          <w:rFonts w:ascii="Times New Roman" w:hAnsi="Times New Roman" w:cs="Times New Roman"/>
-          <w:sz w:val="28"/>
-          <w:szCs w:val="28"/>
-        </w:rPr>
-      </w:r>
-      <w:r/>
-    </w:p>
-    <w:p>
-      <w:pPr>
-        <w:pBdr/>
-        <w:spacing/>
-        <w:ind/>
-        <w:rPr/>
-      </w:pPr>
-      <w:r>
-        <w:rPr>
-          <w:rFonts w:ascii="Times New Roman" w:hAnsi="Times New Roman" w:cs="Times New Roman"/>
-          <w:sz w:val="28"/>
-          <w:szCs w:val="28"/>
-        </w:rPr>
-        <w:t xml:space="preserve">    cout &lt;&lt; "\n3. Оператор + (найближча дата із заданим днем тижня):\n";</w:t>
-      </w:r>
-      <w:r/>
-    </w:p>
-    <w:p>
-      <w:pPr>
-        <w:pBdr/>
-        <w:spacing/>
-        <w:ind/>
-        <w:rPr/>
-      </w:pPr>
-      <w:r>
-        <w:rPr>
-          <w:rFonts w:ascii="Times New Roman" w:hAnsi="Times New Roman" w:cs="Times New Roman"/>
-          <w:sz w:val="28"/>
-          <w:szCs w:val="28"/>
-        </w:rPr>
-        <w:t xml:space="preserve">    CalendarDate toFriday = d1 + 5; // від суботи найближча п'ятниця</w:t>
-      </w:r>
-      <w:r/>
-    </w:p>
-    <w:p>
-      <w:pPr>
-        <w:pBdr/>
-        <w:spacing/>
-        <w:ind/>
-        <w:rPr/>
-      </w:pPr>
-      <w:r>
-        <w:rPr>
-          <w:rFonts w:ascii="Times New Roman" w:hAnsi="Times New Roman" w:cs="Times New Roman"/>
-          <w:sz w:val="28"/>
-          <w:szCs w:val="28"/>
-        </w:rPr>
-        <w:t xml:space="preserve">    CalendarDate toMonday = d3 + d2; // від середи до дня тижня d2 (Пн)</w:t>
-      </w:r>
-      <w:r/>
-    </w:p>
-    <w:p>
-      <w:pPr>
-        <w:pBdr/>
-        <w:spacing/>
-        <w:ind/>
-        <w:rPr/>
-      </w:pPr>
-      <w:r>
-        <w:rPr>
-          <w:rFonts w:ascii="Times New Roman" w:hAnsi="Times New Roman" w:cs="Times New Roman"/>
-          <w:sz w:val="28"/>
-          <w:szCs w:val="28"/>
-        </w:rPr>
-        <w:t xml:space="preserve">    cout &lt;&lt; d1 &lt;&lt; " + 5(Пт) = " &lt;&lt; toFriday &lt;&lt; "\n";</w:t>
-      </w:r>
-      <w:r/>
-    </w:p>
-    <w:p>
-      <w:pPr>
-        <w:pBdr/>
-        <w:spacing/>
-        <w:ind/>
-        <w:rPr/>
-      </w:pPr>
-      <w:r>
-        <w:rPr>
-          <w:rFonts w:ascii="Times New Roman" w:hAnsi="Times New Roman" w:cs="Times New Roman"/>
-          <w:sz w:val="28"/>
-          <w:szCs w:val="28"/>
-        </w:rPr>
-        <w:t xml:space="preserve">    cout &lt;&lt; d3 &lt;&lt; " + d2(Пн) = " &lt;&lt; toMonday &lt;&lt; "\n";</w:t>
-      </w:r>
-      <w:r/>
-    </w:p>
-    <w:p>
-      <w:pPr>
-        <w:pBdr/>
-        <w:spacing/>
-        <w:ind/>
-        <w:rPr/>
-      </w:pPr>
-      <w:r>
-        <w:rPr>
-          <w:rFonts w:ascii="Times New Roman" w:hAnsi="Times New Roman" w:cs="Times New Roman"/>
-          <w:sz w:val="28"/>
-          <w:szCs w:val="28"/>
-        </w:rPr>
-        <w:t xml:space="preserve">    cout &lt;&lt; d4 &lt;&lt; " + 5(Пт) = " &lt;&lt; (d4 + 5) &lt;&lt; " (вже п'ятниця)\n";</w:t>
-      </w:r>
-      <w:r/>
-    </w:p>
-    <w:p>
-      <w:pPr>
-        <w:pBdr/>
-        <w:spacing/>
-        <w:ind/>
-        <w:rPr/>
-      </w:pPr>
-      <w:r>
-        <w:rPr>
-          <w:rFonts w:ascii="Times New Roman" w:hAnsi="Times New Roman" w:cs="Times New Roman"/>
-          <w:sz w:val="28"/>
-          <w:szCs w:val="28"/>
-        </w:rPr>
-      </w:r>
-      <w:r/>
-    </w:p>
-    <w:p>
-      <w:pPr>
-        <w:pBdr/>
-        <w:spacing/>
-        <w:ind/>
-        <w:rPr/>
-      </w:pPr>
-      <w:r>
-        <w:rPr>
-          <w:rFonts w:ascii="Times New Roman" w:hAnsi="Times New Roman" w:cs="Times New Roman"/>
-          <w:sz w:val="28"/>
-          <w:szCs w:val="28"/>
-        </w:rPr>
-        <w:t xml:space="preserve">    cout &lt;&lt; "\n4. Масив дат (до сортування):\n";</w:t>
-      </w:r>
-      <w:r/>
-    </w:p>
-    <w:p>
-      <w:pPr>
-        <w:pBdr/>
-        <w:spacing/>
-        <w:ind/>
-        <w:rPr/>
-      </w:pPr>
-      <w:r>
-        <w:rPr>
-          <w:rFonts w:ascii="Times New Roman" w:hAnsi="Times New Roman" w:cs="Times New Roman"/>
-          <w:sz w:val="28"/>
-          <w:szCs w:val="28"/>
-        </w:rPr>
-        <w:t xml:space="preserve">    DateArray arr;</w:t>
-      </w:r>
-      <w:r/>
-    </w:p>
-    <w:p>
-      <w:pPr>
-        <w:pBdr/>
-        <w:spacing/>
-        <w:ind/>
-        <w:rPr/>
-      </w:pPr>
-      <w:r>
-        <w:rPr>
-          <w:rFonts w:ascii="Times New Roman" w:hAnsi="Times New Roman" w:cs="Times New Roman"/>
-          <w:sz w:val="28"/>
-          <w:szCs w:val="28"/>
-        </w:rPr>
-        <w:t xml:space="preserve">    arr.add(d1);</w:t>
-      </w:r>
-      <w:r/>
-    </w:p>
-    <w:p>
-      <w:pPr>
-        <w:pBdr/>
-        <w:spacing/>
-        <w:ind/>
-        <w:rPr/>
-      </w:pPr>
-      <w:r>
-        <w:rPr>
-          <w:rFonts w:ascii="Times New Roman" w:hAnsi="Times New Roman" w:cs="Times New Roman"/>
-          <w:sz w:val="28"/>
-          <w:szCs w:val="28"/>
-        </w:rPr>
-        <w:t xml:space="preserve">    arr.add(d2);</w:t>
-      </w:r>
-      <w:r/>
-    </w:p>
-    <w:p>
-      <w:pPr>
-        <w:pBdr/>
-        <w:spacing/>
-        <w:ind/>
-        <w:rPr/>
-      </w:pPr>
-      <w:r>
-        <w:rPr>
-          <w:rFonts w:ascii="Times New Roman" w:hAnsi="Times New Roman" w:cs="Times New Roman"/>
-          <w:sz w:val="28"/>
-          <w:szCs w:val="28"/>
-        </w:rPr>
-        <w:t xml:space="preserve">    arr.add(d3);</w:t>
-      </w:r>
-      <w:r/>
-    </w:p>
-    <w:p>
-      <w:pPr>
-        <w:pBdr/>
-        <w:spacing/>
-        <w:ind/>
-        <w:rPr/>
-      </w:pPr>
-      <w:r>
-        <w:rPr>
-          <w:rFonts w:ascii="Times New Roman" w:hAnsi="Times New Roman" w:cs="Times New Roman"/>
-          <w:sz w:val="28"/>
-          <w:szCs w:val="28"/>
-        </w:rPr>
-        <w:t xml:space="preserve">    arr.add(d4);</w:t>
-      </w:r>
-      <w:r/>
-    </w:p>
-    <w:p>
-      <w:pPr>
-        <w:pBdr/>
-        <w:spacing/>
-        <w:ind/>
-        <w:rPr/>
-      </w:pPr>
-      <w:r>
-        <w:rPr>
-          <w:rFonts w:ascii="Times New Roman" w:hAnsi="Times New Roman" w:cs="Times New Roman"/>
-          <w:sz w:val="28"/>
-          <w:szCs w:val="28"/>
-        </w:rPr>
-        <w:t xml:space="preserve">    arr.add(d5);</w:t>
-      </w:r>
-      <w:r/>
-    </w:p>
-    <w:p>
-      <w:pPr>
-        <w:pBdr/>
-        <w:spacing/>
-        <w:ind/>
-        <w:rPr/>
-      </w:pPr>
-      <w:r>
-        <w:rPr>
-          <w:rFonts w:ascii="Times New Roman" w:hAnsi="Times New Roman" w:cs="Times New Roman"/>
-          <w:sz w:val="28"/>
-          <w:szCs w:val="28"/>
-        </w:rPr>
-        <w:t xml:space="preserve">    arr.add(d6);</w:t>
-      </w:r>
-      <w:r/>
-    </w:p>
-    <w:p>
-      <w:pPr>
-        <w:pBdr/>
-        <w:spacing/>
-        <w:ind/>
-        <w:rPr/>
-      </w:pPr>
-      <w:r>
-        <w:rPr>
-          <w:rFonts w:ascii="Times New Roman" w:hAnsi="Times New Roman" w:cs="Times New Roman"/>
-          <w:sz w:val="28"/>
-          <w:szCs w:val="28"/>
-        </w:rPr>
-        <w:t xml:space="preserve">    arr.displayAll();</w:t>
-      </w:r>
-      <w:r/>
-    </w:p>
-    <w:p>
-      <w:pPr>
-        <w:pBdr/>
-        <w:spacing/>
-        <w:ind/>
-        <w:rPr/>
-      </w:pPr>
-      <w:r>
-        <w:rPr>
-          <w:rFonts w:ascii="Times New Roman" w:hAnsi="Times New Roman" w:cs="Times New Roman"/>
-          <w:sz w:val="28"/>
-          <w:szCs w:val="28"/>
-        </w:rPr>
-      </w:r>
-      <w:r/>
-    </w:p>
-    <w:p>
-      <w:pPr>
-        <w:pBdr/>
-        <w:spacing/>
-        <w:ind/>
-        <w:rPr/>
-      </w:pPr>
-      <w:r>
-        <w:rPr>
-          <w:rFonts w:ascii="Times New Roman" w:hAnsi="Times New Roman" w:cs="Times New Roman"/>
-          <w:sz w:val="28"/>
-          <w:szCs w:val="28"/>
-        </w:rPr>
-        <w:t xml:space="preserve">    cout &lt;&lt; "\n5. Сортування вибором за зростанням дня тижня:\n";</w:t>
-      </w:r>
-      <w:r/>
-    </w:p>
-    <w:p>
-      <w:pPr>
-        <w:pBdr/>
-        <w:spacing/>
-        <w:ind/>
-        <w:rPr/>
-      </w:pPr>
-      <w:r>
-        <w:rPr>
-          <w:rFonts w:ascii="Times New Roman" w:hAnsi="Times New Roman" w:cs="Times New Roman"/>
-          <w:sz w:val="28"/>
-          <w:szCs w:val="28"/>
-        </w:rPr>
-        <w:t xml:space="preserve">    arr.selectionSortByWeekday();</w:t>
-      </w:r>
-      <w:r/>
-    </w:p>
-    <w:p>
-      <w:pPr>
-        <w:pBdr/>
-        <w:spacing/>
-        <w:ind/>
-        <w:rPr/>
-      </w:pPr>
-      <w:r>
-        <w:rPr>
-          <w:rFonts w:ascii="Times New Roman" w:hAnsi="Times New Roman" w:cs="Times New Roman"/>
-          <w:sz w:val="28"/>
-          <w:szCs w:val="28"/>
-        </w:rPr>
-        <w:t xml:space="preserve">    arr.displayAll();</w:t>
-      </w:r>
-      <w:r/>
-    </w:p>
-    <w:p>
-      <w:pPr>
-        <w:pBdr/>
-        <w:spacing/>
-        <w:ind/>
-        <w:rPr/>
-      </w:pPr>
-      <w:r>
-        <w:rPr>
-          <w:rFonts w:ascii="Times New Roman" w:hAnsi="Times New Roman" w:cs="Times New Roman"/>
-          <w:sz w:val="28"/>
-          <w:szCs w:val="28"/>
-        </w:rPr>
-      </w:r>
-      <w:r/>
-    </w:p>
-    <w:p>
-      <w:pPr>
-        <w:pBdr/>
-        <w:spacing/>
-        <w:ind/>
-        <w:rPr/>
-      </w:pPr>
-      <w:r>
-        <w:rPr>
-          <w:rFonts w:ascii="Times New Roman" w:hAnsi="Times New Roman" w:cs="Times New Roman"/>
-          <w:sz w:val="28"/>
-          <w:szCs w:val="28"/>
-        </w:rPr>
-        <w:t xml:space="preserve">    cout &lt;&lt; "\n6. Для кожної дати — найближча п'ятниця (день 5):\n";</w:t>
-      </w:r>
-      <w:r/>
-    </w:p>
-    <w:p>
-      <w:pPr>
-        <w:pBdr/>
-        <w:spacing/>
-        <w:ind/>
-        <w:rPr/>
-      </w:pPr>
-      <w:r>
-        <w:rPr>
-          <w:rFonts w:ascii="Times New Roman" w:hAnsi="Times New Roman" w:cs="Times New Roman"/>
-          <w:sz w:val="28"/>
-          <w:szCs w:val="28"/>
-        </w:rPr>
-        <w:t xml:space="preserve">    arr.findNearestForEach(5);</w:t>
-      </w:r>
-      <w:r/>
-    </w:p>
-    <w:p>
-      <w:pPr>
-        <w:pBdr/>
-        <w:spacing/>
-        <w:ind/>
-        <w:rPr/>
-      </w:pPr>
-      <w:r>
-        <w:rPr>
-          <w:rFonts w:ascii="Times New Roman" w:hAnsi="Times New Roman" w:cs="Times New Roman"/>
-          <w:sz w:val="28"/>
-          <w:szCs w:val="28"/>
-        </w:rPr>
-      </w:r>
-      <w:r/>
-    </w:p>
-    <w:p>
-      <w:pPr>
-        <w:pBdr/>
-        <w:spacing/>
-        <w:ind/>
-        <w:rPr/>
-      </w:pPr>
-      <w:r>
-        <w:rPr>
-          <w:rFonts w:ascii="Times New Roman" w:hAnsi="Times New Roman" w:cs="Times New Roman"/>
-          <w:sz w:val="28"/>
-          <w:szCs w:val="28"/>
-        </w:rPr>
-        <w:t xml:space="preserve">    cout &lt;&lt; "\n7. Валідація некоректної дати:\n";</w:t>
-      </w:r>
-      <w:r/>
-    </w:p>
-    <w:p>
-      <w:pPr>
-        <w:pBdr/>
-        <w:spacing/>
-        <w:ind/>
-        <w:rPr/>
-      </w:pPr>
-      <w:r>
-        <w:rPr>
-          <w:rFonts w:ascii="Times New Roman" w:hAnsi="Times New Roman" w:cs="Times New Roman"/>
-          <w:sz w:val="28"/>
-          <w:szCs w:val="28"/>
-        </w:rPr>
-        <w:t xml:space="preserve">    CalendarDate bad;</w:t>
-      </w:r>
-      <w:r/>
-    </w:p>
-    <w:p>
-      <w:pPr>
-        <w:pBdr/>
-        <w:spacing/>
-        <w:ind/>
-        <w:rPr/>
-      </w:pPr>
-      <w:r>
-        <w:rPr>
-          <w:rFonts w:ascii="Times New Roman" w:hAnsi="Times New Roman" w:cs="Times New Roman"/>
-          <w:sz w:val="28"/>
-          <w:szCs w:val="28"/>
-        </w:rPr>
-        <w:t xml:space="preserve">    bad.setDate(31, 2, 2026);</w:t>
-      </w:r>
-      <w:r/>
-    </w:p>
-    <w:p>
-      <w:pPr>
-        <w:pBdr/>
-        <w:spacing/>
-        <w:ind/>
-        <w:rPr/>
-      </w:pPr>
-      <w:r>
-        <w:rPr>
-          <w:rFonts w:ascii="Times New Roman" w:hAnsi="Times New Roman" w:cs="Times New Roman"/>
-          <w:sz w:val="28"/>
-          <w:szCs w:val="28"/>
-        </w:rPr>
-      </w:r>
-      <w:r/>
-    </w:p>
-    <w:p>
-      <w:pPr>
-        <w:pBdr/>
-        <w:spacing/>
-        <w:ind/>
-        <w:rPr/>
-      </w:pPr>
-      <w:r>
-        <w:rPr>
-          <w:rFonts w:ascii="Times New Roman" w:hAnsi="Times New Roman" w:cs="Times New Roman"/>
-          <w:sz w:val="28"/>
-          <w:szCs w:val="28"/>
-        </w:rPr>
-        <w:t xml:space="preserve">    cout &lt;&lt; "\n8. Доступ через operator[]:\n";</w:t>
-      </w:r>
-      <w:r/>
-    </w:p>
-    <w:p>
-      <w:pPr>
-        <w:pBdr/>
-        <w:spacing/>
-        <w:ind/>
-        <w:rPr/>
-      </w:pPr>
-      <w:r>
-        <w:rPr>
-          <w:rFonts w:ascii="Times New Roman" w:hAnsi="Times New Roman" w:cs="Times New Roman"/>
-          <w:sz w:val="28"/>
-          <w:szCs w:val="28"/>
-        </w:rPr>
-        <w:t xml:space="preserve">    cout &lt;&lt; "arr[0] = " &lt;&lt; arr[0] &lt;&lt; "\n";</w:t>
-      </w:r>
-      <w:r/>
-    </w:p>
-    <w:p>
-      <w:pPr>
-        <w:pBdr/>
-        <w:spacing/>
-        <w:ind/>
-        <w:rPr/>
-      </w:pPr>
-      <w:r>
-        <w:rPr>
-          <w:rFonts w:ascii="Times New Roman" w:hAnsi="Times New Roman" w:cs="Times New Roman"/>
-          <w:sz w:val="28"/>
-          <w:szCs w:val="28"/>
-        </w:rPr>
-        <w:t xml:space="preserve">    arr[0].setDate(1, 9, 2026);</w:t>
-      </w:r>
-      <w:r/>
-    </w:p>
-    <w:p>
-      <w:pPr>
-        <w:pBdr/>
-        <w:spacing/>
-        <w:ind/>
-        <w:rPr/>
-      </w:pPr>
-      <w:r>
-        <w:rPr>
-          <w:rFonts w:ascii="Times New Roman" w:hAnsi="Times New Roman" w:cs="Times New Roman"/>
-          <w:sz w:val="28"/>
-          <w:szCs w:val="28"/>
-        </w:rPr>
-        <w:t xml:space="preserve">    cout &lt;&lt; "після зміни arr[0] = " &lt;&lt; arr[0] &lt;&lt; "\n";</w:t>
-      </w:r>
-      <w:r/>
-    </w:p>
-    <w:p>
-      <w:pPr>
-        <w:pBdr/>
-        <w:spacing/>
-        <w:ind/>
-        <w:rPr/>
-      </w:pPr>
-      <w:r>
-        <w:rPr>
-          <w:rFonts w:ascii="Times New Roman" w:hAnsi="Times New Roman" w:cs="Times New Roman"/>
-          <w:sz w:val="28"/>
-          <w:szCs w:val="28"/>
-        </w:rPr>
-      </w:r>
-      <w:r/>
-    </w:p>
-    <w:p>
-      <w:pPr>
-        <w:pBdr/>
-        <w:spacing/>
-        <w:ind/>
-        <w:rPr/>
-      </w:pPr>
-      <w:r>
-        <w:rPr>
-          <w:rFonts w:ascii="Times New Roman" w:hAnsi="Times New Roman" w:cs="Times New Roman"/>
-          <w:sz w:val="28"/>
-          <w:szCs w:val="28"/>
-        </w:rPr>
-        <w:t xml:space="preserve">    cout &lt;&lt; "\n=== Кінець програми ===\n";</w:t>
-      </w:r>
-      <w:r/>
-    </w:p>
-    <w:p>
-      <w:pPr>
-        <w:pBdr/>
-        <w:spacing/>
-        <w:ind/>
-        <w:rPr/>
-      </w:pPr>
-      <w:r>
-        <w:rPr>
-          <w:rFonts w:ascii="Times New Roman" w:hAnsi="Times New Roman" w:cs="Times New Roman"/>
-          <w:sz w:val="28"/>
-          <w:szCs w:val="28"/>
-        </w:rPr>
-        <w:t xml:space="preserve">    return 0;</w:t>
-      </w:r>
-      <w:r/>
-    </w:p>
-    <w:p>
-      <w:pPr>
-        <w:pBdr/>
-        <w:spacing/>
-        <w:ind/>
-        <w:rPr/>
-      </w:pPr>
-      <w:r>
-        <w:rPr>
-          <w:rFonts w:ascii="Times New Roman" w:hAnsi="Times New Roman" w:cs="Times New Roman"/>
-          <w:sz w:val="28"/>
-          <w:szCs w:val="28"/>
-        </w:rPr>
-        <w:t xml:space="preserve">}</w:t>
-      </w:r>
-      <w:r/>
-    </w:p>
-    <w:p>
-      <w:pPr>
-        <w:pBdr/>
-        <w:spacing/>
-        <w:ind/>
-        <w:rPr/>
-      </w:pPr>
-      <w:r>
-        <w:rPr>
-          <w:rFonts w:ascii="Times New Roman" w:hAnsi="Times New Roman" w:cs="Times New Roman"/>
-          <w:sz w:val="28"/>
-          <w:szCs w:val="28"/>
-        </w:rPr>
-      </w:r>
-      <w:r/>
-    </w:p>
-    <w:p>
-      <w:pPr>
-        <w:pBdr/>
-        <w:spacing/>
-        <w:ind/>
         <w:rPr>
           <w:b/>
           <w:bCs/>
+        </w:rPr>
+      </w:r>
+    </w:p>
+    <w:p>
+      <w:pPr>
+        <w:pBdr/>
+        <w:spacing/>
+        <w:ind/>
+        <w:rPr>
+          <w:rFonts w:ascii="Times New Roman" w:hAnsi="Times New Roman" w:cs="Times New Roman"/>
+          <w:b/>
+          <w:bCs/>
+          <w:sz w:val="28"/>
+          <w:szCs w:val="28"/>
         </w:rPr>
       </w:pPr>
       <w:r>
@@ -8421,6 +1143,142 @@
           <w:sz w:val="28"/>
           <w:szCs w:val="28"/>
         </w:rPr>
+      </w:r>
+      <w:hyperlink r:id="rId13" w:tooltip="calendar_date.cpp" w:history="1">
+        <w:r>
+          <w:rPr>
+            <w:rStyle w:val="899"/>
+            <w:rFonts w:ascii="Segoe UI" w:hAnsi="Segoe UI" w:eastAsia="Segoe UI" w:cs="Segoe UI"/>
+            <w:b/>
+            <w:color w:val="445799"/>
+            <w:sz w:val="28"/>
+          </w:rPr>
+          <w:t xml:space="preserve">calendar_date.cpp</w:t>
+        </w:r>
+      </w:hyperlink>
+      <w:r>
+        <w:rPr>
+          <w:rFonts w:ascii="Times New Roman" w:hAnsi="Times New Roman" w:cs="Times New Roman"/>
+          <w:b/>
+          <w:bCs/>
+          <w:sz w:val="28"/>
+          <w:szCs w:val="28"/>
+        </w:rPr>
+        <w:br/>
+      </w:r>
+      <w:hyperlink r:id="rId14" w:tooltip="calendar_date.h" w:history="1">
+        <w:r>
+          <w:rPr>
+            <w:rStyle w:val="899"/>
+            <w:rFonts w:ascii="Segoe UI" w:hAnsi="Segoe UI" w:eastAsia="Segoe UI" w:cs="Segoe UI"/>
+            <w:b/>
+            <w:color w:val="445799"/>
+            <w:sz w:val="28"/>
+          </w:rPr>
+          <w:t xml:space="preserve">calendar_date.h</w:t>
+        </w:r>
+      </w:hyperlink>
+      <w:r>
+        <w:rPr>
+          <w:rFonts w:ascii="Times New Roman" w:hAnsi="Times New Roman" w:cs="Times New Roman"/>
+          <w:b/>
+          <w:bCs/>
+          <w:sz w:val="28"/>
+          <w:szCs w:val="28"/>
+        </w:rPr>
+      </w:r>
+      <w:r>
+        <w:rPr>
+          <w:b/>
+          <w:bCs/>
+        </w:rPr>
+      </w:r>
+    </w:p>
+    <w:p>
+      <w:pPr>
+        <w:pBdr/>
+        <w:spacing/>
+        <w:ind/>
+        <w:rPr>
+          <w:b/>
+          <w:bCs/>
+        </w:rPr>
+      </w:pPr>
+      <w:r>
+        <w:rPr>
+          <w:rFonts w:ascii="Times New Roman" w:hAnsi="Times New Roman" w:cs="Times New Roman"/>
+          <w:b/>
+          <w:bCs/>
+          <w:sz w:val="28"/>
+          <w:szCs w:val="28"/>
+        </w:rPr>
+      </w:r>
+      <w:hyperlink r:id="rId15" w:tooltip="date_array.cpp" w:history="1">
+        <w:r>
+          <w:rPr>
+            <w:rStyle w:val="899"/>
+            <w:rFonts w:ascii="Segoe UI" w:hAnsi="Segoe UI" w:eastAsia="Segoe UI" w:cs="Segoe UI"/>
+            <w:b/>
+            <w:color w:val="445799"/>
+            <w:sz w:val="28"/>
+          </w:rPr>
+          <w:t xml:space="preserve">date_array.cpp</w:t>
+        </w:r>
+      </w:hyperlink>
+      <w:r>
+        <w:rPr>
+          <w:rFonts w:ascii="Times New Roman" w:hAnsi="Times New Roman" w:cs="Times New Roman"/>
+          <w:b/>
+          <w:bCs/>
+          <w:sz w:val="28"/>
+          <w:szCs w:val="28"/>
+        </w:rPr>
+        <w:br/>
+      </w:r>
+      <w:hyperlink r:id="rId16" w:tooltip="date_array.h" w:history="1">
+        <w:r>
+          <w:rPr>
+            <w:rStyle w:val="899"/>
+            <w:rFonts w:ascii="Segoe UI" w:hAnsi="Segoe UI" w:eastAsia="Segoe UI" w:cs="Segoe UI"/>
+            <w:b/>
+            <w:color w:val="445799"/>
+            <w:sz w:val="28"/>
+          </w:rPr>
+          <w:t xml:space="preserve">date_array.h</w:t>
+        </w:r>
+      </w:hyperlink>
+      <w:r>
+        <w:rPr>
+          <w:rFonts w:ascii="Times New Roman" w:hAnsi="Times New Roman" w:cs="Times New Roman"/>
+          <w:b/>
+          <w:bCs/>
+          <w:sz w:val="28"/>
+          <w:szCs w:val="28"/>
+        </w:rPr>
+        <w:br/>
+      </w:r>
+      <w:hyperlink r:id="rId17" w:tooltip="main.cpp" w:history="1">
+        <w:r>
+          <w:rPr>
+            <w:rStyle w:val="899"/>
+            <w:rFonts w:ascii="Segoe UI" w:hAnsi="Segoe UI" w:eastAsia="Segoe UI" w:cs="Segoe UI"/>
+            <w:b/>
+            <w:color w:val="445799"/>
+            <w:sz w:val="28"/>
+          </w:rPr>
+          <w:t xml:space="preserve">main.cpp</w:t>
+        </w:r>
+      </w:hyperlink>
+      <w:r>
+        <w:rPr>
+          <w:rFonts w:ascii="Times New Roman" w:hAnsi="Times New Roman" w:cs="Times New Roman"/>
+          <w:b/>
+          <w:bCs/>
+          <w:sz w:val="28"/>
+          <w:szCs w:val="28"/>
+        </w:rPr>
+        <w:br/>
+        <w:br/>
         <w:t xml:space="preserve">Результати тестування для різних вхідних умов.</w:t>
       </w:r>
       <w:r>
@@ -8429,6 +1287,7 @@
           <w:bCs/>
         </w:rPr>
       </w:r>
+      <w:r/>
     </w:p>
     <w:p>
       <w:pPr>
@@ -8502,1331 +1361,6 @@
         <w:pBdr/>
         <w:spacing/>
         <w:ind/>
-        <w:rPr/>
-      </w:pPr>
-      <w:r>
-        <w:rPr>
-          <w:rFonts w:ascii="Times New Roman" w:hAnsi="Times New Roman" w:cs="Times New Roman"/>
-          <w:sz w:val="28"/>
-          <w:szCs w:val="28"/>
-        </w:rPr>
-      </w:r>
-      <w:r/>
-    </w:p>
-    <w:p>
-      <w:pPr>
-        <w:pBdr/>
-        <w:spacing/>
-        <w:ind/>
-        <w:rPr/>
-      </w:pPr>
-      <w:r>
-        <w:rPr>
-          <w:rFonts w:ascii="Times New Roman" w:hAnsi="Times New Roman" w:cs="Times New Roman"/>
-          <w:sz w:val="28"/>
-          <w:szCs w:val="28"/>
-        </w:rPr>
-        <w:t xml:space="preserve">----- Тест 1. Визначення дня тижня -----</w:t>
-      </w:r>
-      <w:r/>
-    </w:p>
-    <w:p>
-      <w:pPr>
-        <w:pBdr/>
-        <w:spacing/>
-        <w:ind/>
-        <w:rPr/>
-      </w:pPr>
-      <w:r>
-        <w:rPr>
-          <w:rFonts w:ascii="Times New Roman" w:hAnsi="Times New Roman" w:cs="Times New Roman"/>
-          <w:sz w:val="28"/>
-          <w:szCs w:val="28"/>
-        </w:rPr>
-        <w:t xml:space="preserve">Вхідні дані: 12–20.09.2026.</w:t>
-      </w:r>
-      <w:r/>
-    </w:p>
-    <w:p>
-      <w:pPr>
-        <w:pBdr/>
-        <w:spacing/>
-        <w:ind/>
-        <w:rPr/>
-      </w:pPr>
-      <w:r>
-        <w:rPr>
-          <w:rFonts w:ascii="Times New Roman" w:hAnsi="Times New Roman" w:cs="Times New Roman"/>
-          <w:sz w:val="28"/>
-          <w:szCs w:val="28"/>
-        </w:rPr>
-        <w:t xml:space="preserve">Вихід: Сб, Пн, Ср, Пт, Нд, Вт — відповідає календарю.</w:t>
-      </w:r>
-      <w:r/>
-    </w:p>
-    <w:p>
-      <w:pPr>
-        <w:pBdr/>
-        <w:spacing/>
-        <w:ind/>
-        <w:rPr/>
-      </w:pPr>
-      <w:r>
-        <w:rPr>
-          <w:rFonts w:ascii="Times New Roman" w:hAnsi="Times New Roman" w:cs="Times New Roman"/>
-          <w:sz w:val="28"/>
-          <w:szCs w:val="28"/>
-        </w:rPr>
-      </w:r>
-      <w:r/>
-    </w:p>
-    <w:p>
-      <w:pPr>
-        <w:pBdr/>
-        <w:spacing/>
-        <w:ind/>
-        <w:rPr/>
-      </w:pPr>
-      <w:r>
-        <w:rPr>
-          <w:rFonts w:ascii="Times New Roman" w:hAnsi="Times New Roman" w:cs="Times New Roman"/>
-          <w:sz w:val="28"/>
-          <w:szCs w:val="28"/>
-        </w:rPr>
-        <w:t xml:space="preserve">----- Тест 2. Оператор &lt;= -----</w:t>
-      </w:r>
-      <w:r/>
-    </w:p>
-    <w:p>
-      <w:pPr>
-        <w:pBdr/>
-        <w:spacing/>
-        <w:ind/>
-        <w:rPr/>
-      </w:pPr>
-      <w:r>
-        <w:rPr>
-          <w:rFonts w:ascii="Times New Roman" w:hAnsi="Times New Roman" w:cs="Times New Roman"/>
-          <w:sz w:val="28"/>
-          <w:szCs w:val="28"/>
-        </w:rPr>
-        <w:t xml:space="preserve">Пн &lt;= Пт → так; Пт &lt;= Пн → ні; Сб &lt;= Нд → так.</w:t>
-      </w:r>
-      <w:r/>
-    </w:p>
-    <w:p>
-      <w:pPr>
-        <w:pBdr/>
-        <w:spacing/>
-        <w:ind/>
-        <w:rPr/>
-      </w:pPr>
-      <w:r>
-        <w:rPr>
-          <w:rFonts w:ascii="Times New Roman" w:hAnsi="Times New Roman" w:cs="Times New Roman"/>
-          <w:sz w:val="28"/>
-          <w:szCs w:val="28"/>
-        </w:rPr>
-      </w:r>
-      <w:r/>
-    </w:p>
-    <w:p>
-      <w:pPr>
-        <w:pBdr/>
-        <w:spacing/>
-        <w:ind/>
-        <w:rPr/>
-      </w:pPr>
-      <w:r>
-        <w:rPr>
-          <w:rFonts w:ascii="Times New Roman" w:hAnsi="Times New Roman" w:cs="Times New Roman"/>
-          <w:sz w:val="28"/>
-          <w:szCs w:val="28"/>
-        </w:rPr>
-        <w:t xml:space="preserve">----- Тест 3. Оператор + -----</w:t>
-      </w:r>
-      <w:r/>
-    </w:p>
-    <w:p>
-      <w:pPr>
-        <w:pBdr/>
-        <w:spacing/>
-        <w:ind/>
-        <w:rPr/>
-      </w:pPr>
-      <w:r>
-        <w:rPr>
-          <w:rFonts w:ascii="Times New Roman" w:hAnsi="Times New Roman" w:cs="Times New Roman"/>
-          <w:sz w:val="28"/>
-          <w:szCs w:val="28"/>
-        </w:rPr>
-        <w:t xml:space="preserve">Субота + Пт → 11.09.2026 (найближча п’ятниця назад);</w:t>
-      </w:r>
-      <w:r/>
-    </w:p>
-    <w:p>
-      <w:pPr>
-        <w:pBdr/>
-        <w:spacing/>
-        <w:ind/>
-        <w:rPr/>
-      </w:pPr>
-      <w:r>
-        <w:rPr>
-          <w:rFonts w:ascii="Times New Roman" w:hAnsi="Times New Roman" w:cs="Times New Roman"/>
-          <w:sz w:val="28"/>
-          <w:szCs w:val="28"/>
-        </w:rPr>
-        <w:t xml:space="preserve">Середа + Пн → 14.09.2026; уже п’ятниця + 5 → та сама дата.</w:t>
-      </w:r>
-      <w:r/>
-    </w:p>
-    <w:p>
-      <w:pPr>
-        <w:pBdr/>
-        <w:spacing/>
-        <w:ind/>
-        <w:rPr/>
-      </w:pPr>
-      <w:r>
-        <w:rPr>
-          <w:rFonts w:ascii="Times New Roman" w:hAnsi="Times New Roman" w:cs="Times New Roman"/>
-          <w:sz w:val="28"/>
-          <w:szCs w:val="28"/>
-        </w:rPr>
-      </w:r>
-      <w:r/>
-    </w:p>
-    <w:p>
-      <w:pPr>
-        <w:pBdr/>
-        <w:spacing/>
-        <w:ind/>
-        <w:rPr/>
-      </w:pPr>
-      <w:r>
-        <w:rPr>
-          <w:rFonts w:ascii="Times New Roman" w:hAnsi="Times New Roman" w:cs="Times New Roman"/>
-          <w:sz w:val="28"/>
-          <w:szCs w:val="28"/>
-        </w:rPr>
-        <w:t xml:space="preserve">----- Тест 4. Сортування вибором -----</w:t>
-      </w:r>
-      <w:r/>
-    </w:p>
-    <w:p>
-      <w:pPr>
-        <w:pBdr/>
-        <w:spacing/>
-        <w:ind/>
-        <w:rPr/>
-      </w:pPr>
-      <w:r>
-        <w:rPr>
-          <w:rFonts w:ascii="Times New Roman" w:hAnsi="Times New Roman" w:cs="Times New Roman"/>
-          <w:sz w:val="28"/>
-          <w:szCs w:val="28"/>
-        </w:rPr>
-        <w:t xml:space="preserve">Порядок днів тижня після сортування: 1, 2, 3, 5, 6, 7 (Пн…Нд).</w:t>
-      </w:r>
-      <w:r/>
-    </w:p>
-    <w:p>
-      <w:pPr>
-        <w:pBdr/>
-        <w:spacing/>
-        <w:ind/>
-        <w:rPr/>
-      </w:pPr>
-      <w:r>
-        <w:rPr>
-          <w:rFonts w:ascii="Times New Roman" w:hAnsi="Times New Roman" w:cs="Times New Roman"/>
-          <w:sz w:val="28"/>
-          <w:szCs w:val="28"/>
-        </w:rPr>
-      </w:r>
-      <w:r/>
-    </w:p>
-    <w:p>
-      <w:pPr>
-        <w:pBdr/>
-        <w:spacing/>
-        <w:ind/>
-        <w:rPr/>
-      </w:pPr>
-      <w:r>
-        <w:rPr>
-          <w:rFonts w:ascii="Times New Roman" w:hAnsi="Times New Roman" w:cs="Times New Roman"/>
-          <w:sz w:val="28"/>
-          <w:szCs w:val="28"/>
-        </w:rPr>
-        <w:t xml:space="preserve">----- Тест 5. Найближча п’ятниця для кожної дати -----</w:t>
-      </w:r>
-      <w:r/>
-    </w:p>
-    <w:p>
-      <w:pPr>
-        <w:pBdr/>
-        <w:spacing/>
-        <w:ind/>
-        <w:rPr/>
-      </w:pPr>
-      <w:r>
-        <w:rPr>
-          <w:rFonts w:ascii="Times New Roman" w:hAnsi="Times New Roman" w:cs="Times New Roman"/>
-          <w:sz w:val="28"/>
-          <w:szCs w:val="28"/>
-        </w:rPr>
-        <w:t xml:space="preserve">Для кожної дати масиву знайдено найближчу п’ятницю (вперед або назад).</w:t>
-      </w:r>
-      <w:r/>
-    </w:p>
-    <w:p>
-      <w:pPr>
-        <w:pBdr/>
-        <w:spacing/>
-        <w:ind/>
-        <w:rPr/>
-      </w:pPr>
-      <w:r>
-        <w:rPr>
-          <w:rFonts w:ascii="Times New Roman" w:hAnsi="Times New Roman" w:cs="Times New Roman"/>
-          <w:sz w:val="28"/>
-          <w:szCs w:val="28"/>
-        </w:rPr>
-      </w:r>
-      <w:r/>
-    </w:p>
-    <w:p>
-      <w:pPr>
-        <w:pBdr/>
-        <w:spacing/>
-        <w:ind/>
-        <w:rPr/>
-      </w:pPr>
-      <w:r>
-        <w:rPr>
-          <w:rFonts w:ascii="Times New Roman" w:hAnsi="Times New Roman" w:cs="Times New Roman"/>
-          <w:sz w:val="28"/>
-          <w:szCs w:val="28"/>
-        </w:rPr>
-        <w:t xml:space="preserve">----- Тест 6. Валідація -----</w:t>
-      </w:r>
-      <w:r/>
-    </w:p>
-    <w:p>
-      <w:pPr>
-        <w:pBdr/>
-        <w:spacing/>
-        <w:ind/>
-        <w:rPr/>
-      </w:pPr>
-      <w:r>
-        <w:rPr>
-          <w:rFonts w:ascii="Times New Roman" w:hAnsi="Times New Roman" w:cs="Times New Roman"/>
-          <w:sz w:val="28"/>
-          <w:szCs w:val="28"/>
-        </w:rPr>
-        <w:t xml:space="preserve">31.2.2026 → повідомлення про помилку.</w:t>
-      </w:r>
-      <w:r/>
-    </w:p>
-    <w:p>
-      <w:pPr>
-        <w:pBdr/>
-        <w:spacing/>
-        <w:ind/>
-        <w:rPr/>
-      </w:pPr>
-      <w:r>
-        <w:rPr>
-          <w:rFonts w:ascii="Times New Roman" w:hAnsi="Times New Roman" w:cs="Times New Roman"/>
-          <w:sz w:val="28"/>
-          <w:szCs w:val="28"/>
-        </w:rPr>
-      </w:r>
-      <w:r/>
-    </w:p>
-    <w:p>
-      <w:pPr>
-        <w:pBdr/>
-        <w:spacing/>
-        <w:ind/>
-        <w:rPr/>
-      </w:pPr>
-      <w:r>
-        <w:rPr>
-          <w:rFonts w:ascii="Times New Roman" w:hAnsi="Times New Roman" w:cs="Times New Roman"/>
-          <w:sz w:val="28"/>
-          <w:szCs w:val="28"/>
-        </w:rPr>
-        <w:t xml:space="preserve">Повний вивід програми:</w:t>
-      </w:r>
-      <w:r/>
-    </w:p>
-    <w:p>
-      <w:pPr>
-        <w:pBdr/>
-        <w:spacing/>
-        <w:ind/>
-        <w:rPr/>
-      </w:pPr>
-      <w:r>
-        <w:rPr>
-          <w:rFonts w:ascii="Times New Roman" w:hAnsi="Times New Roman" w:cs="Times New Roman"/>
-          <w:sz w:val="28"/>
-          <w:szCs w:val="28"/>
-        </w:rPr>
-        <w:t xml:space="preserve">=== Лаб. №12: Перевантаження операторів (календарні дати) ===</w:t>
-      </w:r>
-      <w:r/>
-    </w:p>
-    <w:p>
-      <w:pPr>
-        <w:pBdr/>
-        <w:spacing/>
-        <w:ind/>
-        <w:rPr/>
-      </w:pPr>
-      <w:r>
-        <w:rPr>
-          <w:rFonts w:ascii="Times New Roman" w:hAnsi="Times New Roman" w:cs="Times New Roman"/>
-          <w:sz w:val="28"/>
-          <w:szCs w:val="28"/>
-        </w:rPr>
-      </w:r>
-      <w:r/>
-    </w:p>
-    <w:p>
-      <w:pPr>
-        <w:pBdr/>
-        <w:spacing/>
-        <w:ind/>
-        <w:rPr/>
-      </w:pPr>
-      <w:r>
-        <w:rPr>
-          <w:rFonts w:ascii="Times New Roman" w:hAnsi="Times New Roman" w:cs="Times New Roman"/>
-          <w:sz w:val="28"/>
-          <w:szCs w:val="28"/>
-        </w:rPr>
-        <w:t xml:space="preserve">День тижня: 1=Пн, 2=Вт, 3=Ср, 4=Чт, 5=Пт, 6=Сб, 7=Нд</w:t>
-      </w:r>
-      <w:r/>
-    </w:p>
-    <w:p>
-      <w:pPr>
-        <w:pBdr/>
-        <w:spacing/>
-        <w:ind/>
-        <w:rPr/>
-      </w:pPr>
-      <w:r>
-        <w:rPr>
-          <w:rFonts w:ascii="Times New Roman" w:hAnsi="Times New Roman" w:cs="Times New Roman"/>
-          <w:sz w:val="28"/>
-          <w:szCs w:val="28"/>
-        </w:rPr>
-      </w:r>
-      <w:r/>
-    </w:p>
-    <w:p>
-      <w:pPr>
-        <w:pBdr/>
-        <w:spacing/>
-        <w:ind/>
-        <w:rPr/>
-      </w:pPr>
-      <w:r>
-        <w:rPr>
-          <w:rFonts w:ascii="Times New Roman" w:hAnsi="Times New Roman" w:cs="Times New Roman"/>
-          <w:sz w:val="28"/>
-          <w:szCs w:val="28"/>
-        </w:rPr>
-        <w:t xml:space="preserve">1. Створення дат і перевірка дня тижня:</w:t>
-      </w:r>
-      <w:r/>
-    </w:p>
-    <w:p>
-      <w:pPr>
-        <w:pBdr/>
-        <w:spacing/>
-        <w:ind/>
-        <w:rPr/>
-      </w:pPr>
-      <w:r>
-        <w:rPr>
-          <w:rFonts w:ascii="Times New Roman" w:hAnsi="Times New Roman" w:cs="Times New Roman"/>
-          <w:sz w:val="28"/>
-          <w:szCs w:val="28"/>
-        </w:rPr>
-        <w:t xml:space="preserve">d1 = 12.09.2026 (Субота, день 6)</w:t>
-      </w:r>
-      <w:r/>
-    </w:p>
-    <w:p>
-      <w:pPr>
-        <w:pBdr/>
-        <w:spacing/>
-        <w:ind/>
-        <w:rPr/>
-      </w:pPr>
-      <w:r>
-        <w:rPr>
-          <w:rFonts w:ascii="Times New Roman" w:hAnsi="Times New Roman" w:cs="Times New Roman"/>
-          <w:sz w:val="28"/>
-          <w:szCs w:val="28"/>
-        </w:rPr>
-        <w:t xml:space="preserve">d2 = 14.09.2026 (Понеділок, день 1)</w:t>
-      </w:r>
-      <w:r/>
-    </w:p>
-    <w:p>
-      <w:pPr>
-        <w:pBdr/>
-        <w:spacing/>
-        <w:ind/>
-        <w:rPr/>
-      </w:pPr>
-      <w:r>
-        <w:rPr>
-          <w:rFonts w:ascii="Times New Roman" w:hAnsi="Times New Roman" w:cs="Times New Roman"/>
-          <w:sz w:val="28"/>
-          <w:szCs w:val="28"/>
-        </w:rPr>
-        <w:t xml:space="preserve">d3 = 16.09.2026 (Середа, день 3)</w:t>
-      </w:r>
-      <w:r/>
-    </w:p>
-    <w:p>
-      <w:pPr>
-        <w:pBdr/>
-        <w:spacing/>
-        <w:ind/>
-        <w:rPr/>
-      </w:pPr>
-      <w:r>
-        <w:rPr>
-          <w:rFonts w:ascii="Times New Roman" w:hAnsi="Times New Roman" w:cs="Times New Roman"/>
-          <w:sz w:val="28"/>
-          <w:szCs w:val="28"/>
-        </w:rPr>
-        <w:t xml:space="preserve">d4 = 18.09.2026 (П'ятниця, день 5)</w:t>
-      </w:r>
-      <w:r/>
-    </w:p>
-    <w:p>
-      <w:pPr>
-        <w:pBdr/>
-        <w:spacing/>
-        <w:ind/>
-        <w:rPr/>
-      </w:pPr>
-      <w:r>
-        <w:rPr>
-          <w:rFonts w:ascii="Times New Roman" w:hAnsi="Times New Roman" w:cs="Times New Roman"/>
-          <w:sz w:val="28"/>
-          <w:szCs w:val="28"/>
-        </w:rPr>
-        <w:t xml:space="preserve">d5 = 20.09.2026 (Неділя, день 7)</w:t>
-      </w:r>
-      <w:r/>
-    </w:p>
-    <w:p>
-      <w:pPr>
-        <w:pBdr/>
-        <w:spacing/>
-        <w:ind/>
-        <w:rPr/>
-      </w:pPr>
-      <w:r>
-        <w:rPr>
-          <w:rFonts w:ascii="Times New Roman" w:hAnsi="Times New Roman" w:cs="Times New Roman"/>
-          <w:sz w:val="28"/>
-          <w:szCs w:val="28"/>
-        </w:rPr>
-        <w:t xml:space="preserve">d6 = 15.09.2026 (Вівторок, день 2)</w:t>
-      </w:r>
-      <w:r/>
-    </w:p>
-    <w:p>
-      <w:pPr>
-        <w:pBdr/>
-        <w:spacing/>
-        <w:ind/>
-        <w:rPr/>
-      </w:pPr>
-      <w:r>
-        <w:rPr>
-          <w:rFonts w:ascii="Times New Roman" w:hAnsi="Times New Roman" w:cs="Times New Roman"/>
-          <w:sz w:val="28"/>
-          <w:szCs w:val="28"/>
-        </w:rPr>
-      </w:r>
-      <w:r/>
-    </w:p>
-    <w:p>
-      <w:pPr>
-        <w:pBdr/>
-        <w:spacing/>
-        <w:ind/>
-        <w:rPr/>
-      </w:pPr>
-      <w:r>
-        <w:rPr>
-          <w:rFonts w:ascii="Times New Roman" w:hAnsi="Times New Roman" w:cs="Times New Roman"/>
-          <w:sz w:val="28"/>
-          <w:szCs w:val="28"/>
-        </w:rPr>
-        <w:t xml:space="preserve">2. Оператор &lt;= (порівняння за днем тижня):</w:t>
-      </w:r>
-      <w:r/>
-    </w:p>
-    <w:p>
-      <w:pPr>
-        <w:pBdr/>
-        <w:spacing/>
-        <w:ind/>
-        <w:rPr/>
-      </w:pPr>
-      <w:r>
-        <w:rPr>
-          <w:rFonts w:ascii="Times New Roman" w:hAnsi="Times New Roman" w:cs="Times New Roman"/>
-          <w:sz w:val="28"/>
-          <w:szCs w:val="28"/>
-        </w:rPr>
-        <w:t xml:space="preserve">d2 &lt;= d4 ? так (Пн=1, Пт=5)</w:t>
-      </w:r>
-      <w:r/>
-    </w:p>
-    <w:p>
-      <w:pPr>
-        <w:pBdr/>
-        <w:spacing/>
-        <w:ind/>
-        <w:rPr/>
-      </w:pPr>
-      <w:r>
-        <w:rPr>
-          <w:rFonts w:ascii="Times New Roman" w:hAnsi="Times New Roman" w:cs="Times New Roman"/>
-          <w:sz w:val="28"/>
-          <w:szCs w:val="28"/>
-        </w:rPr>
-        <w:t xml:space="preserve">d4 &lt;= d2 ? ні</w:t>
-      </w:r>
-      <w:r/>
-    </w:p>
-    <w:p>
-      <w:pPr>
-        <w:pBdr/>
-        <w:spacing/>
-        <w:ind/>
-        <w:rPr/>
-      </w:pPr>
-      <w:r>
-        <w:rPr>
-          <w:rFonts w:ascii="Times New Roman" w:hAnsi="Times New Roman" w:cs="Times New Roman"/>
-          <w:sz w:val="28"/>
-          <w:szCs w:val="28"/>
-        </w:rPr>
-        <w:t xml:space="preserve">d1 &lt;= d5 ? так (Сб=6, Нд=7)</w:t>
-      </w:r>
-      <w:r/>
-    </w:p>
-    <w:p>
-      <w:pPr>
-        <w:pBdr/>
-        <w:spacing/>
-        <w:ind/>
-        <w:rPr/>
-      </w:pPr>
-      <w:r>
-        <w:rPr>
-          <w:rFonts w:ascii="Times New Roman" w:hAnsi="Times New Roman" w:cs="Times New Roman"/>
-          <w:sz w:val="28"/>
-          <w:szCs w:val="28"/>
-        </w:rPr>
-      </w:r>
-      <w:r/>
-    </w:p>
-    <w:p>
-      <w:pPr>
-        <w:pBdr/>
-        <w:spacing/>
-        <w:ind/>
-        <w:rPr/>
-      </w:pPr>
-      <w:r>
-        <w:rPr>
-          <w:rFonts w:ascii="Times New Roman" w:hAnsi="Times New Roman" w:cs="Times New Roman"/>
-          <w:sz w:val="28"/>
-          <w:szCs w:val="28"/>
-        </w:rPr>
-        <w:t xml:space="preserve">3. Оператор + (найближча дата із заданим днем тижня):</w:t>
-      </w:r>
-      <w:r/>
-    </w:p>
-    <w:p>
-      <w:pPr>
-        <w:pBdr/>
-        <w:spacing/>
-        <w:ind/>
-        <w:rPr/>
-      </w:pPr>
-      <w:r>
-        <w:rPr>
-          <w:rFonts w:ascii="Times New Roman" w:hAnsi="Times New Roman" w:cs="Times New Roman"/>
-          <w:sz w:val="28"/>
-          <w:szCs w:val="28"/>
-        </w:rPr>
-        <w:t xml:space="preserve">12.09.2026 (Субота, день 6) + 5(Пт) = 11.09.2026 (П'ятниця, день 5)</w:t>
-      </w:r>
-      <w:r/>
-    </w:p>
-    <w:p>
-      <w:pPr>
-        <w:pBdr/>
-        <w:spacing/>
-        <w:ind/>
-        <w:rPr/>
-      </w:pPr>
-      <w:r>
-        <w:rPr>
-          <w:rFonts w:ascii="Times New Roman" w:hAnsi="Times New Roman" w:cs="Times New Roman"/>
-          <w:sz w:val="28"/>
-          <w:szCs w:val="28"/>
-        </w:rPr>
-        <w:t xml:space="preserve">16.09.2026 (Середа, день 3) + d2(Пн) = 14.09.2026 (Понеділок, день 1)</w:t>
-      </w:r>
-      <w:r/>
-    </w:p>
-    <w:p>
-      <w:pPr>
-        <w:pBdr/>
-        <w:spacing/>
-        <w:ind/>
-        <w:rPr/>
-      </w:pPr>
-      <w:r>
-        <w:rPr>
-          <w:rFonts w:ascii="Times New Roman" w:hAnsi="Times New Roman" w:cs="Times New Roman"/>
-          <w:sz w:val="28"/>
-          <w:szCs w:val="28"/>
-        </w:rPr>
-        <w:t xml:space="preserve">18.09.2026 (П'ятниця, день 5) + 5(Пт) = 18.09.2026 (П'ятниця, день 5) (вже п'ятниця)</w:t>
-      </w:r>
-      <w:r/>
-    </w:p>
-    <w:p>
-      <w:pPr>
-        <w:pBdr/>
-        <w:spacing/>
-        <w:ind/>
-        <w:rPr/>
-      </w:pPr>
-      <w:r>
-        <w:rPr>
-          <w:rFonts w:ascii="Times New Roman" w:hAnsi="Times New Roman" w:cs="Times New Roman"/>
-          <w:sz w:val="28"/>
-          <w:szCs w:val="28"/>
-        </w:rPr>
-      </w:r>
-      <w:r/>
-    </w:p>
-    <w:p>
-      <w:pPr>
-        <w:pBdr/>
-        <w:spacing/>
-        <w:ind/>
-        <w:rPr/>
-      </w:pPr>
-      <w:r>
-        <w:rPr>
-          <w:rFonts w:ascii="Times New Roman" w:hAnsi="Times New Roman" w:cs="Times New Roman"/>
-          <w:sz w:val="28"/>
-          <w:szCs w:val="28"/>
-        </w:rPr>
-        <w:t xml:space="preserve">4. Масив дат (до сортування):</w:t>
-      </w:r>
-      <w:r/>
-    </w:p>
-    <w:p>
-      <w:pPr>
-        <w:pBdr/>
-        <w:spacing/>
-        <w:ind/>
-        <w:rPr/>
-      </w:pPr>
-      <w:r>
-        <w:rPr>
-          <w:rFonts w:ascii="Times New Roman" w:hAnsi="Times New Roman" w:cs="Times New Roman"/>
-          <w:sz w:val="28"/>
-          <w:szCs w:val="28"/>
-        </w:rPr>
-        <w:t xml:space="preserve">Конструктор DateArray</w:t>
-      </w:r>
-      <w:r/>
-    </w:p>
-    <w:p>
-      <w:pPr>
-        <w:pBdr/>
-        <w:spacing/>
-        <w:ind/>
-        <w:rPr/>
-      </w:pPr>
-      <w:r>
-        <w:rPr>
-          <w:rFonts w:ascii="Times New Roman" w:hAnsi="Times New Roman" w:cs="Times New Roman"/>
-          <w:sz w:val="28"/>
-          <w:szCs w:val="28"/>
-        </w:rPr>
-        <w:t xml:space="preserve">[0] 12.09.2026 (Субота, день 6)</w:t>
-      </w:r>
-      <w:r/>
-    </w:p>
-    <w:p>
-      <w:pPr>
-        <w:pBdr/>
-        <w:spacing/>
-        <w:ind/>
-        <w:rPr/>
-      </w:pPr>
-      <w:r>
-        <w:rPr>
-          <w:rFonts w:ascii="Times New Roman" w:hAnsi="Times New Roman" w:cs="Times New Roman"/>
-          <w:sz w:val="28"/>
-          <w:szCs w:val="28"/>
-        </w:rPr>
-        <w:t xml:space="preserve">[1] 14.09.2026 (Понеділок, день 1)</w:t>
-      </w:r>
-      <w:r/>
-    </w:p>
-    <w:p>
-      <w:pPr>
-        <w:pBdr/>
-        <w:spacing/>
-        <w:ind/>
-        <w:rPr/>
-      </w:pPr>
-      <w:r>
-        <w:rPr>
-          <w:rFonts w:ascii="Times New Roman" w:hAnsi="Times New Roman" w:cs="Times New Roman"/>
-          <w:sz w:val="28"/>
-          <w:szCs w:val="28"/>
-        </w:rPr>
-        <w:t xml:space="preserve">[2] 16.09.2026 (Середа, день 3)</w:t>
-      </w:r>
-      <w:r/>
-    </w:p>
-    <w:p>
-      <w:pPr>
-        <w:pBdr/>
-        <w:spacing/>
-        <w:ind/>
-        <w:rPr/>
-      </w:pPr>
-      <w:r>
-        <w:rPr>
-          <w:rFonts w:ascii="Times New Roman" w:hAnsi="Times New Roman" w:cs="Times New Roman"/>
-          <w:sz w:val="28"/>
-          <w:szCs w:val="28"/>
-        </w:rPr>
-        <w:t xml:space="preserve">[3] 18.09.2026 (П'ятниця, день 5)</w:t>
-      </w:r>
-      <w:r/>
-    </w:p>
-    <w:p>
-      <w:pPr>
-        <w:pBdr/>
-        <w:spacing/>
-        <w:ind/>
-        <w:rPr/>
-      </w:pPr>
-      <w:r>
-        <w:rPr>
-          <w:rFonts w:ascii="Times New Roman" w:hAnsi="Times New Roman" w:cs="Times New Roman"/>
-          <w:sz w:val="28"/>
-          <w:szCs w:val="28"/>
-        </w:rPr>
-        <w:t xml:space="preserve">[4] 20.09.2026 (Неділя, день 7)</w:t>
-      </w:r>
-      <w:r/>
-    </w:p>
-    <w:p>
-      <w:pPr>
-        <w:pBdr/>
-        <w:spacing/>
-        <w:ind/>
-        <w:rPr/>
-      </w:pPr>
-      <w:r>
-        <w:rPr>
-          <w:rFonts w:ascii="Times New Roman" w:hAnsi="Times New Roman" w:cs="Times New Roman"/>
-          <w:sz w:val="28"/>
-          <w:szCs w:val="28"/>
-        </w:rPr>
-        <w:t xml:space="preserve">[5] 15.09.2026 (Вівторок, день 2)</w:t>
-      </w:r>
-      <w:r/>
-    </w:p>
-    <w:p>
-      <w:pPr>
-        <w:pBdr/>
-        <w:spacing/>
-        <w:ind/>
-        <w:rPr/>
-      </w:pPr>
-      <w:r>
-        <w:rPr>
-          <w:rFonts w:ascii="Times New Roman" w:hAnsi="Times New Roman" w:cs="Times New Roman"/>
-          <w:sz w:val="28"/>
-          <w:szCs w:val="28"/>
-        </w:rPr>
-      </w:r>
-      <w:r/>
-    </w:p>
-    <w:p>
-      <w:pPr>
-        <w:pBdr/>
-        <w:spacing/>
-        <w:ind/>
-        <w:rPr/>
-      </w:pPr>
-      <w:r>
-        <w:rPr>
-          <w:rFonts w:ascii="Times New Roman" w:hAnsi="Times New Roman" w:cs="Times New Roman"/>
-          <w:sz w:val="28"/>
-          <w:szCs w:val="28"/>
-        </w:rPr>
-        <w:t xml:space="preserve">5. Сортування вибором за зростанням дня тижня:</w:t>
-      </w:r>
-      <w:r/>
-    </w:p>
-    <w:p>
-      <w:pPr>
-        <w:pBdr/>
-        <w:spacing/>
-        <w:ind/>
-        <w:rPr/>
-      </w:pPr>
-      <w:r>
-        <w:rPr>
-          <w:rFonts w:ascii="Times New Roman" w:hAnsi="Times New Roman" w:cs="Times New Roman"/>
-          <w:sz w:val="28"/>
-          <w:szCs w:val="28"/>
-        </w:rPr>
-        <w:t xml:space="preserve">[0] 14.09.2026 (Понеділок, день 1)</w:t>
-      </w:r>
-      <w:r/>
-    </w:p>
-    <w:p>
-      <w:pPr>
-        <w:pBdr/>
-        <w:spacing/>
-        <w:ind/>
-        <w:rPr/>
-      </w:pPr>
-      <w:r>
-        <w:rPr>
-          <w:rFonts w:ascii="Times New Roman" w:hAnsi="Times New Roman" w:cs="Times New Roman"/>
-          <w:sz w:val="28"/>
-          <w:szCs w:val="28"/>
-        </w:rPr>
-        <w:t xml:space="preserve">[1] 15.09.2026 (Вівторок, день 2)</w:t>
-      </w:r>
-      <w:r/>
-    </w:p>
-    <w:p>
-      <w:pPr>
-        <w:pBdr/>
-        <w:spacing/>
-        <w:ind/>
-        <w:rPr/>
-      </w:pPr>
-      <w:r>
-        <w:rPr>
-          <w:rFonts w:ascii="Times New Roman" w:hAnsi="Times New Roman" w:cs="Times New Roman"/>
-          <w:sz w:val="28"/>
-          <w:szCs w:val="28"/>
-        </w:rPr>
-        <w:t xml:space="preserve">[2] 16.09.2026 (Середа, день 3)</w:t>
-      </w:r>
-      <w:r/>
-    </w:p>
-    <w:p>
-      <w:pPr>
-        <w:pBdr/>
-        <w:spacing/>
-        <w:ind/>
-        <w:rPr/>
-      </w:pPr>
-      <w:r>
-        <w:rPr>
-          <w:rFonts w:ascii="Times New Roman" w:hAnsi="Times New Roman" w:cs="Times New Roman"/>
-          <w:sz w:val="28"/>
-          <w:szCs w:val="28"/>
-        </w:rPr>
-        <w:t xml:space="preserve">[3] 18.09.2026 (П'ятниця, день 5)</w:t>
-      </w:r>
-      <w:r/>
-    </w:p>
-    <w:p>
-      <w:pPr>
-        <w:pBdr/>
-        <w:spacing/>
-        <w:ind/>
-        <w:rPr/>
-      </w:pPr>
-      <w:r>
-        <w:rPr>
-          <w:rFonts w:ascii="Times New Roman" w:hAnsi="Times New Roman" w:cs="Times New Roman"/>
-          <w:sz w:val="28"/>
-          <w:szCs w:val="28"/>
-        </w:rPr>
-        <w:t xml:space="preserve">[4] 12.09.2026 (Субота, день 6)</w:t>
-      </w:r>
-      <w:r/>
-    </w:p>
-    <w:p>
-      <w:pPr>
-        <w:pBdr/>
-        <w:spacing/>
-        <w:ind/>
-        <w:rPr/>
-      </w:pPr>
-      <w:r>
-        <w:rPr>
-          <w:rFonts w:ascii="Times New Roman" w:hAnsi="Times New Roman" w:cs="Times New Roman"/>
-          <w:sz w:val="28"/>
-          <w:szCs w:val="28"/>
-        </w:rPr>
-        <w:t xml:space="preserve">[5] 20.09.2026 (Неділя, день 7)</w:t>
-      </w:r>
-      <w:r/>
-    </w:p>
-    <w:p>
-      <w:pPr>
-        <w:pBdr/>
-        <w:spacing/>
-        <w:ind/>
-        <w:rPr/>
-      </w:pPr>
-      <w:r>
-        <w:rPr>
-          <w:rFonts w:ascii="Times New Roman" w:hAnsi="Times New Roman" w:cs="Times New Roman"/>
-          <w:sz w:val="28"/>
-          <w:szCs w:val="28"/>
-        </w:rPr>
-      </w:r>
-      <w:r/>
-    </w:p>
-    <w:p>
-      <w:pPr>
-        <w:pBdr/>
-        <w:spacing/>
-        <w:ind/>
-        <w:rPr/>
-      </w:pPr>
-      <w:r>
-        <w:rPr>
-          <w:rFonts w:ascii="Times New Roman" w:hAnsi="Times New Roman" w:cs="Times New Roman"/>
-          <w:sz w:val="28"/>
-          <w:szCs w:val="28"/>
-        </w:rPr>
-        <w:t xml:space="preserve">6. Для кожної дати — найближча п'ятниця (день 5):</w:t>
-      </w:r>
-      <w:r/>
-    </w:p>
-    <w:p>
-      <w:pPr>
-        <w:pBdr/>
-        <w:spacing/>
-        <w:ind/>
-        <w:rPr/>
-      </w:pPr>
-      <w:r>
-        <w:rPr>
-          <w:rFonts w:ascii="Times New Roman" w:hAnsi="Times New Roman" w:cs="Times New Roman"/>
-          <w:sz w:val="28"/>
-          <w:szCs w:val="28"/>
-        </w:rPr>
-        <w:t xml:space="preserve">[0] від 14.09.2026 (Понеділок, день 1) -&gt; найближчий день 5: 11.09.2026 (П'ятниця, день 5)</w:t>
-      </w:r>
-      <w:r/>
-    </w:p>
-    <w:p>
-      <w:pPr>
-        <w:pBdr/>
-        <w:spacing/>
-        <w:ind/>
-        <w:rPr/>
-      </w:pPr>
-      <w:r>
-        <w:rPr>
-          <w:rFonts w:ascii="Times New Roman" w:hAnsi="Times New Roman" w:cs="Times New Roman"/>
-          <w:sz w:val="28"/>
-          <w:szCs w:val="28"/>
-        </w:rPr>
-        <w:t xml:space="preserve">[1] від 15.09.2026 (Вівторок, день 2) -&gt; найближчий день 5: 18.09.2026 (П'ятниця, день 5)</w:t>
-      </w:r>
-      <w:r/>
-    </w:p>
-    <w:p>
-      <w:pPr>
-        <w:pBdr/>
-        <w:spacing/>
-        <w:ind/>
-        <w:rPr/>
-      </w:pPr>
-      <w:r>
-        <w:rPr>
-          <w:rFonts w:ascii="Times New Roman" w:hAnsi="Times New Roman" w:cs="Times New Roman"/>
-          <w:sz w:val="28"/>
-          <w:szCs w:val="28"/>
-        </w:rPr>
-        <w:t xml:space="preserve">[2] від 16.09.2026 (Середа, день 3) -&gt; найближчий день 5: 18.09.2026 (П'ятниця, день 5)</w:t>
-      </w:r>
-      <w:r/>
-    </w:p>
-    <w:p>
-      <w:pPr>
-        <w:pBdr/>
-        <w:spacing/>
-        <w:ind/>
-        <w:rPr/>
-      </w:pPr>
-      <w:r>
-        <w:rPr>
-          <w:rFonts w:ascii="Times New Roman" w:hAnsi="Times New Roman" w:cs="Times New Roman"/>
-          <w:sz w:val="28"/>
-          <w:szCs w:val="28"/>
-        </w:rPr>
-        <w:t xml:space="preserve">[3] від 18.09.2026 (П'ятниця, день 5) -&gt; найближчий день 5: 18.09.2026 (П'ятниця, день 5)</w:t>
-      </w:r>
-      <w:r/>
-    </w:p>
-    <w:p>
-      <w:pPr>
-        <w:pBdr/>
-        <w:spacing/>
-        <w:ind/>
-        <w:rPr/>
-      </w:pPr>
-      <w:r>
-        <w:rPr>
-          <w:rFonts w:ascii="Times New Roman" w:hAnsi="Times New Roman" w:cs="Times New Roman"/>
-          <w:sz w:val="28"/>
-          <w:szCs w:val="28"/>
-        </w:rPr>
-        <w:t xml:space="preserve">[4] від 12.09.2026 (Субота, день 6) -&gt; найближчий день 5: 11.09.2026 (П'ятниця, день 5)</w:t>
-      </w:r>
-      <w:r/>
-    </w:p>
-    <w:p>
-      <w:pPr>
-        <w:pBdr/>
-        <w:spacing/>
-        <w:ind/>
-        <w:rPr/>
-      </w:pPr>
-      <w:r>
-        <w:rPr>
-          <w:rFonts w:ascii="Times New Roman" w:hAnsi="Times New Roman" w:cs="Times New Roman"/>
-          <w:sz w:val="28"/>
-          <w:szCs w:val="28"/>
-        </w:rPr>
-        <w:t xml:space="preserve">[5] від 20.09.2026 (Неділя, день 7) -&gt; найближчий день 5: 18.09.2026 (П'ятниця, день 5)</w:t>
-      </w:r>
-      <w:r/>
-    </w:p>
-    <w:p>
-      <w:pPr>
-        <w:pBdr/>
-        <w:spacing/>
-        <w:ind/>
-        <w:rPr/>
-      </w:pPr>
-      <w:r>
-        <w:rPr>
-          <w:rFonts w:ascii="Times New Roman" w:hAnsi="Times New Roman" w:cs="Times New Roman"/>
-          <w:sz w:val="28"/>
-          <w:szCs w:val="28"/>
-        </w:rPr>
-      </w:r>
-      <w:r/>
-    </w:p>
-    <w:p>
-      <w:pPr>
-        <w:pBdr/>
-        <w:spacing/>
-        <w:ind/>
-        <w:rPr/>
-      </w:pPr>
-      <w:r>
-        <w:rPr>
-          <w:rFonts w:ascii="Times New Roman" w:hAnsi="Times New Roman" w:cs="Times New Roman"/>
-          <w:sz w:val="28"/>
-          <w:szCs w:val="28"/>
-        </w:rPr>
-        <w:t xml:space="preserve">7. Валідація некоректної дати:</w:t>
-      </w:r>
-      <w:r/>
-    </w:p>
-    <w:p>
-      <w:pPr>
-        <w:pBdr/>
-        <w:spacing/>
-        <w:ind/>
-        <w:rPr/>
-      </w:pPr>
-      <w:r>
-        <w:rPr>
-          <w:rFonts w:ascii="Times New Roman" w:hAnsi="Times New Roman" w:cs="Times New Roman"/>
-          <w:sz w:val="28"/>
-          <w:szCs w:val="28"/>
-        </w:rPr>
-        <w:t xml:space="preserve">Помилка: некоректна дата 31.2.2026!</w:t>
-      </w:r>
-      <w:r/>
-    </w:p>
-    <w:p>
-      <w:pPr>
-        <w:pBdr/>
-        <w:spacing/>
-        <w:ind/>
-        <w:rPr/>
-      </w:pPr>
-      <w:r>
-        <w:rPr>
-          <w:rFonts w:ascii="Times New Roman" w:hAnsi="Times New Roman" w:cs="Times New Roman"/>
-          <w:sz w:val="28"/>
-          <w:szCs w:val="28"/>
-        </w:rPr>
-      </w:r>
-      <w:r/>
-    </w:p>
-    <w:p>
-      <w:pPr>
-        <w:pBdr/>
-        <w:spacing/>
-        <w:ind/>
-        <w:rPr/>
-      </w:pPr>
-      <w:r>
-        <w:rPr>
-          <w:rFonts w:ascii="Times New Roman" w:hAnsi="Times New Roman" w:cs="Times New Roman"/>
-          <w:sz w:val="28"/>
-          <w:szCs w:val="28"/>
-        </w:rPr>
-        <w:t xml:space="preserve">8. Доступ через operator[]:</w:t>
-      </w:r>
-      <w:r/>
-    </w:p>
-    <w:p>
-      <w:pPr>
-        <w:pBdr/>
-        <w:spacing/>
-        <w:ind/>
-        <w:rPr/>
-      </w:pPr>
-      <w:r>
-        <w:rPr>
-          <w:rFonts w:ascii="Times New Roman" w:hAnsi="Times New Roman" w:cs="Times New Roman"/>
-          <w:sz w:val="28"/>
-          <w:szCs w:val="28"/>
-        </w:rPr>
-        <w:t xml:space="preserve">arr[0] = 14.09.2026 (Понеділок, день 1)</w:t>
-      </w:r>
-      <w:r/>
-    </w:p>
-    <w:p>
-      <w:pPr>
-        <w:pBdr/>
-        <w:spacing/>
-        <w:ind/>
-        <w:rPr/>
-      </w:pPr>
-      <w:r>
-        <w:rPr>
-          <w:rFonts w:ascii="Times New Roman" w:hAnsi="Times New Roman" w:cs="Times New Roman"/>
-          <w:sz w:val="28"/>
-          <w:szCs w:val="28"/>
-        </w:rPr>
-        <w:t xml:space="preserve">після зміни arr[0] = 01.09.2026 (Вівторок, день 2)</w:t>
-      </w:r>
-      <w:r/>
-    </w:p>
-    <w:p>
-      <w:pPr>
-        <w:pBdr/>
-        <w:spacing/>
-        <w:ind/>
-        <w:rPr/>
-      </w:pPr>
-      <w:r>
-        <w:rPr>
-          <w:rFonts w:ascii="Times New Roman" w:hAnsi="Times New Roman" w:cs="Times New Roman"/>
-          <w:sz w:val="28"/>
-          <w:szCs w:val="28"/>
-        </w:rPr>
-      </w:r>
-      <w:r/>
-    </w:p>
-    <w:p>
-      <w:pPr>
-        <w:pBdr/>
-        <w:spacing/>
-        <w:ind/>
-        <w:rPr/>
-      </w:pPr>
-      <w:r>
-        <w:rPr>
-          <w:rFonts w:ascii="Times New Roman" w:hAnsi="Times New Roman" w:cs="Times New Roman"/>
-          <w:sz w:val="28"/>
-          <w:szCs w:val="28"/>
-        </w:rPr>
-        <w:t xml:space="preserve">=== Кінець програми ===</w:t>
-      </w:r>
-      <w:r/>
-    </w:p>
-    <w:p>
-      <w:pPr>
-        <w:pBdr/>
-        <w:spacing/>
-        <w:ind/>
-        <w:rPr/>
-      </w:pPr>
-      <w:r>
-        <w:rPr>
-          <w:rFonts w:ascii="Times New Roman" w:hAnsi="Times New Roman" w:cs="Times New Roman"/>
-          <w:sz w:val="28"/>
-          <w:szCs w:val="28"/>
-        </w:rPr>
-        <w:t xml:space="preserve">Деструктор DateArray</w:t>
-      </w:r>
-      <w:r/>
-    </w:p>
-    <w:p>
-      <w:pPr>
-        <w:pBdr/>
-        <w:spacing/>
-        <w:ind/>
-        <w:rPr/>
-      </w:pPr>
-      <w:r>
-        <w:rPr>
-          <w:rFonts w:ascii="Times New Roman" w:hAnsi="Times New Roman" w:cs="Times New Roman"/>
-          <w:sz w:val="28"/>
-          <w:szCs w:val="28"/>
-        </w:rPr>
-      </w:r>
-      <w:r/>
-    </w:p>
-    <w:p>
-      <w:pPr>
-        <w:pBdr/>
-        <w:spacing/>
-        <w:ind/>
         <w:rPr>
           <w:b/>
           <w:bCs/>
@@ -9840,7 +1374,93 @@
           <w:sz w:val="28"/>
           <w:szCs w:val="28"/>
         </w:rPr>
+      </w:r>
+      <w:r>
+        <mc:AlternateContent>
+          <mc:Choice Requires="wpg">
+            <w:drawing>
+              <wp:inline xmlns:wp="http://schemas.openxmlformats.org/drawingml/2006/wordprocessingDrawing" distT="0" distB="0" distL="0" distR="0">
+                <wp:extent cx="6120765" cy="5696310"/>
+                <wp:effectExtent l="0" t="0" r="0" b="0"/>
+                <wp:docPr id="3" name=""/>
+                <wp:cNvGraphicFramePr>
+                  <a:graphicFrameLocks xmlns:a="http://schemas.openxmlformats.org/drawingml/2006/main" noChangeAspect="1"/>
+                </wp:cNvGraphicFramePr>
+                <a:graphic xmlns:a="http://schemas.openxmlformats.org/drawingml/2006/main">
+                  <a:graphicData uri="http://schemas.openxmlformats.org/drawingml/2006/picture">
+                    <pic:pic xmlns:pic="http://schemas.openxmlformats.org/drawingml/2006/picture">
+                      <pic:nvPicPr>
+                        <pic:cNvPr id="642275977" name=""/>
+                        <pic:cNvPicPr>
+                          <a:picLocks noChangeAspect="1"/>
+                        </pic:cNvPicPr>
+                        <pic:nvPr/>
+                      </pic:nvPicPr>
+                      <pic:blipFill rotWithShape="1">
+                        <a:blip r:embed="rId18"/>
+                        <a:stretch/>
+                      </pic:blipFill>
+                      <pic:spPr bwMode="auto">
+                        <a:xfrm>
+                          <a:off x="0" y="0"/>
+                          <a:ext cx="6120765" cy="5696309"/>
+                        </a:xfrm>
+                        <a:prstGeom prst="rect">
+                          <a:avLst/>
+                        </a:prstGeom>
+                      </pic:spPr>
+                    </pic:pic>
+                  </a:graphicData>
+                </a:graphic>
+              </wp:inline>
+            </w:drawing>
+          </mc:Choice>
+          <mc:Fallback>
+            <w:pict>
+              <v:shapetype id="_x0000_t75" coordsize="21600,21600" o:spt="75" o:preferrelative="t" path="m@4@5l@4@11@9@11@9@5xe" filled="f" stroked="f">
+                <v:stroke joinstyle="miter"/>
+                <v:formulas>
+                  <v:f eqn="if lineDrawn pixelLineWidth 0"/>
+                  <v:f eqn="sum @0 1 0"/>
+                  <v:f eqn="sum 0 0 @1"/>
+                  <v:f eqn="prod @2 1 2"/>
+                  <v:f eqn="prod @3 21600 pixelWidth"/>
+                  <v:f eqn="prod @3 21600 pixelHeight"/>
+                  <v:f eqn="sum @0 0 1"/>
+                  <v:f eqn="prod @6 1 2"/>
+                  <v:f eqn="prod @7 21600 pixelWidth"/>
+                  <v:f eqn="sum @8 21600 0"/>
+                  <v:f eqn="prod @7 21600 pixelHeight"/>
+                  <v:f eqn="sum @10 21600 0"/>
+                </v:formulas>
+                <v:path o:extrusionok="f" gradientshapeok="t" o:connecttype="rect"/>
+                <o:lock v:ext="edit" aspectratio="t"/>
+              </v:shapetype>
+              <v:shape id="_x0000_i2" o:spid="_x0000_s2" type="#_x0000_t75" style="width:481.95pt;height:448.53pt;mso-wrap-distance-left:0.00pt;mso-wrap-distance-top:0.00pt;mso-wrap-distance-right:0.00pt;mso-wrap-distance-bottom:0.00pt;z-index:1;" stroked="false">
+                <v:imagedata r:id="rId18" o:title=""/>
+                <o:lock v:ext="edit" rotation="t"/>
+              </v:shape>
+            </w:pict>
+          </mc:Fallback>
+        </mc:AlternateContent>
+      </w:r>
+      <w:r>
+        <w:rPr>
+          <w:rFonts w:ascii="Times New Roman" w:hAnsi="Times New Roman" w:cs="Times New Roman"/>
+          <w:b/>
+          <w:bCs/>
+          <w:sz w:val="28"/>
+          <w:szCs w:val="28"/>
+        </w:rPr>
+        <w:br/>
+        <w:br/>
         <w:t xml:space="preserve">Висновок:</w:t>
+      </w:r>
+      <w:r>
+        <w:rPr>
+          <w:b/>
+          <w:bCs/>
+        </w:rPr>
       </w:r>
       <w:r>
         <w:rPr>
@@ -10049,7 +1669,6 @@
         </w:rPr>
         <w:t xml:space="preserve">компілятор g++ (GCC), стандартна бібліотека C++ (iostream, string).</w:t>
       </w:r>
-      <w:r/>
       <w:r>
         <w:rPr>
           <w:rFonts w:ascii="Times New Roman" w:hAnsi="Times New Roman" w:cs="Times New Roman"/>
@@ -10057,7 +1676,6 @@
           <w:szCs w:val="28"/>
         </w:rPr>
       </w:r>
-      <w:r/>
       <w:r/>
     </w:p>
     <w:sectPr>

--- a/L_12/Звіт 12 В. Стахнюк.docx
+++ b/L_12/Звіт 12 В. Стахнюк.docx
@@ -102,81 +102,10 @@
       <w:r>
         <w:rPr>
           <w:rFonts w:ascii="Times New Roman" w:hAnsi="Times New Roman" w:cs="Times New Roman"/>
-          <w:sz w:val="32"/>
-          <w:szCs w:val="32"/>
-        </w:rPr>
-      </w:r>
-    </w:p>
-    <w:p>
-      <w:pPr>
-        <w:pBdr/>
-        <w:spacing w:line="360" w:lineRule="auto"/>
-        <w:ind/>
-        <w:jc w:val="center"/>
-        <w:rPr>
-          <w:rFonts w:ascii="Times New Roman" w:hAnsi="Times New Roman" w:cs="Times New Roman"/>
-          <w:b/>
-          <w:bCs/>
-          <w:sz w:val="32"/>
-          <w:szCs w:val="32"/>
-        </w:rPr>
-      </w:pPr>
-      <w:r>
-        <w:rPr>
-          <w:rFonts w:ascii="Times New Roman" w:hAnsi="Times New Roman" w:cs="Times New Roman"/>
-          <w:sz w:val="32"/>
-          <w:szCs w:val="32"/>
-        </w:rPr>
-        <w:t xml:space="preserve">Кафедра радіоелектронних пристроїв</w:t>
-      </w:r>
-      <w:r>
-        <w:rPr>
-          <w:rFonts w:ascii="Times New Roman" w:hAnsi="Times New Roman" w:cs="Times New Roman"/>
-          <w:b/>
-          <w:bCs/>
-          <w:sz w:val="32"/>
-          <w:szCs w:val="32"/>
-        </w:rPr>
-        <w:t xml:space="preserve"> </w:t>
-      </w:r>
-      <w:r>
-        <w:rPr>
-          <w:rFonts w:ascii="Times New Roman" w:hAnsi="Times New Roman" w:cs="Times New Roman"/>
-          <w:sz w:val="32"/>
-          <w:szCs w:val="32"/>
-        </w:rPr>
-        <w:t xml:space="preserve">та систем</w:t>
-      </w:r>
-      <w:r>
-        <w:rPr>
-          <w:rFonts w:ascii="Times New Roman" w:hAnsi="Times New Roman" w:cs="Times New Roman"/>
-          <w:b/>
-          <w:bCs/>
-          <w:sz w:val="32"/>
-          <w:szCs w:val="32"/>
-        </w:rPr>
-      </w:r>
-      <w:r>
-        <w:rPr>
-          <w:rFonts w:ascii="Times New Roman" w:hAnsi="Times New Roman" w:cs="Times New Roman"/>
-          <w:b/>
-          <w:bCs/>
-          <w:sz w:val="32"/>
-          <w:szCs w:val="32"/>
-        </w:rPr>
-      </w:r>
-    </w:p>
-    <w:p>
-      <w:pPr>
-        <w:pBdr/>
-        <w:spacing/>
-        <w:ind/>
-        <w:rPr>
-          <w:rFonts w:ascii="Times New Roman" w:hAnsi="Times New Roman" w:cs="Times New Roman"/>
           <w:sz w:val="28"/>
           <w:szCs w:val="28"/>
         </w:rPr>
-      </w:pPr>
+      </w:r>
       <w:r>
         <w:rPr>
           <w:rFonts w:ascii="Times New Roman" w:hAnsi="Times New Roman" w:cs="Times New Roman"/>
@@ -194,8 +123,8 @@
       <w:r>
         <w:rPr>
           <w:rFonts w:ascii="Times New Roman" w:hAnsi="Times New Roman" w:cs="Times New Roman"/>
-          <w:sz w:val="28"/>
-          <w:szCs w:val="28"/>
+          <w:sz w:val="32"/>
+          <w:szCs w:val="32"/>
         </w:rPr>
       </w:r>
     </w:p>
@@ -1052,14 +981,13 @@
       <w:r>
         <w:rPr>
           <w:rFonts w:ascii="Times New Roman" w:hAnsi="Times New Roman" w:eastAsia="Times New Roman" w:cs="Times New Roman"/>
-          <w:b/>
           <w:sz w:val="28"/>
           <w:szCs w:val="28"/>
         </w:rPr>
       </w:r>
       <w:r>
         <w:rPr>
-          <w:rFonts w:ascii="Times New Roman" w:hAnsi="Times New Roman" w:eastAsia="Times New Roman" w:cs="Times New Roman"/>
+          <w:rFonts w:ascii="Times New Roman" w:hAnsi="Times New Roman" w:cs="Times New Roman"/>
           <w:sz w:val="28"/>
           <w:szCs w:val="28"/>
         </w:rPr>
@@ -1073,8 +1001,6 @@
         <w:jc w:val="center"/>
         <w:rPr/>
       </w:pPr>
-      <w:r/>
-      <w:r/>
       <w:r/>
       <w:r/>
     </w:p>
@@ -1180,17 +1106,17 @@
       </w:hyperlink>
       <w:r>
         <w:rPr>
+          <w:b/>
+          <w:bCs/>
+        </w:rPr>
+      </w:r>
+      <w:r>
+        <w:rPr>
           <w:rFonts w:ascii="Times New Roman" w:hAnsi="Times New Roman" w:cs="Times New Roman"/>
           <w:b/>
           <w:bCs/>
           <w:sz w:val="28"/>
           <w:szCs w:val="28"/>
-        </w:rPr>
-      </w:r>
-      <w:r>
-        <w:rPr>
-          <w:b/>
-          <w:bCs/>
         </w:rPr>
       </w:r>
     </w:p>
@@ -1287,7 +1213,12 @@
           <w:bCs/>
         </w:rPr>
       </w:r>
-      <w:r/>
+      <w:r>
+        <w:rPr>
+          <w:b/>
+          <w:bCs/>
+        </w:rPr>
+      </w:r>
     </w:p>
     <w:p>
       <w:pPr>
